--- a/Procedure/Guida_PalCompose.docx
+++ b/Procedure/Guida_PalCompose.docx
@@ -265,7 +265,7 @@
     <w:p>
       <w:pPr>
         <w:keepNext/>
-        <w:spacing w:after="80"/>
+        <w:spacing w:after="80" w:before="240"/>
         <w:jc w:val="center"/>
       </w:pPr>
       <w:r>
@@ -409,7 +409,7 @@
     <w:p>
       <w:pPr>
         <w:keepNext/>
-        <w:spacing w:after="80"/>
+        <w:spacing w:after="80" w:before="240"/>
         <w:jc w:val="center"/>
       </w:pPr>
       <w:r>
@@ -484,7 +484,7 @@
     <w:p>
       <w:pPr>
         <w:keepNext/>
-        <w:spacing w:after="80"/>
+        <w:spacing w:after="80" w:before="240"/>
         <w:jc w:val="center"/>
       </w:pPr>
       <w:r>
@@ -604,7 +604,7 @@
     <w:p>
       <w:pPr>
         <w:keepNext/>
-        <w:spacing w:after="80"/>
+        <w:spacing w:after="80" w:before="240"/>
         <w:jc w:val="center"/>
       </w:pPr>
       <w:r>
@@ -670,7 +670,7 @@
     <w:p>
       <w:pPr>
         <w:keepNext/>
-        <w:spacing w:after="80"/>
+        <w:spacing w:after="80" w:before="240"/>
         <w:jc w:val="center"/>
       </w:pPr>
       <w:r>
@@ -719,7 +719,7 @@
     <w:p>
       <w:pPr>
         <w:keepNext/>
-        <w:spacing w:after="80"/>
+        <w:spacing w:after="80" w:before="240"/>
         <w:jc w:val="center"/>
       </w:pPr>
       <w:r>
@@ -760,7 +760,7 @@
     <w:p>
       <w:pPr>
         <w:keepNext/>
-        <w:spacing w:after="80"/>
+        <w:spacing w:after="80" w:before="240"/>
         <w:jc w:val="center"/>
       </w:pPr>
       <w:r>
@@ -801,7 +801,7 @@
     <w:p>
       <w:pPr>
         <w:keepNext/>
-        <w:spacing w:after="80"/>
+        <w:spacing w:after="80" w:before="240"/>
         <w:jc w:val="center"/>
       </w:pPr>
       <w:r>
@@ -961,7 +961,7 @@
     <w:p>
       <w:pPr>
         <w:keepNext/>
-        <w:spacing w:after="80"/>
+        <w:spacing w:after="80" w:before="240"/>
         <w:jc w:val="center"/>
       </w:pPr>
       <w:r>
@@ -1030,7 +1030,7 @@
     <w:p>
       <w:pPr>
         <w:keepNext/>
-        <w:spacing w:after="80"/>
+        <w:spacing w:after="80" w:before="240"/>
         <w:jc w:val="center"/>
       </w:pPr>
       <w:r>
@@ -1200,7 +1200,7 @@
     <w:p>
       <w:pPr>
         <w:keepNext/>
-        <w:spacing w:after="80"/>
+        <w:spacing w:after="80" w:before="240"/>
         <w:jc w:val="center"/>
       </w:pPr>
       <w:r>
@@ -1241,7 +1241,7 @@
     <w:p>
       <w:pPr>
         <w:keepNext/>
-        <w:spacing w:after="80"/>
+        <w:spacing w:after="80" w:before="240"/>
         <w:jc w:val="center"/>
       </w:pPr>
       <w:r>
@@ -1282,7 +1282,7 @@
     <w:p>
       <w:pPr>
         <w:keepNext/>
-        <w:spacing w:after="80"/>
+        <w:spacing w:after="80" w:before="240"/>
         <w:jc w:val="center"/>
       </w:pPr>
       <w:r>
@@ -1323,7 +1323,7 @@
     <w:p>
       <w:pPr>
         <w:keepNext/>
-        <w:spacing w:after="80"/>
+        <w:spacing w:after="80" w:before="240"/>
         <w:jc w:val="center"/>
       </w:pPr>
       <w:r>
@@ -1376,7 +1376,7 @@
     <w:p>
       <w:pPr>
         <w:keepNext/>
-        <w:spacing w:after="80"/>
+        <w:spacing w:after="80" w:before="240"/>
         <w:jc w:val="center"/>
       </w:pPr>
       <w:r>
@@ -1417,7 +1417,7 @@
     <w:p>
       <w:pPr>
         <w:keepNext/>
-        <w:spacing w:after="80"/>
+        <w:spacing w:after="80" w:before="240"/>
         <w:jc w:val="center"/>
       </w:pPr>
       <w:r>
@@ -1458,7 +1458,7 @@
     <w:p>
       <w:pPr>
         <w:keepNext/>
-        <w:spacing w:after="80"/>
+        <w:spacing w:after="80" w:before="240"/>
         <w:jc w:val="center"/>
       </w:pPr>
       <w:r>
@@ -1513,7 +1513,7 @@
     <w:p>
       <w:pPr>
         <w:keepNext/>
-        <w:spacing w:after="80"/>
+        <w:spacing w:after="80" w:before="240"/>
         <w:jc w:val="center"/>
       </w:pPr>
       <w:r>
@@ -1588,7 +1588,7 @@
     <w:p>
       <w:pPr>
         <w:keepNext/>
-        <w:spacing w:after="80"/>
+        <w:spacing w:after="80" w:before="240"/>
         <w:jc w:val="center"/>
       </w:pPr>
       <w:r>
@@ -1649,7 +1649,7 @@
     <w:p>
       <w:pPr>
         <w:keepNext/>
-        <w:spacing w:after="80"/>
+        <w:spacing w:after="80" w:before="240"/>
         <w:jc w:val="center"/>
       </w:pPr>
       <w:r>
@@ -1690,7 +1690,7 @@
     <w:p>
       <w:pPr>
         <w:keepNext/>
-        <w:spacing w:after="80"/>
+        <w:spacing w:after="80" w:before="240"/>
         <w:jc w:val="center"/>
       </w:pPr>
       <w:r>
@@ -1756,7 +1756,7 @@
     <w:p>
       <w:pPr>
         <w:keepNext/>
-        <w:spacing w:after="80"/>
+        <w:spacing w:after="80" w:before="240"/>
         <w:jc w:val="center"/>
       </w:pPr>
       <w:r>
@@ -1819,7 +1819,7 @@
     <w:p>
       <w:pPr>
         <w:keepNext/>
-        <w:spacing w:after="80"/>
+        <w:spacing w:after="80" w:before="240"/>
         <w:jc w:val="center"/>
       </w:pPr>
       <w:r>
@@ -1888,7 +1888,7 @@
     <w:p>
       <w:pPr>
         <w:keepNext/>
-        <w:spacing w:after="80"/>
+        <w:spacing w:after="80" w:before="240"/>
         <w:jc w:val="center"/>
       </w:pPr>
       <w:r>
@@ -1957,7 +1957,7 @@
     <w:p>
       <w:pPr>
         <w:keepNext/>
-        <w:spacing w:after="80"/>
+        <w:spacing w:after="80" w:before="240"/>
         <w:jc w:val="center"/>
       </w:pPr>
       <w:r>
@@ -2114,7 +2114,7 @@
     <w:p>
       <w:pPr>
         <w:keepNext/>
-        <w:spacing w:after="80"/>
+        <w:spacing w:after="80" w:before="240"/>
         <w:jc w:val="center"/>
       </w:pPr>
       <w:r>
@@ -2169,7 +2169,7 @@
     <w:p>
       <w:pPr>
         <w:keepNext/>
-        <w:spacing w:after="80"/>
+        <w:spacing w:after="80" w:before="240"/>
         <w:jc w:val="center"/>
       </w:pPr>
       <w:r>
@@ -2230,7 +2230,7 @@
     <w:p>
       <w:pPr>
         <w:keepNext/>
-        <w:spacing w:after="80"/>
+        <w:spacing w:after="80" w:before="240"/>
         <w:jc w:val="center"/>
       </w:pPr>
       <w:r>
@@ -2305,7 +2305,7 @@
     <w:p>
       <w:pPr>
         <w:keepNext/>
-        <w:spacing w:after="80"/>
+        <w:spacing w:after="80" w:before="240"/>
         <w:jc w:val="center"/>
       </w:pPr>
       <w:r>
@@ -2392,7 +2392,7 @@
     <w:p>
       <w:pPr>
         <w:keepNext/>
-        <w:spacing w:after="80"/>
+        <w:spacing w:after="80" w:before="240"/>
         <w:jc w:val="center"/>
       </w:pPr>
       <w:r>
@@ -2443,7 +2443,7 @@
     <w:p>
       <w:pPr>
         <w:keepNext/>
-        <w:spacing w:after="80"/>
+        <w:spacing w:after="80" w:before="240"/>
         <w:jc w:val="center"/>
       </w:pPr>
       <w:r>
@@ -2498,7 +2498,7 @@
     <w:p>
       <w:pPr>
         <w:keepNext/>
-        <w:spacing w:after="80"/>
+        <w:spacing w:after="80" w:before="240"/>
         <w:jc w:val="center"/>
       </w:pPr>
       <w:r>
@@ -2563,7 +2563,7 @@
     <w:p>
       <w:pPr>
         <w:keepNext/>
-        <w:spacing w:after="80"/>
+        <w:spacing w:after="80" w:before="240"/>
         <w:jc w:val="center"/>
       </w:pPr>
       <w:r>
@@ -2624,7 +2624,7 @@
     <w:p>
       <w:pPr>
         <w:keepNext/>
-        <w:spacing w:after="80"/>
+        <w:spacing w:after="80" w:before="240"/>
         <w:jc w:val="center"/>
       </w:pPr>
       <w:r>
@@ -2679,7 +2679,7 @@
     <w:p>
       <w:pPr>
         <w:keepNext/>
-        <w:spacing w:after="80"/>
+        <w:spacing w:after="80" w:before="240"/>
         <w:jc w:val="center"/>
       </w:pPr>
       <w:r>
@@ -2768,7 +2768,7 @@
     <w:p>
       <w:pPr>
         <w:keepNext/>
-        <w:spacing w:after="80"/>
+        <w:spacing w:after="80" w:before="240"/>
         <w:jc w:val="center"/>
       </w:pPr>
       <w:r>
@@ -2809,7 +2809,7 @@
     <w:p>
       <w:pPr>
         <w:keepNext/>
-        <w:spacing w:after="80"/>
+        <w:spacing w:after="80" w:before="240"/>
         <w:jc w:val="center"/>
       </w:pPr>
       <w:r>
@@ -2850,7 +2850,7 @@
     <w:p>
       <w:pPr>
         <w:keepNext/>
-        <w:spacing w:after="80"/>
+        <w:spacing w:after="80" w:before="240"/>
         <w:jc w:val="center"/>
       </w:pPr>
       <w:r>
@@ -2891,7 +2891,7 @@
     <w:p>
       <w:pPr>
         <w:keepNext/>
-        <w:spacing w:after="80"/>
+        <w:spacing w:after="80" w:before="240"/>
         <w:jc w:val="center"/>
       </w:pPr>
       <w:r>
@@ -2960,7 +2960,7 @@
     <w:p>
       <w:pPr>
         <w:keepNext/>
-        <w:spacing w:after="80"/>
+        <w:spacing w:after="80" w:before="240"/>
         <w:jc w:val="center"/>
       </w:pPr>
       <w:r>
@@ -3021,7 +3021,7 @@
     <w:p>
       <w:pPr>
         <w:keepNext/>
-        <w:spacing w:after="80"/>
+        <w:spacing w:after="80" w:before="240"/>
         <w:jc w:val="center"/>
       </w:pPr>
       <w:r>
@@ -3084,7 +3084,7 @@
     <w:p>
       <w:pPr>
         <w:keepNext/>
-        <w:spacing w:after="80"/>
+        <w:spacing w:after="80" w:before="240"/>
         <w:jc w:val="center"/>
       </w:pPr>
       <w:r>
@@ -3139,7 +3139,7 @@
     <w:p>
       <w:pPr>
         <w:keepNext/>
-        <w:spacing w:after="80"/>
+        <w:spacing w:after="80" w:before="240"/>
         <w:jc w:val="center"/>
       </w:pPr>
       <w:r>
@@ -3313,7 +3313,7 @@
     <w:p>
       <w:pPr>
         <w:keepNext/>
-        <w:spacing w:after="80"/>
+        <w:spacing w:after="80" w:before="240"/>
         <w:jc w:val="center"/>
       </w:pPr>
       <w:r>
@@ -3368,7 +3368,7 @@
     <w:p>
       <w:pPr>
         <w:keepNext/>
-        <w:spacing w:after="80"/>
+        <w:spacing w:after="80" w:before="240"/>
         <w:jc w:val="center"/>
       </w:pPr>
       <w:r>
@@ -3429,7 +3429,7 @@
     <w:p>
       <w:pPr>
         <w:keepNext/>
-        <w:spacing w:after="80"/>
+        <w:spacing w:after="80" w:before="240"/>
         <w:jc w:val="center"/>
       </w:pPr>
       <w:r>
@@ -3484,7 +3484,7 @@
     <w:p>
       <w:pPr>
         <w:keepNext/>
-        <w:spacing w:after="80"/>
+        <w:spacing w:after="80" w:before="240"/>
         <w:jc w:val="center"/>
       </w:pPr>
       <w:r>
@@ -3726,7 +3726,7 @@
     <w:p>
       <w:pPr>
         <w:keepNext/>
-        <w:spacing w:after="80"/>
+        <w:spacing w:after="80" w:before="240"/>
         <w:jc w:val="center"/>
       </w:pPr>
       <w:r>
@@ -4191,7 +4191,7 @@
     <w:p>
       <w:pPr>
         <w:keepNext/>
-        <w:spacing w:after="80"/>
+        <w:spacing w:after="80" w:before="240"/>
         <w:jc w:val="center"/>
       </w:pPr>
       <w:r>
@@ -4400,7 +4400,7 @@
     <w:p>
       <w:pPr>
         <w:keepNext/>
-        <w:spacing w:after="80"/>
+        <w:spacing w:after="80" w:before="240"/>
         <w:jc w:val="center"/>
       </w:pPr>
       <w:r>
@@ -4666,7 +4666,7 @@
     <w:p>
       <w:pPr>
         <w:keepNext/>
-        <w:spacing w:after="80"/>
+        <w:spacing w:after="80" w:before="240"/>
         <w:jc w:val="center"/>
       </w:pPr>
       <w:r>
@@ -5267,7 +5267,7 @@
     <w:p>
       <w:pPr>
         <w:keepNext/>
-        <w:spacing w:after="80"/>
+        <w:spacing w:after="80" w:before="240"/>
         <w:jc w:val="center"/>
       </w:pPr>
       <w:r>

--- a/Procedure/Guida_PalCompose.docx
+++ b/Procedure/Guida_PalCompose.docx
@@ -230,12 +230,2495 @@
     </w:tbl>
     <w:p/>
     <w:p>
+      <w:r>
+        <w:br w:type="page"/>
+      </w:r>
+    </w:p>
+    <w:p>
+      <w:pPr>
+        <w:spacing w:after="200"/>
+      </w:pPr>
+      <w:r>
+        <w:rPr>
+          <w:b/>
+          <w:color w:val="1F4E79"/>
+          <w:sz w:val="36"/>
+        </w:rPr>
+        <w:t>Sommario</w:t>
+      </w:r>
+    </w:p>
+    <w:p>
+      <w:pPr>
+        <w:tabs>
+          <w:tab w:val="right" w:leader="dot" w:pos="9638"/>
+        </w:tabs>
+        <w:spacing w:before="100" w:after="30"/>
+        <w:ind w:left="0"/>
+      </w:pPr>
+      <w:hyperlink w:anchor="_Toc001" w:history="1">
+        <w:r>
+          <w:rPr>
+            <w:b/>
+            <w:color w:val="1F4E79"/>
+            <w:sz w:val="21"/>
+          </w:rPr>
+          <w:t xml:space="preserve">1. Introduzione</w:t>
+        </w:r>
+        <w:r>
+          <w:tab/>
+        </w:r>
+        <w:r>
+          <w:fldChar w:fldCharType="begin"/>
+        </w:r>
+        <w:r>
+          <w:instrText xml:space="preserve"> PAGEREF _Toc001 \h </w:instrText>
+        </w:r>
+        <w:r>
+          <w:fldChar w:fldCharType="separate"/>
+        </w:r>
+        <w:r>
+          <w:rPr>
+            <w:sz w:val="19"/>
+          </w:rPr>
+          <w:t>4</w:t>
+        </w:r>
+        <w:r>
+          <w:fldChar w:fldCharType="end"/>
+        </w:r>
+      </w:hyperlink>
+    </w:p>
+    <w:p>
+      <w:pPr>
+        <w:tabs>
+          <w:tab w:val="right" w:leader="dot" w:pos="9638"/>
+        </w:tabs>
+        <w:spacing w:before="100" w:after="30"/>
+        <w:ind w:left="0"/>
+      </w:pPr>
+      <w:hyperlink w:anchor="_Toc002" w:history="1">
+        <w:r>
+          <w:rPr>
+            <w:b/>
+            <w:color w:val="1F4E79"/>
+            <w:sz w:val="21"/>
+          </w:rPr>
+          <w:t xml:space="preserve">2. IMA-BFB Convenzioni di palletizzazione</w:t>
+        </w:r>
+        <w:r>
+          <w:tab/>
+        </w:r>
+        <w:r>
+          <w:fldChar w:fldCharType="begin"/>
+        </w:r>
+        <w:r>
+          <w:instrText xml:space="preserve"> PAGEREF _Toc002 \h </w:instrText>
+        </w:r>
+        <w:r>
+          <w:fldChar w:fldCharType="separate"/>
+        </w:r>
+        <w:r>
+          <w:rPr>
+            <w:sz w:val="19"/>
+          </w:rPr>
+          <w:t>4</w:t>
+        </w:r>
+        <w:r>
+          <w:fldChar w:fldCharType="end"/>
+        </w:r>
+      </w:hyperlink>
+    </w:p>
+    <w:p>
+      <w:pPr>
+        <w:tabs>
+          <w:tab w:val="right" w:leader="dot" w:pos="9638"/>
+        </w:tabs>
+        <w:spacing w:before="100" w:after="30"/>
+        <w:ind w:left="0"/>
+      </w:pPr>
+      <w:hyperlink w:anchor="_Toc003" w:history="1">
+        <w:r>
+          <w:rPr>
+            <w:b/>
+            <w:color w:val="1F4E79"/>
+            <w:sz w:val="21"/>
+          </w:rPr>
+          <w:t xml:space="preserve">3. Settaggi di Ricetta</w:t>
+        </w:r>
+        <w:r>
+          <w:tab/>
+        </w:r>
+        <w:r>
+          <w:fldChar w:fldCharType="begin"/>
+        </w:r>
+        <w:r>
+          <w:instrText xml:space="preserve"> PAGEREF _Toc003 \h </w:instrText>
+        </w:r>
+        <w:r>
+          <w:fldChar w:fldCharType="separate"/>
+        </w:r>
+        <w:r>
+          <w:rPr>
+            <w:sz w:val="19"/>
+          </w:rPr>
+          <w:t>5</w:t>
+        </w:r>
+        <w:r>
+          <w:fldChar w:fldCharType="end"/>
+        </w:r>
+      </w:hyperlink>
+    </w:p>
+    <w:p>
+      <w:pPr>
+        <w:tabs>
+          <w:tab w:val="right" w:leader="dot" w:pos="9638"/>
+        </w:tabs>
+        <w:spacing w:before="0" w:after="10"/>
+        <w:ind w:left="800"/>
+      </w:pPr>
+      <w:hyperlink w:anchor="_Toc004" w:history="1">
+        <w:r>
+          <w:rPr>
+            <w:color w:val="262626"/>
+            <w:sz w:val="19"/>
+          </w:rPr>
+          <w:t xml:space="preserve">3.1.1 Parametri Generali</w:t>
+        </w:r>
+        <w:r>
+          <w:tab/>
+        </w:r>
+        <w:r>
+          <w:fldChar w:fldCharType="begin"/>
+        </w:r>
+        <w:r>
+          <w:instrText xml:space="preserve"> PAGEREF _Toc004 \h </w:instrText>
+        </w:r>
+        <w:r>
+          <w:fldChar w:fldCharType="separate"/>
+        </w:r>
+        <w:r>
+          <w:rPr>
+            <w:sz w:val="19"/>
+          </w:rPr>
+          <w:t>5</w:t>
+        </w:r>
+        <w:r>
+          <w:fldChar w:fldCharType="end"/>
+        </w:r>
+      </w:hyperlink>
+    </w:p>
+    <w:p>
+      <w:pPr>
+        <w:tabs>
+          <w:tab w:val="right" w:leader="dot" w:pos="9638"/>
+        </w:tabs>
+        <w:spacing w:before="0" w:after="10"/>
+        <w:ind w:left="800"/>
+      </w:pPr>
+      <w:hyperlink w:anchor="_Toc005" w:history="1">
+        <w:r>
+          <w:rPr>
+            <w:color w:val="262626"/>
+            <w:sz w:val="19"/>
+          </w:rPr>
+          <w:t xml:space="preserve">3.1.2 Prelievo in Linea o sulla superfice</w:t>
+        </w:r>
+        <w:r>
+          <w:tab/>
+        </w:r>
+        <w:r>
+          <w:fldChar w:fldCharType="begin"/>
+        </w:r>
+        <w:r>
+          <w:instrText xml:space="preserve"> PAGEREF _Toc005 \h </w:instrText>
+        </w:r>
+        <w:r>
+          <w:fldChar w:fldCharType="separate"/>
+        </w:r>
+        <w:r>
+          <w:rPr>
+            <w:sz w:val="19"/>
+          </w:rPr>
+          <w:t>5</w:t>
+        </w:r>
+        <w:r>
+          <w:fldChar w:fldCharType="end"/>
+        </w:r>
+      </w:hyperlink>
+    </w:p>
+    <w:p>
+      <w:pPr>
+        <w:tabs>
+          <w:tab w:val="right" w:leader="dot" w:pos="9638"/>
+        </w:tabs>
+        <w:spacing w:before="0" w:after="10"/>
+        <w:ind w:left="800"/>
+      </w:pPr>
+      <w:hyperlink w:anchor="_Toc006" w:history="1">
+        <w:r>
+          <w:rPr>
+            <w:color w:val="262626"/>
+            <w:sz w:val="19"/>
+          </w:rPr>
+          <w:t xml:space="preserve">3.1.3 Numero di casse in X e Y</w:t>
+        </w:r>
+        <w:r>
+          <w:tab/>
+        </w:r>
+        <w:r>
+          <w:fldChar w:fldCharType="begin"/>
+        </w:r>
+        <w:r>
+          <w:instrText xml:space="preserve"> PAGEREF _Toc006 \h </w:instrText>
+        </w:r>
+        <w:r>
+          <w:fldChar w:fldCharType="separate"/>
+        </w:r>
+        <w:r>
+          <w:rPr>
+            <w:sz w:val="19"/>
+          </w:rPr>
+          <w:t>5</w:t>
+        </w:r>
+        <w:r>
+          <w:fldChar w:fldCharType="end"/>
+        </w:r>
+      </w:hyperlink>
+    </w:p>
+    <w:p>
+      <w:pPr>
+        <w:tabs>
+          <w:tab w:val="right" w:leader="dot" w:pos="9638"/>
+        </w:tabs>
+        <w:spacing w:before="0" w:after="10"/>
+        <w:ind w:left="400"/>
+      </w:pPr>
+      <w:hyperlink w:anchor="_Toc007" w:history="1">
+        <w:r>
+          <w:rPr>
+            <w:color w:val="262626"/>
+            <w:sz w:val="19"/>
+          </w:rPr>
+          <w:t xml:space="preserve">3.2 Parametri Robot</w:t>
+        </w:r>
+        <w:r>
+          <w:tab/>
+        </w:r>
+        <w:r>
+          <w:fldChar w:fldCharType="begin"/>
+        </w:r>
+        <w:r>
+          <w:instrText xml:space="preserve"> PAGEREF _Toc007 \h </w:instrText>
+        </w:r>
+        <w:r>
+          <w:fldChar w:fldCharType="separate"/>
+        </w:r>
+        <w:r>
+          <w:rPr>
+            <w:sz w:val="19"/>
+          </w:rPr>
+          <w:t>7</w:t>
+        </w:r>
+        <w:r>
+          <w:fldChar w:fldCharType="end"/>
+        </w:r>
+      </w:hyperlink>
+    </w:p>
+    <w:p>
+      <w:pPr>
+        <w:tabs>
+          <w:tab w:val="right" w:leader="dot" w:pos="9638"/>
+        </w:tabs>
+        <w:spacing w:before="0" w:after="10"/>
+        <w:ind w:left="800"/>
+      </w:pPr>
+      <w:hyperlink w:anchor="_Toc008" w:history="1">
+        <w:r>
+          <w:rPr>
+            <w:color w:val="262626"/>
+            <w:sz w:val="19"/>
+          </w:rPr>
+          <w:t xml:space="preserve">3.2.1 Dimensioni reali della cassa</w:t>
+        </w:r>
+        <w:r>
+          <w:tab/>
+        </w:r>
+        <w:r>
+          <w:fldChar w:fldCharType="begin"/>
+        </w:r>
+        <w:r>
+          <w:instrText xml:space="preserve"> PAGEREF _Toc008 \h </w:instrText>
+        </w:r>
+        <w:r>
+          <w:fldChar w:fldCharType="separate"/>
+        </w:r>
+        <w:r>
+          <w:rPr>
+            <w:sz w:val="19"/>
+          </w:rPr>
+          <w:t>8</w:t>
+        </w:r>
+        <w:r>
+          <w:fldChar w:fldCharType="end"/>
+        </w:r>
+      </w:hyperlink>
+    </w:p>
+    <w:p>
+      <w:pPr>
+        <w:tabs>
+          <w:tab w:val="right" w:leader="dot" w:pos="9638"/>
+        </w:tabs>
+        <w:spacing w:before="0" w:after="10"/>
+        <w:ind w:left="800"/>
+      </w:pPr>
+      <w:hyperlink w:anchor="_Toc009" w:history="1">
+        <w:r>
+          <w:rPr>
+            <w:color w:val="262626"/>
+            <w:sz w:val="19"/>
+          </w:rPr>
+          <w:t xml:space="preserve">3.2.2 Tipologie di canali di aspirazione</w:t>
+        </w:r>
+        <w:r>
+          <w:tab/>
+        </w:r>
+        <w:r>
+          <w:fldChar w:fldCharType="begin"/>
+        </w:r>
+        <w:r>
+          <w:instrText xml:space="preserve"> PAGEREF _Toc009 \h </w:instrText>
+        </w:r>
+        <w:r>
+          <w:fldChar w:fldCharType="separate"/>
+        </w:r>
+        <w:r>
+          <w:rPr>
+            <w:sz w:val="19"/>
+          </w:rPr>
+          <w:t>8</w:t>
+        </w:r>
+        <w:r>
+          <w:fldChar w:fldCharType="end"/>
+        </w:r>
+      </w:hyperlink>
+    </w:p>
+    <w:p>
+      <w:pPr>
+        <w:tabs>
+          <w:tab w:val="right" w:leader="dot" w:pos="9638"/>
+        </w:tabs>
+        <w:spacing w:before="0" w:after="10"/>
+        <w:ind w:left="800"/>
+      </w:pPr>
+      <w:hyperlink w:anchor="_Toc010" w:history="1">
+        <w:r>
+          <w:rPr>
+            <w:color w:val="262626"/>
+            <w:sz w:val="19"/>
+          </w:rPr>
+          <w:t xml:space="preserve">3.2.3 Testa del robot (Modalità standard)</w:t>
+        </w:r>
+        <w:r>
+          <w:tab/>
+        </w:r>
+        <w:r>
+          <w:fldChar w:fldCharType="begin"/>
+        </w:r>
+        <w:r>
+          <w:instrText xml:space="preserve"> PAGEREF _Toc010 \h </w:instrText>
+        </w:r>
+        <w:r>
+          <w:fldChar w:fldCharType="separate"/>
+        </w:r>
+        <w:r>
+          <w:rPr>
+            <w:sz w:val="19"/>
+          </w:rPr>
+          <w:t>9</w:t>
+        </w:r>
+        <w:r>
+          <w:fldChar w:fldCharType="end"/>
+        </w:r>
+      </w:hyperlink>
+    </w:p>
+    <w:p>
+      <w:pPr>
+        <w:tabs>
+          <w:tab w:val="right" w:leader="dot" w:pos="9638"/>
+        </w:tabs>
+        <w:spacing w:before="0" w:after="10"/>
+        <w:ind w:left="800"/>
+      </w:pPr>
+      <w:hyperlink w:anchor="_Toc011" w:history="1">
+        <w:r>
+          <w:rPr>
+            <w:color w:val="262626"/>
+            <w:sz w:val="19"/>
+          </w:rPr>
+          <w:t xml:space="preserve">3.2.4 Testa del robot (Modalità in linea)</w:t>
+        </w:r>
+        <w:r>
+          <w:tab/>
+        </w:r>
+        <w:r>
+          <w:fldChar w:fldCharType="begin"/>
+        </w:r>
+        <w:r>
+          <w:instrText xml:space="preserve"> PAGEREF _Toc011 \h </w:instrText>
+        </w:r>
+        <w:r>
+          <w:fldChar w:fldCharType="separate"/>
+        </w:r>
+        <w:r>
+          <w:rPr>
+            <w:sz w:val="19"/>
+          </w:rPr>
+          <w:t>9</w:t>
+        </w:r>
+        <w:r>
+          <w:fldChar w:fldCharType="end"/>
+        </w:r>
+      </w:hyperlink>
+    </w:p>
+    <w:p>
+      <w:pPr>
+        <w:tabs>
+          <w:tab w:val="right" w:leader="dot" w:pos="9638"/>
+        </w:tabs>
+        <w:spacing w:before="0" w:after="10"/>
+        <w:ind w:left="800"/>
+      </w:pPr>
+      <w:hyperlink w:anchor="_Toc012" w:history="1">
+        <w:r>
+          <w:rPr>
+            <w:color w:val="262626"/>
+            <w:sz w:val="19"/>
+          </w:rPr>
+          <w:t xml:space="preserve">3.2.5 Numero di righe canale A e B</w:t>
+        </w:r>
+        <w:r>
+          <w:tab/>
+        </w:r>
+        <w:r>
+          <w:fldChar w:fldCharType="begin"/>
+        </w:r>
+        <w:r>
+          <w:instrText xml:space="preserve"> PAGEREF _Toc012 \h </w:instrText>
+        </w:r>
+        <w:r>
+          <w:fldChar w:fldCharType="separate"/>
+        </w:r>
+        <w:r>
+          <w:rPr>
+            <w:sz w:val="19"/>
+          </w:rPr>
+          <w:t>10</w:t>
+        </w:r>
+        <w:r>
+          <w:fldChar w:fldCharType="end"/>
+        </w:r>
+      </w:hyperlink>
+    </w:p>
+    <w:p>
+      <w:pPr>
+        <w:tabs>
+          <w:tab w:val="right" w:leader="dot" w:pos="9638"/>
+        </w:tabs>
+        <w:spacing w:before="0" w:after="10"/>
+        <w:ind w:left="800"/>
+      </w:pPr>
+      <w:hyperlink w:anchor="_Toc013" w:history="1">
+        <w:r>
+          <w:rPr>
+            <w:color w:val="262626"/>
+            <w:sz w:val="19"/>
+          </w:rPr>
+          <w:t xml:space="preserve">3.2.6 Rotazione nella zona di prelievo</w:t>
+        </w:r>
+        <w:r>
+          <w:tab/>
+        </w:r>
+        <w:r>
+          <w:fldChar w:fldCharType="begin"/>
+        </w:r>
+        <w:r>
+          <w:instrText xml:space="preserve"> PAGEREF _Toc013 \h </w:instrText>
+        </w:r>
+        <w:r>
+          <w:fldChar w:fldCharType="separate"/>
+        </w:r>
+        <w:r>
+          <w:rPr>
+            <w:sz w:val="19"/>
+          </w:rPr>
+          <w:t>13</w:t>
+        </w:r>
+        <w:r>
+          <w:fldChar w:fldCharType="end"/>
+        </w:r>
+      </w:hyperlink>
+    </w:p>
+    <w:p>
+      <w:pPr>
+        <w:tabs>
+          <w:tab w:val="right" w:leader="dot" w:pos="9638"/>
+        </w:tabs>
+        <w:spacing w:before="0" w:after="10"/>
+        <w:ind w:left="800"/>
+      </w:pPr>
+      <w:hyperlink w:anchor="_Toc014" w:history="1">
+        <w:r>
+          <w:rPr>
+            <w:color w:val="262626"/>
+            <w:sz w:val="19"/>
+          </w:rPr>
+          <w:t xml:space="preserve">3.2.7 Approccio per il deposito</w:t>
+        </w:r>
+        <w:r>
+          <w:tab/>
+        </w:r>
+        <w:r>
+          <w:fldChar w:fldCharType="begin"/>
+        </w:r>
+        <w:r>
+          <w:instrText xml:space="preserve"> PAGEREF _Toc014 \h </w:instrText>
+        </w:r>
+        <w:r>
+          <w:fldChar w:fldCharType="separate"/>
+        </w:r>
+        <w:r>
+          <w:rPr>
+            <w:sz w:val="19"/>
+          </w:rPr>
+          <w:t>14</w:t>
+        </w:r>
+        <w:r>
+          <w:fldChar w:fldCharType="end"/>
+        </w:r>
+      </w:hyperlink>
+    </w:p>
+    <w:p>
+      <w:pPr>
+        <w:tabs>
+          <w:tab w:val="right" w:leader="dot" w:pos="9638"/>
+        </w:tabs>
+        <w:spacing w:before="0" w:after="10"/>
+        <w:ind w:left="400"/>
+      </w:pPr>
+      <w:hyperlink w:anchor="_Toc015" w:history="1">
+        <w:r>
+          <w:rPr>
+            <w:color w:val="262626"/>
+            <w:sz w:val="19"/>
+          </w:rPr>
+          <w:t xml:space="preserve">3.3 Configurazione Layer A</w:t>
+        </w:r>
+        <w:r>
+          <w:tab/>
+        </w:r>
+        <w:r>
+          <w:fldChar w:fldCharType="begin"/>
+        </w:r>
+        <w:r>
+          <w:instrText xml:space="preserve"> PAGEREF _Toc015 \h </w:instrText>
+        </w:r>
+        <w:r>
+          <w:fldChar w:fldCharType="separate"/>
+        </w:r>
+        <w:r>
+          <w:rPr>
+            <w:sz w:val="19"/>
+          </w:rPr>
+          <w:t>15</w:t>
+        </w:r>
+        <w:r>
+          <w:fldChar w:fldCharType="end"/>
+        </w:r>
+      </w:hyperlink>
+    </w:p>
+    <w:p>
+      <w:pPr>
+        <w:tabs>
+          <w:tab w:val="right" w:leader="dot" w:pos="9638"/>
+        </w:tabs>
+        <w:spacing w:before="0" w:after="10"/>
+        <w:ind w:left="800"/>
+      </w:pPr>
+      <w:hyperlink w:anchor="_Toc016" w:history="1">
+        <w:r>
+          <w:rPr>
+            <w:color w:val="262626"/>
+            <w:sz w:val="19"/>
+          </w:rPr>
+          <w:t xml:space="preserve">3.3.1 Configurazione Pallet Layer</w:t>
+        </w:r>
+        <w:r>
+          <w:tab/>
+        </w:r>
+        <w:r>
+          <w:fldChar w:fldCharType="begin"/>
+        </w:r>
+        <w:r>
+          <w:instrText xml:space="preserve"> PAGEREF _Toc016 \h </w:instrText>
+        </w:r>
+        <w:r>
+          <w:fldChar w:fldCharType="separate"/>
+        </w:r>
+        <w:r>
+          <w:rPr>
+            <w:sz w:val="19"/>
+          </w:rPr>
+          <w:t>15</w:t>
+        </w:r>
+        <w:r>
+          <w:fldChar w:fldCharType="end"/>
+        </w:r>
+      </w:hyperlink>
+    </w:p>
+    <w:p>
+      <w:pPr>
+        <w:tabs>
+          <w:tab w:val="right" w:leader="dot" w:pos="9638"/>
+        </w:tabs>
+        <w:spacing w:before="0" w:after="10"/>
+        <w:ind w:left="400"/>
+      </w:pPr>
+      <w:hyperlink w:anchor="_Toc017" w:history="1">
+        <w:r>
+          <w:rPr>
+            <w:color w:val="262626"/>
+            <w:sz w:val="19"/>
+          </w:rPr>
+          <w:t xml:space="preserve">3.4 Software PalCompose</w:t>
+        </w:r>
+        <w:r>
+          <w:tab/>
+        </w:r>
+        <w:r>
+          <w:fldChar w:fldCharType="begin"/>
+        </w:r>
+        <w:r>
+          <w:instrText xml:space="preserve"> PAGEREF _Toc017 \h </w:instrText>
+        </w:r>
+        <w:r>
+          <w:fldChar w:fldCharType="separate"/>
+        </w:r>
+        <w:r>
+          <w:rPr>
+            <w:sz w:val="19"/>
+          </w:rPr>
+          <w:t>16</w:t>
+        </w:r>
+        <w:r>
+          <w:fldChar w:fldCharType="end"/>
+        </w:r>
+      </w:hyperlink>
+    </w:p>
+    <w:p>
+      <w:pPr>
+        <w:tabs>
+          <w:tab w:val="right" w:leader="dot" w:pos="9638"/>
+        </w:tabs>
+        <w:spacing w:before="0" w:after="10"/>
+        <w:ind w:left="800"/>
+      </w:pPr>
+      <w:hyperlink w:anchor="_Toc018" w:history="1">
+        <w:r>
+          <w:rPr>
+            <w:color w:val="262626"/>
+            <w:sz w:val="19"/>
+          </w:rPr>
+          <w:t xml:space="preserve">3.4.1 Composizione Pallet bottone “Settings”</w:t>
+        </w:r>
+        <w:r>
+          <w:tab/>
+        </w:r>
+        <w:r>
+          <w:fldChar w:fldCharType="begin"/>
+        </w:r>
+        <w:r>
+          <w:instrText xml:space="preserve"> PAGEREF _Toc018 \h </w:instrText>
+        </w:r>
+        <w:r>
+          <w:fldChar w:fldCharType="separate"/>
+        </w:r>
+        <w:r>
+          <w:rPr>
+            <w:sz w:val="19"/>
+          </w:rPr>
+          <w:t>16</w:t>
+        </w:r>
+        <w:r>
+          <w:fldChar w:fldCharType="end"/>
+        </w:r>
+      </w:hyperlink>
+    </w:p>
+    <w:p>
+      <w:pPr>
+        <w:tabs>
+          <w:tab w:val="right" w:leader="dot" w:pos="9638"/>
+        </w:tabs>
+        <w:spacing w:before="0" w:after="10"/>
+        <w:ind w:left="800"/>
+      </w:pPr>
+      <w:hyperlink w:anchor="_Toc019" w:history="1">
+        <w:r>
+          <w:rPr>
+            <w:color w:val="262626"/>
+            <w:sz w:val="19"/>
+          </w:rPr>
+          <w:t xml:space="preserve">3.4.2 Bottone dei Depositi</w:t>
+        </w:r>
+        <w:r>
+          <w:tab/>
+        </w:r>
+        <w:r>
+          <w:fldChar w:fldCharType="begin"/>
+        </w:r>
+        <w:r>
+          <w:instrText xml:space="preserve"> PAGEREF _Toc019 \h </w:instrText>
+        </w:r>
+        <w:r>
+          <w:fldChar w:fldCharType="separate"/>
+        </w:r>
+        <w:r>
+          <w:rPr>
+            <w:sz w:val="19"/>
+          </w:rPr>
+          <w:t>17</w:t>
+        </w:r>
+        <w:r>
+          <w:fldChar w:fldCharType="end"/>
+        </w:r>
+      </w:hyperlink>
+    </w:p>
+    <w:p>
+      <w:pPr>
+        <w:tabs>
+          <w:tab w:val="right" w:leader="dot" w:pos="9638"/>
+        </w:tabs>
+        <w:spacing w:before="0" w:after="10"/>
+        <w:ind w:left="800"/>
+      </w:pPr>
+      <w:hyperlink w:anchor="_Toc020" w:history="1">
+        <w:r>
+          <w:rPr>
+            <w:color w:val="262626"/>
+            <w:sz w:val="19"/>
+          </w:rPr>
+          <w:t xml:space="preserve">3.4.3 Informazione Depositi</w:t>
+        </w:r>
+        <w:r>
+          <w:tab/>
+        </w:r>
+        <w:r>
+          <w:fldChar w:fldCharType="begin"/>
+        </w:r>
+        <w:r>
+          <w:instrText xml:space="preserve"> PAGEREF _Toc020 \h </w:instrText>
+        </w:r>
+        <w:r>
+          <w:fldChar w:fldCharType="separate"/>
+        </w:r>
+        <w:r>
+          <w:rPr>
+            <w:sz w:val="19"/>
+          </w:rPr>
+          <w:t>18</w:t>
+        </w:r>
+        <w:r>
+          <w:fldChar w:fldCharType="end"/>
+        </w:r>
+      </w:hyperlink>
+    </w:p>
+    <w:p>
+      <w:pPr>
+        <w:tabs>
+          <w:tab w:val="right" w:leader="dot" w:pos="9638"/>
+        </w:tabs>
+        <w:spacing w:before="0" w:after="10"/>
+        <w:ind w:left="800"/>
+      </w:pPr>
+      <w:hyperlink w:anchor="_Toc021" w:history="1">
+        <w:r>
+          <w:rPr>
+            <w:color w:val="262626"/>
+            <w:sz w:val="19"/>
+          </w:rPr>
+          <w:t xml:space="preserve">3.4.4 Come muovere un deposito</w:t>
+        </w:r>
+        <w:r>
+          <w:tab/>
+        </w:r>
+        <w:r>
+          <w:fldChar w:fldCharType="begin"/>
+        </w:r>
+        <w:r>
+          <w:instrText xml:space="preserve"> PAGEREF _Toc021 \h </w:instrText>
+        </w:r>
+        <w:r>
+          <w:fldChar w:fldCharType="separate"/>
+        </w:r>
+        <w:r>
+          <w:rPr>
+            <w:sz w:val="19"/>
+          </w:rPr>
+          <w:t>18</w:t>
+        </w:r>
+        <w:r>
+          <w:fldChar w:fldCharType="end"/>
+        </w:r>
+      </w:hyperlink>
+    </w:p>
+    <w:p>
+      <w:pPr>
+        <w:tabs>
+          <w:tab w:val="right" w:leader="dot" w:pos="9638"/>
+        </w:tabs>
+        <w:spacing w:before="0" w:after="10"/>
+        <w:ind w:left="800"/>
+      </w:pPr>
+      <w:hyperlink w:anchor="_Toc022" w:history="1">
+        <w:r>
+          <w:rPr>
+            <w:color w:val="262626"/>
+            <w:sz w:val="19"/>
+          </w:rPr>
+          <w:t xml:space="preserve">3.4.5 Come ruotare un deposito</w:t>
+        </w:r>
+        <w:r>
+          <w:tab/>
+        </w:r>
+        <w:r>
+          <w:fldChar w:fldCharType="begin"/>
+        </w:r>
+        <w:r>
+          <w:instrText xml:space="preserve"> PAGEREF _Toc022 \h </w:instrText>
+        </w:r>
+        <w:r>
+          <w:fldChar w:fldCharType="separate"/>
+        </w:r>
+        <w:r>
+          <w:rPr>
+            <w:sz w:val="19"/>
+          </w:rPr>
+          <w:t>19</w:t>
+        </w:r>
+        <w:r>
+          <w:fldChar w:fldCharType="end"/>
+        </w:r>
+      </w:hyperlink>
+    </w:p>
+    <w:p>
+      <w:pPr>
+        <w:tabs>
+          <w:tab w:val="right" w:leader="dot" w:pos="9638"/>
+        </w:tabs>
+        <w:spacing w:before="0" w:after="10"/>
+        <w:ind w:left="400"/>
+      </w:pPr>
+      <w:hyperlink w:anchor="_Toc023" w:history="1">
+        <w:r>
+          <w:rPr>
+            <w:color w:val="262626"/>
+            <w:sz w:val="19"/>
+          </w:rPr>
+          <w:t xml:space="preserve">3.5 Creazione della composizione sul pallet</w:t>
+        </w:r>
+        <w:r>
+          <w:tab/>
+        </w:r>
+        <w:r>
+          <w:fldChar w:fldCharType="begin"/>
+        </w:r>
+        <w:r>
+          <w:instrText xml:space="preserve"> PAGEREF _Toc023 \h </w:instrText>
+        </w:r>
+        <w:r>
+          <w:fldChar w:fldCharType="separate"/>
+        </w:r>
+        <w:r>
+          <w:rPr>
+            <w:sz w:val="19"/>
+          </w:rPr>
+          <w:t>20</w:t>
+        </w:r>
+        <w:r>
+          <w:fldChar w:fldCharType="end"/>
+        </w:r>
+      </w:hyperlink>
+    </w:p>
+    <w:p>
+      <w:pPr>
+        <w:tabs>
+          <w:tab w:val="right" w:leader="dot" w:pos="9638"/>
+        </w:tabs>
+        <w:spacing w:before="0" w:after="10"/>
+        <w:ind w:left="800"/>
+      </w:pPr>
+      <w:hyperlink w:anchor="_Toc024" w:history="1">
+        <w:r>
+          <w:rPr>
+            <w:color w:val="262626"/>
+            <w:sz w:val="19"/>
+          </w:rPr>
+          <w:t xml:space="preserve">3.5.1 Dati importanti da settare prima di iniziare</w:t>
+        </w:r>
+        <w:r>
+          <w:tab/>
+        </w:r>
+        <w:r>
+          <w:fldChar w:fldCharType="begin"/>
+        </w:r>
+        <w:r>
+          <w:instrText xml:space="preserve"> PAGEREF _Toc024 \h </w:instrText>
+        </w:r>
+        <w:r>
+          <w:fldChar w:fldCharType="separate"/>
+        </w:r>
+        <w:r>
+          <w:rPr>
+            <w:sz w:val="19"/>
+          </w:rPr>
+          <w:t>20</w:t>
+        </w:r>
+        <w:r>
+          <w:fldChar w:fldCharType="end"/>
+        </w:r>
+      </w:hyperlink>
+    </w:p>
+    <w:p>
+      <w:pPr>
+        <w:tabs>
+          <w:tab w:val="right" w:leader="dot" w:pos="9638"/>
+        </w:tabs>
+        <w:spacing w:before="0" w:after="10"/>
+        <w:ind w:left="800"/>
+      </w:pPr>
+      <w:hyperlink w:anchor="_Toc025" w:history="1">
+        <w:r>
+          <w:rPr>
+            <w:color w:val="262626"/>
+            <w:sz w:val="19"/>
+          </w:rPr>
+          <w:t xml:space="preserve">3.5.2 Composizione Pallet</w:t>
+        </w:r>
+        <w:r>
+          <w:tab/>
+        </w:r>
+        <w:r>
+          <w:fldChar w:fldCharType="begin"/>
+        </w:r>
+        <w:r>
+          <w:instrText xml:space="preserve"> PAGEREF _Toc025 \h </w:instrText>
+        </w:r>
+        <w:r>
+          <w:fldChar w:fldCharType="separate"/>
+        </w:r>
+        <w:r>
+          <w:rPr>
+            <w:sz w:val="19"/>
+          </w:rPr>
+          <w:t>22</w:t>
+        </w:r>
+        <w:r>
+          <w:fldChar w:fldCharType="end"/>
+        </w:r>
+      </w:hyperlink>
+    </w:p>
+    <w:p>
+      <w:pPr>
+        <w:tabs>
+          <w:tab w:val="right" w:leader="dot" w:pos="9638"/>
+        </w:tabs>
+        <w:spacing w:before="0" w:after="10"/>
+        <w:ind w:left="800"/>
+      </w:pPr>
+      <w:hyperlink w:anchor="_Toc026" w:history="1">
+        <w:r>
+          <w:rPr>
+            <w:color w:val="262626"/>
+            <w:sz w:val="19"/>
+          </w:rPr>
+          <w:t xml:space="preserve">3.5.3 Centratura composizione</w:t>
+        </w:r>
+        <w:r>
+          <w:tab/>
+        </w:r>
+        <w:r>
+          <w:fldChar w:fldCharType="begin"/>
+        </w:r>
+        <w:r>
+          <w:instrText xml:space="preserve"> PAGEREF _Toc026 \h </w:instrText>
+        </w:r>
+        <w:r>
+          <w:fldChar w:fldCharType="separate"/>
+        </w:r>
+        <w:r>
+          <w:rPr>
+            <w:sz w:val="19"/>
+          </w:rPr>
+          <w:t>23</w:t>
+        </w:r>
+        <w:r>
+          <w:fldChar w:fldCharType="end"/>
+        </w:r>
+      </w:hyperlink>
+    </w:p>
+    <w:p>
+      <w:pPr>
+        <w:tabs>
+          <w:tab w:val="right" w:leader="dot" w:pos="9638"/>
+        </w:tabs>
+        <w:spacing w:before="0" w:after="10"/>
+        <w:ind w:left="800"/>
+      </w:pPr>
+      <w:hyperlink w:anchor="_Toc027" w:history="1">
+        <w:r>
+          <w:rPr>
+            <w:color w:val="262626"/>
+            <w:sz w:val="19"/>
+          </w:rPr>
+          <w:t xml:space="preserve">3.5.4 Uscita dal programma PalCompose</w:t>
+        </w:r>
+        <w:r>
+          <w:tab/>
+        </w:r>
+        <w:r>
+          <w:fldChar w:fldCharType="begin"/>
+        </w:r>
+        <w:r>
+          <w:instrText xml:space="preserve"> PAGEREF _Toc027 \h </w:instrText>
+        </w:r>
+        <w:r>
+          <w:fldChar w:fldCharType="separate"/>
+        </w:r>
+        <w:r>
+          <w:rPr>
+            <w:sz w:val="19"/>
+          </w:rPr>
+          <w:t>24</w:t>
+        </w:r>
+        <w:r>
+          <w:fldChar w:fldCharType="end"/>
+        </w:r>
+      </w:hyperlink>
+    </w:p>
+    <w:p>
+      <w:pPr>
+        <w:tabs>
+          <w:tab w:val="right" w:leader="dot" w:pos="9638"/>
+        </w:tabs>
+        <w:spacing w:before="0" w:after="10"/>
+        <w:ind w:left="800"/>
+      </w:pPr>
+      <w:hyperlink w:anchor="_Toc028" w:history="1">
+        <w:r>
+          <w:rPr>
+            <w:color w:val="262626"/>
+            <w:sz w:val="19"/>
+          </w:rPr>
+          <w:t xml:space="preserve">3.5.5 Generazione automatica configurazione pallet</w:t>
+        </w:r>
+        <w:r>
+          <w:tab/>
+        </w:r>
+        <w:r>
+          <w:fldChar w:fldCharType="begin"/>
+        </w:r>
+        <w:r>
+          <w:instrText xml:space="preserve"> PAGEREF _Toc028 \h </w:instrText>
+        </w:r>
+        <w:r>
+          <w:fldChar w:fldCharType="separate"/>
+        </w:r>
+        <w:r>
+          <w:rPr>
+            <w:sz w:val="19"/>
+          </w:rPr>
+          <w:t>24</w:t>
+        </w:r>
+        <w:r>
+          <w:fldChar w:fldCharType="end"/>
+        </w:r>
+      </w:hyperlink>
+    </w:p>
+    <w:p>
+      <w:pPr>
+        <w:tabs>
+          <w:tab w:val="right" w:leader="dot" w:pos="9638"/>
+        </w:tabs>
+        <w:spacing w:before="100" w:after="30"/>
+        <w:ind w:left="0"/>
+      </w:pPr>
+      <w:hyperlink w:anchor="_Toc029" w:history="1">
+        <w:r>
+          <w:rPr>
+            <w:b/>
+            <w:color w:val="1F4E79"/>
+            <w:sz w:val="21"/>
+          </w:rPr>
+          <w:t xml:space="preserve">4. Funzionalità della versione aggiornata</w:t>
+        </w:r>
+        <w:r>
+          <w:tab/>
+        </w:r>
+        <w:r>
+          <w:fldChar w:fldCharType="begin"/>
+        </w:r>
+        <w:r>
+          <w:instrText xml:space="preserve"> PAGEREF _Toc029 \h </w:instrText>
+        </w:r>
+        <w:r>
+          <w:fldChar w:fldCharType="separate"/>
+        </w:r>
+        <w:r>
+          <w:rPr>
+            <w:sz w:val="19"/>
+          </w:rPr>
+          <w:t>27</w:t>
+        </w:r>
+        <w:r>
+          <w:fldChar w:fldCharType="end"/>
+        </w:r>
+      </w:hyperlink>
+    </w:p>
+    <w:p>
+      <w:pPr>
+        <w:tabs>
+          <w:tab w:val="right" w:leader="dot" w:pos="9638"/>
+        </w:tabs>
+        <w:spacing w:before="0" w:after="10"/>
+        <w:ind w:left="400"/>
+      </w:pPr>
+      <w:hyperlink w:anchor="_Toc030" w:history="1">
+        <w:r>
+          <w:rPr>
+            <w:color w:val="262626"/>
+            <w:sz w:val="19"/>
+          </w:rPr>
+          <w:t xml:space="preserve">4.1 Riepilogo delle novità</w:t>
+        </w:r>
+        <w:r>
+          <w:tab/>
+        </w:r>
+        <w:r>
+          <w:fldChar w:fldCharType="begin"/>
+        </w:r>
+        <w:r>
+          <w:instrText xml:space="preserve"> PAGEREF _Toc030 \h </w:instrText>
+        </w:r>
+        <w:r>
+          <w:fldChar w:fldCharType="separate"/>
+        </w:r>
+        <w:r>
+          <w:rPr>
+            <w:sz w:val="19"/>
+          </w:rPr>
+          <w:t>27</w:t>
+        </w:r>
+        <w:r>
+          <w:fldChar w:fldCharType="end"/>
+        </w:r>
+      </w:hyperlink>
+    </w:p>
+    <w:p>
+      <w:pPr>
+        <w:tabs>
+          <w:tab w:val="right" w:leader="dot" w:pos="9638"/>
+        </w:tabs>
+        <w:spacing w:before="0" w:after="10"/>
+        <w:ind w:left="400"/>
+      </w:pPr>
+      <w:hyperlink w:anchor="_Toc031" w:history="1">
+        <w:r>
+          <w:rPr>
+            <w:color w:val="262626"/>
+            <w:sz w:val="19"/>
+          </w:rPr>
+          <w:t xml:space="preserve">4.2 Schermata principale e pulsanti</w:t>
+        </w:r>
+        <w:r>
+          <w:tab/>
+        </w:r>
+        <w:r>
+          <w:fldChar w:fldCharType="begin"/>
+        </w:r>
+        <w:r>
+          <w:instrText xml:space="preserve"> PAGEREF _Toc031 \h </w:instrText>
+        </w:r>
+        <w:r>
+          <w:fldChar w:fldCharType="separate"/>
+        </w:r>
+        <w:r>
+          <w:rPr>
+            <w:sz w:val="19"/>
+          </w:rPr>
+          <w:t>27</w:t>
+        </w:r>
+        <w:r>
+          <w:fldChar w:fldCharType="end"/>
+        </w:r>
+      </w:hyperlink>
+    </w:p>
+    <w:p>
+      <w:pPr>
+        <w:tabs>
+          <w:tab w:val="right" w:leader="dot" w:pos="9638"/>
+        </w:tabs>
+        <w:spacing w:before="0" w:after="10"/>
+        <w:ind w:left="800"/>
+      </w:pPr>
+      <w:hyperlink w:anchor="_Toc032" w:history="1">
+        <w:r>
+          <w:rPr>
+            <w:color w:val="262626"/>
+            <w:sz w:val="19"/>
+          </w:rPr>
+          <w:t xml:space="preserve">4.2.1 Settings</w:t>
+        </w:r>
+        <w:r>
+          <w:tab/>
+        </w:r>
+        <w:r>
+          <w:fldChar w:fldCharType="begin"/>
+        </w:r>
+        <w:r>
+          <w:instrText xml:space="preserve"> PAGEREF _Toc032 \h </w:instrText>
+        </w:r>
+        <w:r>
+          <w:fldChar w:fldCharType="separate"/>
+        </w:r>
+        <w:r>
+          <w:rPr>
+            <w:sz w:val="19"/>
+          </w:rPr>
+          <w:t>28</w:t>
+        </w:r>
+        <w:r>
+          <w:fldChar w:fldCharType="end"/>
+        </w:r>
+      </w:hyperlink>
+    </w:p>
+    <w:p>
+      <w:pPr>
+        <w:tabs>
+          <w:tab w:val="right" w:leader="dot" w:pos="9638"/>
+        </w:tabs>
+        <w:spacing w:before="0" w:after="10"/>
+        <w:ind w:left="800"/>
+      </w:pPr>
+      <w:hyperlink w:anchor="_Toc033" w:history="1">
+        <w:r>
+          <w:rPr>
+            <w:color w:val="262626"/>
+            <w:sz w:val="19"/>
+          </w:rPr>
+          <w:t xml:space="preserve">4.2.2 Actions</w:t>
+        </w:r>
+        <w:r>
+          <w:tab/>
+        </w:r>
+        <w:r>
+          <w:fldChar w:fldCharType="begin"/>
+        </w:r>
+        <w:r>
+          <w:instrText xml:space="preserve"> PAGEREF _Toc033 \h </w:instrText>
+        </w:r>
+        <w:r>
+          <w:fldChar w:fldCharType="separate"/>
+        </w:r>
+        <w:r>
+          <w:rPr>
+            <w:sz w:val="19"/>
+          </w:rPr>
+          <w:t>28</w:t>
+        </w:r>
+        <w:r>
+          <w:fldChar w:fldCharType="end"/>
+        </w:r>
+      </w:hyperlink>
+    </w:p>
+    <w:p>
+      <w:pPr>
+        <w:tabs>
+          <w:tab w:val="right" w:leader="dot" w:pos="9638"/>
+        </w:tabs>
+        <w:spacing w:before="0" w:after="10"/>
+        <w:ind w:left="800"/>
+      </w:pPr>
+      <w:hyperlink w:anchor="_Toc034" w:history="1">
+        <w:r>
+          <w:rPr>
+            <w:color w:val="262626"/>
+            <w:sz w:val="19"/>
+          </w:rPr>
+          <w:t xml:space="preserve">4.2.3 Position</w:t>
+        </w:r>
+        <w:r>
+          <w:tab/>
+        </w:r>
+        <w:r>
+          <w:fldChar w:fldCharType="begin"/>
+        </w:r>
+        <w:r>
+          <w:instrText xml:space="preserve"> PAGEREF _Toc034 \h </w:instrText>
+        </w:r>
+        <w:r>
+          <w:fldChar w:fldCharType="separate"/>
+        </w:r>
+        <w:r>
+          <w:rPr>
+            <w:sz w:val="19"/>
+          </w:rPr>
+          <w:t>28</w:t>
+        </w:r>
+        <w:r>
+          <w:fldChar w:fldCharType="end"/>
+        </w:r>
+      </w:hyperlink>
+    </w:p>
+    <w:p>
+      <w:pPr>
+        <w:tabs>
+          <w:tab w:val="right" w:leader="dot" w:pos="9638"/>
+        </w:tabs>
+        <w:spacing w:before="0" w:after="10"/>
+        <w:ind w:left="800"/>
+      </w:pPr>
+      <w:hyperlink w:anchor="_Toc035" w:history="1">
+        <w:r>
+          <w:rPr>
+            <w:color w:val="262626"/>
+            <w:sz w:val="19"/>
+          </w:rPr>
+          <w:t xml:space="preserve">4.2.4 Case rotation</w:t>
+        </w:r>
+        <w:r>
+          <w:tab/>
+        </w:r>
+        <w:r>
+          <w:fldChar w:fldCharType="begin"/>
+        </w:r>
+        <w:r>
+          <w:instrText xml:space="preserve"> PAGEREF _Toc035 \h </w:instrText>
+        </w:r>
+        <w:r>
+          <w:fldChar w:fldCharType="separate"/>
+        </w:r>
+        <w:r>
+          <w:rPr>
+            <w:sz w:val="19"/>
+          </w:rPr>
+          <w:t>28</w:t>
+        </w:r>
+        <w:r>
+          <w:fldChar w:fldCharType="end"/>
+        </w:r>
+      </w:hyperlink>
+    </w:p>
+    <w:p>
+      <w:pPr>
+        <w:tabs>
+          <w:tab w:val="right" w:leader="dot" w:pos="9638"/>
+        </w:tabs>
+        <w:spacing w:before="0" w:after="10"/>
+        <w:ind w:left="800"/>
+      </w:pPr>
+      <w:hyperlink w:anchor="_Toc036" w:history="1">
+        <w:r>
+          <w:rPr>
+            <w:color w:val="262626"/>
+            <w:sz w:val="19"/>
+          </w:rPr>
+          <w:t xml:space="preserve">4.2.5 Move case</w:t>
+        </w:r>
+        <w:r>
+          <w:tab/>
+        </w:r>
+        <w:r>
+          <w:fldChar w:fldCharType="begin"/>
+        </w:r>
+        <w:r>
+          <w:instrText xml:space="preserve"> PAGEREF _Toc036 \h </w:instrText>
+        </w:r>
+        <w:r>
+          <w:fldChar w:fldCharType="separate"/>
+        </w:r>
+        <w:r>
+          <w:rPr>
+            <w:sz w:val="19"/>
+          </w:rPr>
+          <w:t>28</w:t>
+        </w:r>
+        <w:r>
+          <w:fldChar w:fldCharType="end"/>
+        </w:r>
+      </w:hyperlink>
+    </w:p>
+    <w:p>
+      <w:pPr>
+        <w:tabs>
+          <w:tab w:val="right" w:leader="dot" w:pos="9638"/>
+        </w:tabs>
+        <w:spacing w:before="0" w:after="10"/>
+        <w:ind w:left="800"/>
+      </w:pPr>
+      <w:hyperlink w:anchor="_Toc037" w:history="1">
+        <w:r>
+          <w:rPr>
+            <w:color w:val="262626"/>
+            <w:sz w:val="19"/>
+          </w:rPr>
+          <w:t xml:space="preserve">4.2.6 Uscita</w:t>
+        </w:r>
+        <w:r>
+          <w:tab/>
+        </w:r>
+        <w:r>
+          <w:fldChar w:fldCharType="begin"/>
+        </w:r>
+        <w:r>
+          <w:instrText xml:space="preserve"> PAGEREF _Toc037 \h </w:instrText>
+        </w:r>
+        <w:r>
+          <w:fldChar w:fldCharType="separate"/>
+        </w:r>
+        <w:r>
+          <w:rPr>
+            <w:sz w:val="19"/>
+          </w:rPr>
+          <w:t>28</w:t>
+        </w:r>
+        <w:r>
+          <w:fldChar w:fldCharType="end"/>
+        </w:r>
+      </w:hyperlink>
+    </w:p>
+    <w:p>
+      <w:pPr>
+        <w:tabs>
+          <w:tab w:val="right" w:leader="dot" w:pos="9638"/>
+        </w:tabs>
+        <w:spacing w:before="0" w:after="10"/>
+        <w:ind w:left="400"/>
+      </w:pPr>
+      <w:hyperlink w:anchor="_Toc038" w:history="1">
+        <w:r>
+          <w:rPr>
+            <w:color w:val="262626"/>
+            <w:sz w:val="19"/>
+          </w:rPr>
+          <w:t xml:space="preserve">4.3 Informazioni sui depositi ed etichette</w:t>
+        </w:r>
+        <w:r>
+          <w:tab/>
+        </w:r>
+        <w:r>
+          <w:fldChar w:fldCharType="begin"/>
+        </w:r>
+        <w:r>
+          <w:instrText xml:space="preserve"> PAGEREF _Toc038 \h </w:instrText>
+        </w:r>
+        <w:r>
+          <w:fldChar w:fldCharType="separate"/>
+        </w:r>
+        <w:r>
+          <w:rPr>
+            <w:sz w:val="19"/>
+          </w:rPr>
+          <w:t>28</w:t>
+        </w:r>
+        <w:r>
+          <w:fldChar w:fldCharType="end"/>
+        </w:r>
+      </w:hyperlink>
+    </w:p>
+    <w:p>
+      <w:pPr>
+        <w:tabs>
+          <w:tab w:val="right" w:leader="dot" w:pos="9638"/>
+        </w:tabs>
+        <w:spacing w:before="0" w:after="10"/>
+        <w:ind w:left="400"/>
+      </w:pPr>
+      <w:hyperlink w:anchor="_Toc039" w:history="1">
+        <w:r>
+          <w:rPr>
+            <w:color w:val="262626"/>
+            <w:sz w:val="19"/>
+          </w:rPr>
+          <w:t xml:space="preserve">4.4 Sidebar Settings</w:t>
+        </w:r>
+        <w:r>
+          <w:tab/>
+        </w:r>
+        <w:r>
+          <w:fldChar w:fldCharType="begin"/>
+        </w:r>
+        <w:r>
+          <w:instrText xml:space="preserve"> PAGEREF _Toc039 \h </w:instrText>
+        </w:r>
+        <w:r>
+          <w:fldChar w:fldCharType="separate"/>
+        </w:r>
+        <w:r>
+          <w:rPr>
+            <w:sz w:val="19"/>
+          </w:rPr>
+          <w:t>29</w:t>
+        </w:r>
+        <w:r>
+          <w:fldChar w:fldCharType="end"/>
+        </w:r>
+      </w:hyperlink>
+    </w:p>
+    <w:p>
+      <w:pPr>
+        <w:tabs>
+          <w:tab w:val="right" w:leader="dot" w:pos="9638"/>
+        </w:tabs>
+        <w:spacing w:before="0" w:after="10"/>
+        <w:ind w:left="400"/>
+      </w:pPr>
+      <w:hyperlink w:anchor="_Toc040" w:history="1">
+        <w:r>
+          <w:rPr>
+            <w:color w:val="262626"/>
+            <w:sz w:val="19"/>
+          </w:rPr>
+          <w:t xml:space="preserve">4.5 Vista 3D</w:t>
+        </w:r>
+        <w:r>
+          <w:tab/>
+        </w:r>
+        <w:r>
+          <w:fldChar w:fldCharType="begin"/>
+        </w:r>
+        <w:r>
+          <w:instrText xml:space="preserve"> PAGEREF _Toc040 \h </w:instrText>
+        </w:r>
+        <w:r>
+          <w:fldChar w:fldCharType="separate"/>
+        </w:r>
+        <w:r>
+          <w:rPr>
+            <w:sz w:val="19"/>
+          </w:rPr>
+          <w:t>29</w:t>
+        </w:r>
+        <w:r>
+          <w:fldChar w:fldCharType="end"/>
+        </w:r>
+      </w:hyperlink>
+    </w:p>
+    <w:p>
+      <w:pPr>
+        <w:tabs>
+          <w:tab w:val="right" w:leader="dot" w:pos="9638"/>
+        </w:tabs>
+        <w:spacing w:before="0" w:after="10"/>
+        <w:ind w:left="800"/>
+      </w:pPr>
+      <w:hyperlink w:anchor="_Toc041" w:history="1">
+        <w:r>
+          <w:rPr>
+            <w:color w:val="262626"/>
+            <w:sz w:val="19"/>
+          </w:rPr>
+          <w:t xml:space="preserve">4.5.1 Simulazione del robot</w:t>
+        </w:r>
+        <w:r>
+          <w:tab/>
+        </w:r>
+        <w:r>
+          <w:fldChar w:fldCharType="begin"/>
+        </w:r>
+        <w:r>
+          <w:instrText xml:space="preserve"> PAGEREF _Toc041 \h </w:instrText>
+        </w:r>
+        <w:r>
+          <w:fldChar w:fldCharType="separate"/>
+        </w:r>
+        <w:r>
+          <w:rPr>
+            <w:sz w:val="19"/>
+          </w:rPr>
+          <w:t>29</w:t>
+        </w:r>
+        <w:r>
+          <w:fldChar w:fldCharType="end"/>
+        </w:r>
+      </w:hyperlink>
+    </w:p>
+    <w:p>
+      <w:pPr>
+        <w:tabs>
+          <w:tab w:val="right" w:leader="dot" w:pos="9638"/>
+        </w:tabs>
+        <w:spacing w:before="0" w:after="10"/>
+        <w:ind w:left="400"/>
+      </w:pPr>
+      <w:hyperlink w:anchor="_Toc042" w:history="1">
+        <w:r>
+          <w:rPr>
+            <w:color w:val="262626"/>
+            <w:sz w:val="19"/>
+          </w:rPr>
+          <w:t xml:space="preserve">4.6 Modalità tecnico (PLC data)</w:t>
+        </w:r>
+        <w:r>
+          <w:tab/>
+        </w:r>
+        <w:r>
+          <w:fldChar w:fldCharType="begin"/>
+        </w:r>
+        <w:r>
+          <w:instrText xml:space="preserve"> PAGEREF _Toc042 \h </w:instrText>
+        </w:r>
+        <w:r>
+          <w:fldChar w:fldCharType="separate"/>
+        </w:r>
+        <w:r>
+          <w:rPr>
+            <w:sz w:val="19"/>
+          </w:rPr>
+          <w:t>31</w:t>
+        </w:r>
+        <w:r>
+          <w:fldChar w:fldCharType="end"/>
+        </w:r>
+      </w:hyperlink>
+    </w:p>
+    <w:p>
+      <w:pPr>
+        <w:tabs>
+          <w:tab w:val="right" w:leader="dot" w:pos="9638"/>
+        </w:tabs>
+        <w:spacing w:before="0" w:after="10"/>
+        <w:ind w:left="400"/>
+      </w:pPr>
+      <w:hyperlink w:anchor="_Toc043" w:history="1">
+        <w:r>
+          <w:rPr>
+            <w:color w:val="262626"/>
+            <w:sz w:val="19"/>
+          </w:rPr>
+          <w:t xml:space="preserve">4.7 Browser FactoryTalk e controllo ActiveX</w:t>
+        </w:r>
+        <w:r>
+          <w:tab/>
+        </w:r>
+        <w:r>
+          <w:fldChar w:fldCharType="begin"/>
+        </w:r>
+        <w:r>
+          <w:instrText xml:space="preserve"> PAGEREF _Toc043 \h </w:instrText>
+        </w:r>
+        <w:r>
+          <w:fldChar w:fldCharType="separate"/>
+        </w:r>
+        <w:r>
+          <w:rPr>
+            <w:sz w:val="19"/>
+          </w:rPr>
+          <w:t>32</w:t>
+        </w:r>
+        <w:r>
+          <w:fldChar w:fldCharType="end"/>
+        </w:r>
+      </w:hyperlink>
+    </w:p>
+    <w:p>
+      <w:pPr>
+        <w:tabs>
+          <w:tab w:val="right" w:leader="dot" w:pos="9638"/>
+        </w:tabs>
+        <w:spacing w:before="0" w:after="10"/>
+        <w:ind w:left="400"/>
+      </w:pPr>
+      <w:hyperlink w:anchor="_Toc044" w:history="1">
+        <w:r>
+          <w:rPr>
+            <w:color w:val="262626"/>
+            <w:sz w:val="19"/>
+          </w:rPr>
+          <w:t xml:space="preserve">4.8 Caricamento e messaggi</w:t>
+        </w:r>
+        <w:r>
+          <w:tab/>
+        </w:r>
+        <w:r>
+          <w:fldChar w:fldCharType="begin"/>
+        </w:r>
+        <w:r>
+          <w:instrText xml:space="preserve"> PAGEREF _Toc044 \h </w:instrText>
+        </w:r>
+        <w:r>
+          <w:fldChar w:fldCharType="separate"/>
+        </w:r>
+        <w:r>
+          <w:rPr>
+            <w:sz w:val="19"/>
+          </w:rPr>
+          <w:t>32</w:t>
+        </w:r>
+        <w:r>
+          <w:fldChar w:fldCharType="end"/>
+        </w:r>
+      </w:hyperlink>
+    </w:p>
+    <w:p>
+      <w:pPr>
+        <w:tabs>
+          <w:tab w:val="right" w:leader="dot" w:pos="9638"/>
+        </w:tabs>
+        <w:spacing w:before="100" w:after="30"/>
+        <w:ind w:left="0"/>
+      </w:pPr>
+      <w:hyperlink w:anchor="_Toc045" w:history="1">
+        <w:r>
+          <w:rPr>
+            <w:b/>
+            <w:color w:val="1F4E79"/>
+            <w:sz w:val="21"/>
+          </w:rPr>
+          <w:t xml:space="preserve">5. Troubleshooting</w:t>
+        </w:r>
+        <w:r>
+          <w:tab/>
+        </w:r>
+        <w:r>
+          <w:fldChar w:fldCharType="begin"/>
+        </w:r>
+        <w:r>
+          <w:instrText xml:space="preserve"> PAGEREF _Toc045 \h </w:instrText>
+        </w:r>
+        <w:r>
+          <w:fldChar w:fldCharType="separate"/>
+        </w:r>
+        <w:r>
+          <w:rPr>
+            <w:sz w:val="19"/>
+          </w:rPr>
+          <w:t>33</w:t>
+        </w:r>
+        <w:r>
+          <w:fldChar w:fldCharType="end"/>
+        </w:r>
+      </w:hyperlink>
+    </w:p>
+    <w:p>
+      <w:pPr>
+        <w:tabs>
+          <w:tab w:val="right" w:leader="dot" w:pos="9638"/>
+        </w:tabs>
+        <w:spacing w:before="0" w:after="10"/>
+        <w:ind w:left="400"/>
+      </w:pPr>
+      <w:hyperlink w:anchor="_Toc046" w:history="1">
+        <w:r>
+          <w:rPr>
+            <w:color w:val="262626"/>
+            <w:sz w:val="19"/>
+          </w:rPr>
+          <w:t xml:space="preserve">5.1 CODICE ERRORE 1-00 / 2-00 / 3-00 / 4-00</w:t>
+        </w:r>
+        <w:r>
+          <w:tab/>
+        </w:r>
+        <w:r>
+          <w:fldChar w:fldCharType="begin"/>
+        </w:r>
+        <w:r>
+          <w:instrText xml:space="preserve"> PAGEREF _Toc046 \h </w:instrText>
+        </w:r>
+        <w:r>
+          <w:fldChar w:fldCharType="separate"/>
+        </w:r>
+        <w:r>
+          <w:rPr>
+            <w:sz w:val="19"/>
+          </w:rPr>
+          <w:t>33</w:t>
+        </w:r>
+        <w:r>
+          <w:fldChar w:fldCharType="end"/>
+        </w:r>
+      </w:hyperlink>
+    </w:p>
+    <w:p>
+      <w:pPr>
+        <w:tabs>
+          <w:tab w:val="right" w:leader="dot" w:pos="9638"/>
+        </w:tabs>
+        <w:spacing w:before="0" w:after="10"/>
+        <w:ind w:left="400"/>
+      </w:pPr>
+      <w:hyperlink w:anchor="_Toc047" w:history="1">
+        <w:r>
+          <w:rPr>
+            <w:color w:val="262626"/>
+            <w:sz w:val="19"/>
+          </w:rPr>
+          <w:t xml:space="preserve">5.2 CODICE ERRORE 11-00</w:t>
+        </w:r>
+        <w:r>
+          <w:tab/>
+        </w:r>
+        <w:r>
+          <w:fldChar w:fldCharType="begin"/>
+        </w:r>
+        <w:r>
+          <w:instrText xml:space="preserve"> PAGEREF _Toc047 \h </w:instrText>
+        </w:r>
+        <w:r>
+          <w:fldChar w:fldCharType="separate"/>
+        </w:r>
+        <w:r>
+          <w:rPr>
+            <w:sz w:val="19"/>
+          </w:rPr>
+          <w:t>33</w:t>
+        </w:r>
+        <w:r>
+          <w:fldChar w:fldCharType="end"/>
+        </w:r>
+      </w:hyperlink>
+    </w:p>
+    <w:p>
+      <w:pPr>
+        <w:tabs>
+          <w:tab w:val="right" w:leader="dot" w:pos="9638"/>
+        </w:tabs>
+        <w:spacing w:before="0" w:after="10"/>
+        <w:ind w:left="400"/>
+      </w:pPr>
+      <w:hyperlink w:anchor="_Toc048" w:history="1">
+        <w:r>
+          <w:rPr>
+            <w:color w:val="262626"/>
+            <w:sz w:val="19"/>
+          </w:rPr>
+          <w:t xml:space="preserve">5.3 CODICE ERRORE 12-00</w:t>
+        </w:r>
+        <w:r>
+          <w:tab/>
+        </w:r>
+        <w:r>
+          <w:fldChar w:fldCharType="begin"/>
+        </w:r>
+        <w:r>
+          <w:instrText xml:space="preserve"> PAGEREF _Toc048 \h </w:instrText>
+        </w:r>
+        <w:r>
+          <w:fldChar w:fldCharType="separate"/>
+        </w:r>
+        <w:r>
+          <w:rPr>
+            <w:sz w:val="19"/>
+          </w:rPr>
+          <w:t>33</w:t>
+        </w:r>
+        <w:r>
+          <w:fldChar w:fldCharType="end"/>
+        </w:r>
+      </w:hyperlink>
+    </w:p>
+    <w:p>
+      <w:pPr>
+        <w:tabs>
+          <w:tab w:val="right" w:leader="dot" w:pos="9638"/>
+        </w:tabs>
+        <w:spacing w:before="0" w:after="10"/>
+        <w:ind w:left="400"/>
+      </w:pPr>
+      <w:hyperlink w:anchor="_Toc049" w:history="1">
+        <w:r>
+          <w:rPr>
+            <w:color w:val="262626"/>
+            <w:sz w:val="19"/>
+          </w:rPr>
+          <w:t xml:space="preserve">5.4 CODICE ERRORE 13-00</w:t>
+        </w:r>
+        <w:r>
+          <w:tab/>
+        </w:r>
+        <w:r>
+          <w:fldChar w:fldCharType="begin"/>
+        </w:r>
+        <w:r>
+          <w:instrText xml:space="preserve"> PAGEREF _Toc049 \h </w:instrText>
+        </w:r>
+        <w:r>
+          <w:fldChar w:fldCharType="separate"/>
+        </w:r>
+        <w:r>
+          <w:rPr>
+            <w:sz w:val="19"/>
+          </w:rPr>
+          <w:t>34</w:t>
+        </w:r>
+        <w:r>
+          <w:fldChar w:fldCharType="end"/>
+        </w:r>
+      </w:hyperlink>
+    </w:p>
+    <w:p>
+      <w:pPr>
+        <w:tabs>
+          <w:tab w:val="right" w:leader="dot" w:pos="9638"/>
+        </w:tabs>
+        <w:spacing w:before="0" w:after="10"/>
+        <w:ind w:left="400"/>
+      </w:pPr>
+      <w:hyperlink w:anchor="_Toc050" w:history="1">
+        <w:r>
+          <w:rPr>
+            <w:color w:val="262626"/>
+            <w:sz w:val="19"/>
+          </w:rPr>
+          <w:t xml:space="preserve">5.5 CODICE ERRORE 14-00</w:t>
+        </w:r>
+        <w:r>
+          <w:tab/>
+        </w:r>
+        <w:r>
+          <w:fldChar w:fldCharType="begin"/>
+        </w:r>
+        <w:r>
+          <w:instrText xml:space="preserve"> PAGEREF _Toc050 \h </w:instrText>
+        </w:r>
+        <w:r>
+          <w:fldChar w:fldCharType="separate"/>
+        </w:r>
+        <w:r>
+          <w:rPr>
+            <w:sz w:val="19"/>
+          </w:rPr>
+          <w:t>34</w:t>
+        </w:r>
+        <w:r>
+          <w:fldChar w:fldCharType="end"/>
+        </w:r>
+      </w:hyperlink>
+    </w:p>
+    <w:p>
+      <w:pPr>
+        <w:tabs>
+          <w:tab w:val="right" w:leader="dot" w:pos="9638"/>
+        </w:tabs>
+        <w:spacing w:before="0" w:after="10"/>
+        <w:ind w:left="400"/>
+      </w:pPr>
+      <w:hyperlink w:anchor="_Toc051" w:history="1">
+        <w:r>
+          <w:rPr>
+            <w:color w:val="262626"/>
+            <w:sz w:val="19"/>
+          </w:rPr>
+          <w:t xml:space="preserve">5.6 CODICE ERRORE 15-00</w:t>
+        </w:r>
+        <w:r>
+          <w:tab/>
+        </w:r>
+        <w:r>
+          <w:fldChar w:fldCharType="begin"/>
+        </w:r>
+        <w:r>
+          <w:instrText xml:space="preserve"> PAGEREF _Toc051 \h </w:instrText>
+        </w:r>
+        <w:r>
+          <w:fldChar w:fldCharType="separate"/>
+        </w:r>
+        <w:r>
+          <w:rPr>
+            <w:sz w:val="19"/>
+          </w:rPr>
+          <w:t>34</w:t>
+        </w:r>
+        <w:r>
+          <w:fldChar w:fldCharType="end"/>
+        </w:r>
+      </w:hyperlink>
+    </w:p>
+    <w:p>
+      <w:pPr>
+        <w:tabs>
+          <w:tab w:val="right" w:leader="dot" w:pos="9638"/>
+        </w:tabs>
+        <w:spacing w:before="0" w:after="10"/>
+        <w:ind w:left="400"/>
+      </w:pPr>
+      <w:hyperlink w:anchor="_Toc052" w:history="1">
+        <w:r>
+          <w:rPr>
+            <w:color w:val="262626"/>
+            <w:sz w:val="19"/>
+          </w:rPr>
+          <w:t xml:space="preserve">5.7 CODICE ERRORE 16-00</w:t>
+        </w:r>
+        <w:r>
+          <w:tab/>
+        </w:r>
+        <w:r>
+          <w:fldChar w:fldCharType="begin"/>
+        </w:r>
+        <w:r>
+          <w:instrText xml:space="preserve"> PAGEREF _Toc052 \h </w:instrText>
+        </w:r>
+        <w:r>
+          <w:fldChar w:fldCharType="separate"/>
+        </w:r>
+        <w:r>
+          <w:rPr>
+            <w:sz w:val="19"/>
+          </w:rPr>
+          <w:t>34</w:t>
+        </w:r>
+        <w:r>
+          <w:fldChar w:fldCharType="end"/>
+        </w:r>
+      </w:hyperlink>
+    </w:p>
+    <w:p>
+      <w:pPr>
+        <w:tabs>
+          <w:tab w:val="right" w:leader="dot" w:pos="9638"/>
+        </w:tabs>
+        <w:spacing w:before="0" w:after="10"/>
+        <w:ind w:left="400"/>
+      </w:pPr>
+      <w:hyperlink w:anchor="_Toc053" w:history="1">
+        <w:r>
+          <w:rPr>
+            <w:color w:val="262626"/>
+            <w:sz w:val="19"/>
+          </w:rPr>
+          <w:t xml:space="preserve">5.8 CODICE ERRORE 21-nn (nn = numero del deposito 1…63)</w:t>
+        </w:r>
+        <w:r>
+          <w:tab/>
+        </w:r>
+        <w:r>
+          <w:fldChar w:fldCharType="begin"/>
+        </w:r>
+        <w:r>
+          <w:instrText xml:space="preserve"> PAGEREF _Toc053 \h </w:instrText>
+        </w:r>
+        <w:r>
+          <w:fldChar w:fldCharType="separate"/>
+        </w:r>
+        <w:r>
+          <w:rPr>
+            <w:sz w:val="19"/>
+          </w:rPr>
+          <w:t>34</w:t>
+        </w:r>
+        <w:r>
+          <w:fldChar w:fldCharType="end"/>
+        </w:r>
+      </w:hyperlink>
+    </w:p>
+    <w:p>
+      <w:pPr>
+        <w:tabs>
+          <w:tab w:val="right" w:leader="dot" w:pos="9638"/>
+        </w:tabs>
+        <w:spacing w:before="0" w:after="10"/>
+        <w:ind w:left="400"/>
+      </w:pPr>
+      <w:hyperlink w:anchor="_Toc054" w:history="1">
+        <w:r>
+          <w:rPr>
+            <w:color w:val="262626"/>
+            <w:sz w:val="19"/>
+          </w:rPr>
+          <w:t xml:space="preserve">5.9 CODICE ERRORE 22-nn (nn = numero del deposito 1…63)</w:t>
+        </w:r>
+        <w:r>
+          <w:tab/>
+        </w:r>
+        <w:r>
+          <w:fldChar w:fldCharType="begin"/>
+        </w:r>
+        <w:r>
+          <w:instrText xml:space="preserve"> PAGEREF _Toc054 \h </w:instrText>
+        </w:r>
+        <w:r>
+          <w:fldChar w:fldCharType="separate"/>
+        </w:r>
+        <w:r>
+          <w:rPr>
+            <w:sz w:val="19"/>
+          </w:rPr>
+          <w:t>34</w:t>
+        </w:r>
+        <w:r>
+          <w:fldChar w:fldCharType="end"/>
+        </w:r>
+      </w:hyperlink>
+    </w:p>
+    <w:p>
+      <w:pPr>
+        <w:tabs>
+          <w:tab w:val="right" w:leader="dot" w:pos="9638"/>
+        </w:tabs>
+        <w:spacing w:before="0" w:after="10"/>
+        <w:ind w:left="400"/>
+      </w:pPr>
+      <w:hyperlink w:anchor="_Toc055" w:history="1">
+        <w:r>
+          <w:rPr>
+            <w:color w:val="262626"/>
+            <w:sz w:val="19"/>
+          </w:rPr>
+          <w:t xml:space="preserve">5.10 CODICE ERRORE 23-nn (nn = numero del deposito 1…63)</w:t>
+        </w:r>
+        <w:r>
+          <w:tab/>
+        </w:r>
+        <w:r>
+          <w:fldChar w:fldCharType="begin"/>
+        </w:r>
+        <w:r>
+          <w:instrText xml:space="preserve"> PAGEREF _Toc055 \h </w:instrText>
+        </w:r>
+        <w:r>
+          <w:fldChar w:fldCharType="separate"/>
+        </w:r>
+        <w:r>
+          <w:rPr>
+            <w:sz w:val="19"/>
+          </w:rPr>
+          <w:t>34</w:t>
+        </w:r>
+        <w:r>
+          <w:fldChar w:fldCharType="end"/>
+        </w:r>
+      </w:hyperlink>
+    </w:p>
+    <w:p>
+      <w:pPr>
+        <w:tabs>
+          <w:tab w:val="right" w:leader="dot" w:pos="9638"/>
+        </w:tabs>
+        <w:spacing w:before="0" w:after="10"/>
+        <w:ind w:left="400"/>
+      </w:pPr>
+      <w:hyperlink w:anchor="_Toc056" w:history="1">
+        <w:r>
+          <w:rPr>
+            <w:color w:val="262626"/>
+            <w:sz w:val="19"/>
+          </w:rPr>
+          <w:t xml:space="preserve">5.11 CODICE ERRORE 24-nn (nn = numero del deposito 1…63)</w:t>
+        </w:r>
+        <w:r>
+          <w:tab/>
+        </w:r>
+        <w:r>
+          <w:fldChar w:fldCharType="begin"/>
+        </w:r>
+        <w:r>
+          <w:instrText xml:space="preserve"> PAGEREF _Toc056 \h </w:instrText>
+        </w:r>
+        <w:r>
+          <w:fldChar w:fldCharType="separate"/>
+        </w:r>
+        <w:r>
+          <w:rPr>
+            <w:sz w:val="19"/>
+          </w:rPr>
+          <w:t>34</w:t>
+        </w:r>
+        <w:r>
+          <w:fldChar w:fldCharType="end"/>
+        </w:r>
+      </w:hyperlink>
+    </w:p>
+    <w:p>
+      <w:pPr>
+        <w:tabs>
+          <w:tab w:val="right" w:leader="dot" w:pos="9638"/>
+        </w:tabs>
+        <w:spacing w:before="0" w:after="10"/>
+        <w:ind w:left="400"/>
+      </w:pPr>
+      <w:hyperlink w:anchor="_Toc057" w:history="1">
+        <w:r>
+          <w:rPr>
+            <w:color w:val="262626"/>
+            <w:sz w:val="19"/>
+          </w:rPr>
+          <w:t xml:space="preserve">5.12 CODICE ERRORE 25-nn (nn = numero del deposito 1…63)</w:t>
+        </w:r>
+        <w:r>
+          <w:tab/>
+        </w:r>
+        <w:r>
+          <w:fldChar w:fldCharType="begin"/>
+        </w:r>
+        <w:r>
+          <w:instrText xml:space="preserve"> PAGEREF _Toc057 \h </w:instrText>
+        </w:r>
+        <w:r>
+          <w:fldChar w:fldCharType="separate"/>
+        </w:r>
+        <w:r>
+          <w:rPr>
+            <w:sz w:val="19"/>
+          </w:rPr>
+          <w:t>35</w:t>
+        </w:r>
+        <w:r>
+          <w:fldChar w:fldCharType="end"/>
+        </w:r>
+      </w:hyperlink>
+    </w:p>
+    <w:p>
+      <w:pPr>
+        <w:tabs>
+          <w:tab w:val="right" w:leader="dot" w:pos="9638"/>
+        </w:tabs>
+        <w:spacing w:before="0" w:after="10"/>
+        <w:ind w:left="400"/>
+      </w:pPr>
+      <w:hyperlink w:anchor="_Toc058" w:history="1">
+        <w:r>
+          <w:rPr>
+            <w:color w:val="262626"/>
+            <w:sz w:val="19"/>
+          </w:rPr>
+          <w:t xml:space="preserve">5.13 CODICE ERRORE 26-nn (nn = numero del deposito 1…63)</w:t>
+        </w:r>
+        <w:r>
+          <w:tab/>
+        </w:r>
+        <w:r>
+          <w:fldChar w:fldCharType="begin"/>
+        </w:r>
+        <w:r>
+          <w:instrText xml:space="preserve"> PAGEREF _Toc058 \h </w:instrText>
+        </w:r>
+        <w:r>
+          <w:fldChar w:fldCharType="separate"/>
+        </w:r>
+        <w:r>
+          <w:rPr>
+            <w:sz w:val="19"/>
+          </w:rPr>
+          <w:t>35</w:t>
+        </w:r>
+        <w:r>
+          <w:fldChar w:fldCharType="end"/>
+        </w:r>
+      </w:hyperlink>
+    </w:p>
+    <w:p>
+      <w:pPr>
+        <w:tabs>
+          <w:tab w:val="right" w:leader="dot" w:pos="9638"/>
+        </w:tabs>
+        <w:spacing w:before="0" w:after="10"/>
+        <w:ind w:left="400"/>
+      </w:pPr>
+      <w:hyperlink w:anchor="_Toc059" w:history="1">
+        <w:r>
+          <w:rPr>
+            <w:color w:val="262626"/>
+            <w:sz w:val="19"/>
+          </w:rPr>
+          <w:t xml:space="preserve">5.14 CODICE ERRORE 27-nn (nn = numero del deposito 1…63)</w:t>
+        </w:r>
+        <w:r>
+          <w:tab/>
+        </w:r>
+        <w:r>
+          <w:fldChar w:fldCharType="begin"/>
+        </w:r>
+        <w:r>
+          <w:instrText xml:space="preserve"> PAGEREF _Toc059 \h </w:instrText>
+        </w:r>
+        <w:r>
+          <w:fldChar w:fldCharType="separate"/>
+        </w:r>
+        <w:r>
+          <w:rPr>
+            <w:sz w:val="19"/>
+          </w:rPr>
+          <w:t>35</w:t>
+        </w:r>
+        <w:r>
+          <w:fldChar w:fldCharType="end"/>
+        </w:r>
+      </w:hyperlink>
+    </w:p>
+    <w:p>
+      <w:pPr>
+        <w:tabs>
+          <w:tab w:val="right" w:leader="dot" w:pos="9638"/>
+        </w:tabs>
+        <w:spacing w:before="0" w:after="10"/>
+        <w:ind w:left="400"/>
+      </w:pPr>
+      <w:hyperlink w:anchor="_Toc060" w:history="1">
+        <w:r>
+          <w:rPr>
+            <w:color w:val="262626"/>
+            <w:sz w:val="19"/>
+          </w:rPr>
+          <w:t xml:space="preserve">5.15 NESSUN DATO DAL PLC (codice errore 0)</w:t>
+        </w:r>
+        <w:r>
+          <w:tab/>
+        </w:r>
+        <w:r>
+          <w:fldChar w:fldCharType="begin"/>
+        </w:r>
+        <w:r>
+          <w:instrText xml:space="preserve"> PAGEREF _Toc060 \h </w:instrText>
+        </w:r>
+        <w:r>
+          <w:fldChar w:fldCharType="separate"/>
+        </w:r>
+        <w:r>
+          <w:rPr>
+            <w:sz w:val="19"/>
+          </w:rPr>
+          <w:t>35</w:t>
+        </w:r>
+        <w:r>
+          <w:fldChar w:fldCharType="end"/>
+        </w:r>
+      </w:hyperlink>
+    </w:p>
+    <w:p>
+      <w:pPr>
+        <w:tabs>
+          <w:tab w:val="right" w:leader="dot" w:pos="9638"/>
+        </w:tabs>
+        <w:spacing w:before="0" w:after="10"/>
+        <w:ind w:left="400"/>
+      </w:pPr>
+      <w:hyperlink w:anchor="_Toc061" w:history="1">
+        <w:r>
+          <w:rPr>
+            <w:color w:val="262626"/>
+            <w:sz w:val="19"/>
+          </w:rPr>
+          <w:t xml:space="preserve">5.16 PIÙ DI 60 DEPOSITI</w:t>
+        </w:r>
+        <w:r>
+          <w:tab/>
+        </w:r>
+        <w:r>
+          <w:fldChar w:fldCharType="begin"/>
+        </w:r>
+        <w:r>
+          <w:instrText xml:space="preserve"> PAGEREF _Toc061 \h </w:instrText>
+        </w:r>
+        <w:r>
+          <w:fldChar w:fldCharType="separate"/>
+        </w:r>
+        <w:r>
+          <w:rPr>
+            <w:sz w:val="19"/>
+          </w:rPr>
+          <w:t>35</w:t>
+        </w:r>
+        <w:r>
+          <w:fldChar w:fldCharType="end"/>
+        </w:r>
+      </w:hyperlink>
+    </w:p>
+    <w:p>
+      <w:pPr>
+        <w:tabs>
+          <w:tab w:val="right" w:leader="dot" w:pos="9638"/>
+        </w:tabs>
+        <w:spacing w:before="0" w:after="10"/>
+        <w:ind w:left="400"/>
+      </w:pPr>
+      <w:hyperlink w:anchor="_Toc062" w:history="1">
+        <w:r>
+          <w:rPr>
+            <w:color w:val="262626"/>
+            <w:sz w:val="19"/>
+          </w:rPr>
+          <w:t xml:space="preserve">5.17 DEPOSITI RIMOSSI DOPO APPLY (modalità tecnico)</w:t>
+        </w:r>
+        <w:r>
+          <w:tab/>
+        </w:r>
+        <w:r>
+          <w:fldChar w:fldCharType="begin"/>
+        </w:r>
+        <w:r>
+          <w:instrText xml:space="preserve"> PAGEREF _Toc062 \h </w:instrText>
+        </w:r>
+        <w:r>
+          <w:fldChar w:fldCharType="separate"/>
+        </w:r>
+        <w:r>
+          <w:rPr>
+            <w:sz w:val="19"/>
+          </w:rPr>
+          <w:t>35</w:t>
+        </w:r>
+        <w:r>
+          <w:fldChar w:fldCharType="end"/>
+        </w:r>
+      </w:hyperlink>
+    </w:p>
+    <w:p>
+      <w:pPr>
+        <w:tabs>
+          <w:tab w:val="right" w:leader="dot" w:pos="9638"/>
+        </w:tabs>
+        <w:spacing w:before="0" w:after="10"/>
+        <w:ind w:left="400"/>
+      </w:pPr>
+      <w:hyperlink w:anchor="_Toc063" w:history="1">
+        <w:r>
+          <w:rPr>
+            <w:color w:val="262626"/>
+            <w:sz w:val="19"/>
+          </w:rPr>
+          <w:t xml:space="preserve">5.18 ERRORI DELLA VISTA 3D</w:t>
+        </w:r>
+        <w:r>
+          <w:tab/>
+        </w:r>
+        <w:r>
+          <w:fldChar w:fldCharType="begin"/>
+        </w:r>
+        <w:r>
+          <w:instrText xml:space="preserve"> PAGEREF _Toc063 \h </w:instrText>
+        </w:r>
+        <w:r>
+          <w:fldChar w:fldCharType="separate"/>
+        </w:r>
+        <w:r>
+          <w:rPr>
+            <w:sz w:val="19"/>
+          </w:rPr>
+          <w:t>35</w:t>
+        </w:r>
+        <w:r>
+          <w:fldChar w:fldCharType="end"/>
+        </w:r>
+      </w:hyperlink>
+    </w:p>
+    <w:p>
       <w:pPr>
         <w:pStyle w:val="Titolo1"/>
-      </w:pPr>
+        <w:pageBreakBefore/>
+      </w:pPr>
+      <w:bookmarkStart w:id="9000" w:name="_Toc001"/>
       <w:r>
         <w:t>1. Introduzione</w:t>
       </w:r>
+      <w:bookmarkEnd w:id="9000"/>
     </w:p>
     <w:p>
       <w:r>
@@ -244,19 +2727,19 @@
       </w:r>
     </w:p>
     <w:p>
-      <w:r>
-        <w:br w:type="page"/>
-      </w:r>
-    </w:p>
-    <w:p>
       <w:pPr>
         <w:pStyle w:val="Titolo1"/>
       </w:pPr>
+      <w:bookmarkStart w:id="9001" w:name="_Toc002"/>
       <w:r>
         <w:t>2. IMA-BFB Convenzioni di palletizzazione</w:t>
       </w:r>
-    </w:p>
-    <w:p>
+      <w:bookmarkEnd w:id="9001"/>
+    </w:p>
+    <w:p>
+      <w:pPr>
+        <w:keepNext/>
+      </w:pPr>
       <w:r>
         <w:rPr/>
         <w:t>Per prima cosa, è necessario conoscere alcune convenzioni delle macchine con Palletizzatore riguardo alle direzioni positive e negative degli assi X, Y e Z.</w:t>
@@ -265,13 +2748,13 @@
     <w:p>
       <w:pPr>
         <w:keepNext/>
-        <w:spacing w:after="80" w:before="240"/>
+        <w:spacing w:before="240" w:after="120"/>
         <w:jc w:val="center"/>
       </w:pPr>
       <w:r>
         <w:drawing>
           <wp:inline xmlns:a="http://schemas.openxmlformats.org/drawingml/2006/main" xmlns:pic="http://schemas.openxmlformats.org/drawingml/2006/picture">
-            <wp:extent cx="2854325" cy="4957971"/>
+            <wp:extent cx="2176161" cy="3779998"/>
             <wp:docPr id="1" name="Picture 1"/>
             <wp:cNvGraphicFramePr>
               <a:graphicFrameLocks noChangeAspect="1"/>
@@ -292,7 +2775,7 @@
                   <pic:spPr>
                     <a:xfrm>
                       <a:off x="0" y="0"/>
-                      <a:ext cx="2854325" cy="4957971"/>
+                      <a:ext cx="2176161" cy="3779998"/>
                     </a:xfrm>
                     <a:prstGeom prst="rect"/>
                   </pic:spPr>
@@ -304,6 +2787,9 @@
       </w:r>
     </w:p>
     <w:p>
+      <w:pPr>
+        <w:keepNext/>
+      </w:pPr>
       <w:r>
         <w:rPr/>
         <w:t>La figura 1 mostra uno schema semplificato di un Palletizatore. Ci sono due telai importanti, quello rosso e quello blu:</w:t>
@@ -316,6 +2802,7 @@
           <w:ilvl w:val="0"/>
           <w:numId w:val="2"/>
         </w:numPr>
+        <w:spacing w:after="60"/>
       </w:pPr>
       <w:r>
         <w:rPr/>
@@ -329,6 +2816,7 @@
           <w:ilvl w:val="0"/>
           <w:numId w:val="2"/>
         </w:numPr>
+        <w:spacing w:after="60"/>
       </w:pPr>
       <w:r>
         <w:rPr/>
@@ -350,11 +2838,7 @@
       </w:r>
       <w:r>
         <w:rPr/>
-        <w:t xml:space="preserve"> </w:t>
-      </w:r>
-      <w:r>
-        <w:rPr/>
-        <w:t>del telaio rosso è sempre orientato verso l’uscita del Infeed Roller</w:t>
+        <w:t xml:space="preserve"> del telaio rosso è sempre orientato verso l’uscita del Infeed Roller</w:t>
       </w:r>
     </w:p>
     <w:p>
@@ -366,11 +2850,7 @@
       </w:r>
       <w:r>
         <w:rPr/>
-        <w:t xml:space="preserve"> </w:t>
-      </w:r>
-      <w:r>
-        <w:rPr/>
-        <w:t>del telaio blu è sempre orientato verso l’uscita del pallet.</w:t>
+        <w:t xml:space="preserve"> del telaio blu è sempre orientato verso l’uscita del pallet.</w:t>
       </w:r>
     </w:p>
     <w:p>
@@ -388,19 +2868,20 @@
       </w:r>
     </w:p>
     <w:p>
-      <w:r>
-        <w:br w:type="page"/>
-      </w:r>
-    </w:p>
-    <w:p>
       <w:pPr>
         <w:pStyle w:val="Titolo1"/>
-      </w:pPr>
+        <w:pageBreakBefore/>
+      </w:pPr>
+      <w:bookmarkStart w:id="9002" w:name="_Toc003"/>
       <w:r>
         <w:t>3. Settaggi di Ricetta</w:t>
       </w:r>
-    </w:p>
-    <w:p>
+      <w:bookmarkEnd w:id="9002"/>
+    </w:p>
+    <w:p>
+      <w:pPr>
+        <w:keepNext/>
+      </w:pPr>
       <w:r>
         <w:rPr/>
         <w:t>Seleziona la ricetta su cui vuoi lavorare e premi “Program Data” per entrare.</w:t>
@@ -409,7 +2890,7 @@
     <w:p>
       <w:pPr>
         <w:keepNext/>
-        <w:spacing w:after="80" w:before="240"/>
+        <w:spacing w:before="240" w:after="120"/>
         <w:jc w:val="center"/>
       </w:pPr>
       <w:r>
@@ -466,25 +2947,21 @@
         <w:rPr/>
         <w:t>Una volta nel menu principale, è necessario impostare alcuni parametri prima di caricare il programma PalCompose.</w:t>
       </w:r>
-      <w:r>
-        <w:rPr>
-          <w:b/>
-        </w:rPr>
-        <w:t xml:space="preserve"> </w:t>
-      </w:r>
     </w:p>
     <w:p>
       <w:pPr>
         <w:pStyle w:val="Titolo3"/>
       </w:pPr>
+      <w:bookmarkStart w:id="9003" w:name="_Toc004"/>
       <w:r>
         <w:t>3.1.1 Parametri Generali</w:t>
       </w:r>
+      <w:bookmarkEnd w:id="9003"/>
     </w:p>
     <w:p>
       <w:pPr>
         <w:keepNext/>
-        <w:spacing w:after="80" w:before="240"/>
+        <w:spacing w:before="240" w:after="120"/>
         <w:jc w:val="center"/>
       </w:pPr>
       <w:r>
@@ -540,9 +3017,11 @@
       <w:pPr>
         <w:pStyle w:val="Titolo3"/>
       </w:pPr>
+      <w:bookmarkStart w:id="9004" w:name="_Toc005"/>
       <w:r>
         <w:t>3.1.2 Prelievo in Linea o sulla superfice</w:t>
       </w:r>
+      <w:bookmarkEnd w:id="9004"/>
     </w:p>
     <w:p>
       <w:r>
@@ -557,6 +3036,7 @@
           <w:ilvl w:val="0"/>
           <w:numId w:val="9"/>
         </w:numPr>
+        <w:spacing w:after="60"/>
       </w:pPr>
       <w:r>
         <w:rPr/>
@@ -570,6 +3050,7 @@
           <w:ilvl w:val="0"/>
           <w:numId w:val="9"/>
         </w:numPr>
+        <w:spacing w:after="60"/>
       </w:pPr>
       <w:r>
         <w:rPr/>
@@ -586,25 +3067,32 @@
       <w:pPr>
         <w:pStyle w:val="Titolo3"/>
       </w:pPr>
+      <w:bookmarkStart w:id="9005" w:name="_Toc006"/>
       <w:r>
         <w:t>3.1.3 Numero di casse in X e Y</w:t>
       </w:r>
-    </w:p>
-    <w:p>
+      <w:bookmarkEnd w:id="9005"/>
+    </w:p>
+    <w:p>
+      <w:pPr>
+        <w:keepNext/>
+      </w:pPr>
+      <w:r>
+        <w:rPr/>
+        <w:t>Il numero di casse in X e il numero di casse in Y riguardano la composizione del pacco di casse.</w:t>
+      </w:r>
       <w:r>
         <w:br/>
       </w:r>
       <w:r>
         <w:rPr/>
-        <w:t>Il numero di casse in X e il numero di casse in Y riguardano la composizione del pacco di casse.</w:t>
-        <w:br/>
         <w:t>Nella figura 3, il numero di casse in X = 3 e il numero di casse in Y = 1. Questo significa che la composizione del pacco sarà come mostrato in figura 4.</w:t>
       </w:r>
     </w:p>
     <w:p>
       <w:pPr>
         <w:keepNext/>
-        <w:spacing w:after="80" w:before="240"/>
+        <w:spacing w:before="240" w:after="120"/>
         <w:jc w:val="center"/>
       </w:pPr>
       <w:r>
@@ -644,12 +3132,14 @@
     </w:p>
     <w:p>
       <w:r>
+        <w:rPr/>
+        <w:t>Nella direzione X ci sono 3 casse.</w:t>
+      </w:r>
+      <w:r>
         <w:br/>
       </w:r>
       <w:r>
         <w:rPr/>
-        <w:t>Nella direzione X ci sono 3 casse.</w:t>
-        <w:br/>
         <w:t>Nella direzione Y c’è 1 cassa.</w:t>
       </w:r>
     </w:p>
@@ -670,13 +3160,13 @@
     <w:p>
       <w:pPr>
         <w:keepNext/>
-        <w:spacing w:after="80" w:before="240"/>
+        <w:spacing w:before="240" w:after="120"/>
         <w:jc w:val="center"/>
       </w:pPr>
       <w:r>
         <w:drawing>
           <wp:inline xmlns:a="http://schemas.openxmlformats.org/drawingml/2006/main" xmlns:pic="http://schemas.openxmlformats.org/drawingml/2006/picture">
-            <wp:extent cx="1577477" cy="4092294"/>
+            <wp:extent cx="1457094" cy="3779997"/>
             <wp:docPr id="5" name="Picture 5"/>
             <wp:cNvGraphicFramePr>
               <a:graphicFrameLocks noChangeAspect="1"/>
@@ -697,7 +3187,7 @@
                   <pic:spPr>
                     <a:xfrm>
                       <a:off x="0" y="0"/>
-                      <a:ext cx="1577477" cy="4092294"/>
+                      <a:ext cx="1457094" cy="3779997"/>
                     </a:xfrm>
                     <a:prstGeom prst="rect"/>
                   </pic:spPr>
@@ -712,14 +3202,16 @@
       <w:pPr>
         <w:pStyle w:val="Titolo2"/>
       </w:pPr>
+      <w:bookmarkStart w:id="9006" w:name="_Toc007"/>
       <w:r>
         <w:t>3.2 Parametri Robot</w:t>
       </w:r>
+      <w:bookmarkEnd w:id="9006"/>
     </w:p>
     <w:p>
       <w:pPr>
         <w:keepNext/>
-        <w:spacing w:after="80" w:before="240"/>
+        <w:spacing w:before="240" w:after="120"/>
         <w:jc w:val="center"/>
       </w:pPr>
       <w:r>
@@ -760,7 +3252,7 @@
     <w:p>
       <w:pPr>
         <w:keepNext/>
-        <w:spacing w:after="80" w:before="240"/>
+        <w:spacing w:before="240" w:after="120"/>
         <w:jc w:val="center"/>
       </w:pPr>
       <w:r>
@@ -801,7 +3293,7 @@
     <w:p>
       <w:pPr>
         <w:keepNext/>
-        <w:spacing w:after="80" w:before="240"/>
+        <w:spacing w:before="240" w:after="120"/>
         <w:jc w:val="center"/>
       </w:pPr>
       <w:r>
@@ -857,9 +3349,11 @@
       <w:pPr>
         <w:pStyle w:val="Titolo3"/>
       </w:pPr>
+      <w:bookmarkStart w:id="9007" w:name="_Toc008"/>
       <w:r>
         <w:t>3.2.1 Dimensioni reali della cassa</w:t>
       </w:r>
+      <w:bookmarkEnd w:id="9007"/>
     </w:p>
     <w:p>
       <w:r>
@@ -871,18 +3365,25 @@
       <w:pPr>
         <w:pStyle w:val="Titolo3"/>
       </w:pPr>
+      <w:bookmarkStart w:id="9008" w:name="_Toc009"/>
       <w:r>
         <w:t>3.2.2 Tipologie di canali di aspirazione</w:t>
       </w:r>
-    </w:p>
-    <w:p>
+      <w:bookmarkEnd w:id="9008"/>
+    </w:p>
+    <w:p>
+      <w:pPr>
+        <w:keepNext/>
+      </w:pPr>
+      <w:r>
+        <w:rPr/>
+        <w:t>È importante conoscere come è fatta la testa del robot e quanti canali di aspirazione possiede.</w:t>
+      </w:r>
       <w:r>
         <w:br/>
       </w:r>
       <w:r>
         <w:rPr/>
-        <w:t>È importante conoscere come è fatta la testa del robot e quanti canali di aspirazione possiede.</w:t>
-        <w:br/>
         <w:t>Ci sono 4 tipi di testa:</w:t>
       </w:r>
     </w:p>
@@ -893,10 +3394,29 @@
           <w:ilvl w:val="0"/>
           <w:numId w:val="2"/>
         </w:numPr>
-      </w:pPr>
-      <w:r>
-        <w:rPr/>
-        <w:t>A → La testa del robot ha un solo canale di aspirazione.</w:t>
+        <w:spacing w:after="60"/>
+      </w:pPr>
+      <w:r>
+        <w:rPr>
+          <w:b/>
+          <w:color w:val="1F4E79"/>
+        </w:rPr>
+        <w:t>A</w:t>
+      </w:r>
+      <w:r>
+        <w:rPr/>
+        <w:t xml:space="preserve"> </w:t>
+      </w:r>
+      <w:r>
+        <w:rPr>
+          <w:b/>
+          <w:color w:val="1F4E79"/>
+        </w:rPr>
+        <w:t>→</w:t>
+      </w:r>
+      <w:r>
+        <w:rPr/>
+        <w:t xml:space="preserve"> La testa del robot ha un solo canale di aspirazione.</w:t>
       </w:r>
     </w:p>
     <w:p>
@@ -906,10 +3426,29 @@
           <w:ilvl w:val="0"/>
           <w:numId w:val="2"/>
         </w:numPr>
-      </w:pPr>
-      <w:r>
-        <w:rPr/>
-        <w:t>A+B rinforzata → La testa del robot ha 2 canali di aspirazione, ma sono controllati insieme. Ciò significa che non è possibile prelevare o depositare usando un singolo canale alla volta.</w:t>
+        <w:spacing w:after="60"/>
+      </w:pPr>
+      <w:r>
+        <w:rPr>
+          <w:b/>
+          <w:color w:val="1F4E79"/>
+        </w:rPr>
+        <w:t>A+B rinforzata</w:t>
+      </w:r>
+      <w:r>
+        <w:rPr/>
+        <w:t xml:space="preserve"> </w:t>
+      </w:r>
+      <w:r>
+        <w:rPr>
+          <w:b/>
+          <w:color w:val="1F4E79"/>
+        </w:rPr>
+        <w:t>→</w:t>
+      </w:r>
+      <w:r>
+        <w:rPr/>
+        <w:t xml:space="preserve"> La testa del robot ha 2 canali di aspirazione, ma sono controllati insieme. Ciò significa che non è possibile prelevare o depositare usando un singolo canale alla volta.</w:t>
       </w:r>
     </w:p>
     <w:p>
@@ -919,10 +3458,29 @@
           <w:ilvl w:val="0"/>
           <w:numId w:val="2"/>
         </w:numPr>
-      </w:pPr>
-      <w:r>
-        <w:rPr/>
-        <w:t>A+B indipendente standard → La testa del robot ha 2 canali di aspirazione indipendenti realizzati in modalità standard (vedi capitolo 3.2.3 “Testa del Robot in modalità standard”).</w:t>
+        <w:spacing w:after="60"/>
+      </w:pPr>
+      <w:r>
+        <w:rPr>
+          <w:b/>
+          <w:color w:val="1F4E79"/>
+        </w:rPr>
+        <w:t>A+B indipendente standard</w:t>
+      </w:r>
+      <w:r>
+        <w:rPr/>
+        <w:t xml:space="preserve"> </w:t>
+      </w:r>
+      <w:r>
+        <w:rPr>
+          <w:b/>
+          <w:color w:val="1F4E79"/>
+        </w:rPr>
+        <w:t>→</w:t>
+      </w:r>
+      <w:r>
+        <w:rPr/>
+        <w:t xml:space="preserve"> La testa del robot ha 2 canali di aspirazione indipendenti realizzati in modalità standard (vedi capitolo 3.2.3 “Testa del Robot in modalità standard”).</w:t>
       </w:r>
     </w:p>
     <w:p>
@@ -932,15 +3490,39 @@
           <w:ilvl w:val="0"/>
           <w:numId w:val="2"/>
         </w:numPr>
-      </w:pPr>
-      <w:r>
-        <w:rPr/>
-        <w:t>A+B indipendente in linea → La testa del robot ha 2 canali di aspirazione indipendenti realizzati in modalità linea (vedi capitolo 3.2.4 “Robot Head Line Mode”).</w:t>
-      </w:r>
-    </w:p>
-    <w:p>
-      <w:r>
-        <w:rPr/>
+        <w:spacing w:after="60"/>
+      </w:pPr>
+      <w:r>
+        <w:rPr>
+          <w:b/>
+          <w:color w:val="1F4E79"/>
+        </w:rPr>
+        <w:t>A+B indipendente in linea</w:t>
+      </w:r>
+      <w:r>
+        <w:rPr/>
+        <w:t xml:space="preserve"> </w:t>
+      </w:r>
+      <w:r>
+        <w:rPr>
+          <w:b/>
+          <w:color w:val="1F4E79"/>
+        </w:rPr>
+        <w:t>→</w:t>
+      </w:r>
+      <w:r>
+        <w:rPr/>
+        <w:t xml:space="preserve"> La testa del robot ha 2 canali di aspirazione indipendenti realizzati in modalità linea (vedi capitolo 3.2.4 “Robot Head Line Mode”).</w:t>
+      </w:r>
+    </w:p>
+    <w:p>
+      <w:pPr>
+        <w:keepNext/>
+      </w:pPr>
+      <w:r>
+        <w:rPr>
+          <w:b/>
+        </w:rPr>
         <w:t>Perché una testa robot a doppio canale?</w:t>
       </w:r>
     </w:p>
@@ -954,14 +3536,16 @@
       <w:pPr>
         <w:pStyle w:val="Titolo3"/>
       </w:pPr>
+      <w:bookmarkStart w:id="9009" w:name="_Toc010"/>
       <w:r>
         <w:t>3.2.3 Testa del robot (Modalità standard)</w:t>
       </w:r>
+      <w:bookmarkEnd w:id="9009"/>
     </w:p>
     <w:p>
       <w:pPr>
         <w:keepNext/>
-        <w:spacing w:after="80" w:before="240"/>
+        <w:spacing w:before="240" w:after="120"/>
         <w:jc w:val="center"/>
       </w:pPr>
       <w:r>
@@ -1023,14 +3607,16 @@
       <w:pPr>
         <w:pStyle w:val="Titolo3"/>
       </w:pPr>
+      <w:bookmarkStart w:id="9010" w:name="_Toc011"/>
       <w:r>
         <w:t>3.2.4 Testa del robot (Modalità in linea)</w:t>
       </w:r>
+      <w:bookmarkEnd w:id="9010"/>
     </w:p>
     <w:p>
       <w:pPr>
         <w:keepNext/>
-        <w:spacing w:after="80" w:before="240"/>
+        <w:spacing w:before="240" w:after="120"/>
         <w:jc w:val="center"/>
       </w:pPr>
       <w:r>
@@ -1083,13 +3669,18 @@
       </w:r>
     </w:p>
     <w:p>
+      <w:pPr>
+        <w:keepNext/>
+      </w:pPr>
+      <w:r>
+        <w:rPr/>
+        <w:t>La modalità linea della testa robot indica un modo particolare di costruire la testa del robot a doppio canale. Nella modalità linea, il canale A si trova a sinistra e il canale B a destra. La figura 7 rappresenta una tipica testa robot in modalità linea. Entrambe le configurazioni consentono di gestire due modalità di prelievo e deposito differenti.</w:t>
+      </w:r>
       <w:r>
         <w:br/>
       </w:r>
       <w:r>
         <w:rPr/>
-        <w:t>La modalità linea della testa robot indica un modo particolare di costruire la testa del robot a doppio canale. Nella modalità linea, il canale A si trova a sinistra e il canale B a destra. La figura 7 rappresenta una tipica testa robot in modalità linea. Entrambe le configurazioni consentono di gestire due modalità di prelievo e deposito differenti.</w:t>
-        <w:br/>
         <w:t>È possibile:</w:t>
       </w:r>
     </w:p>
@@ -1100,6 +3691,7 @@
           <w:ilvl w:val="0"/>
           <w:numId w:val="2"/>
         </w:numPr>
+        <w:spacing w:after="60"/>
       </w:pPr>
       <w:r>
         <w:rPr/>
@@ -1113,6 +3705,7 @@
           <w:ilvl w:val="0"/>
           <w:numId w:val="2"/>
         </w:numPr>
+        <w:spacing w:after="60"/>
       </w:pPr>
       <w:r>
         <w:rPr/>
@@ -1126,6 +3719,7 @@
           <w:ilvl w:val="0"/>
           <w:numId w:val="2"/>
         </w:numPr>
+        <w:spacing w:after="60"/>
       </w:pPr>
       <w:r>
         <w:rPr/>
@@ -1139,6 +3733,7 @@
           <w:ilvl w:val="0"/>
           <w:numId w:val="2"/>
         </w:numPr>
+        <w:spacing w:after="60"/>
       </w:pPr>
       <w:r>
         <w:rPr/>
@@ -1152,6 +3747,7 @@
           <w:ilvl w:val="0"/>
           <w:numId w:val="2"/>
         </w:numPr>
+        <w:spacing w:after="60"/>
       </w:pPr>
       <w:r>
         <w:rPr/>
@@ -1165,6 +3761,7 @@
           <w:ilvl w:val="0"/>
           <w:numId w:val="2"/>
         </w:numPr>
+        <w:spacing w:after="60"/>
       </w:pPr>
       <w:r>
         <w:rPr/>
@@ -1181,26 +3778,33 @@
       <w:pPr>
         <w:pStyle w:val="Titolo3"/>
       </w:pPr>
+      <w:bookmarkStart w:id="9011" w:name="_Toc012"/>
       <w:r>
         <w:t>3.2.5 Numero di righe canale A e B</w:t>
       </w:r>
-    </w:p>
-    <w:p>
-      <w:r>
-        <w:rPr/>
-        <w:t xml:space="preserve">Il numero di righe dei canali A e B indica quante linee di prodotti vengono prelevate dal canale A e dal canale B. Di seguito sono riportati alcuni esempi con la modalità A+B indipendente standard. </w:t>
-      </w:r>
-    </w:p>
-    <w:p>
-      <w:r>
-        <w:rPr/>
+      <w:bookmarkEnd w:id="9011"/>
+    </w:p>
+    <w:p>
+      <w:r>
+        <w:rPr/>
+        <w:t>Il numero di righe dei canali A e B indica quante linee di prodotti vengono prelevate dal canale A e dal canale B. Di seguito sono riportati alcuni esempi con la modalità A+B indipendente standard.</w:t>
+      </w:r>
+    </w:p>
+    <w:p>
+      <w:pPr>
+        <w:keepNext/>
+      </w:pPr>
+      <w:r>
+        <w:rPr>
+          <w:b/>
+        </w:rPr>
         <w:t>Bisogna rispondere alla domanda: quante righe di casse preleva ciascun canale?</w:t>
       </w:r>
     </w:p>
     <w:p>
       <w:pPr>
         <w:keepNext/>
-        <w:spacing w:after="80" w:before="240"/>
+        <w:spacing w:before="240" w:after="120"/>
         <w:jc w:val="center"/>
       </w:pPr>
       <w:r>
@@ -1241,7 +3845,7 @@
     <w:p>
       <w:pPr>
         <w:keepNext/>
-        <w:spacing w:after="80" w:before="240"/>
+        <w:spacing w:before="240" w:after="120"/>
         <w:jc w:val="center"/>
       </w:pPr>
       <w:r>
@@ -1282,7 +3886,7 @@
     <w:p>
       <w:pPr>
         <w:keepNext/>
-        <w:spacing w:after="80" w:before="240"/>
+        <w:spacing w:before="240" w:after="120"/>
         <w:jc w:val="center"/>
       </w:pPr>
       <w:r>
@@ -1323,7 +3927,7 @@
     <w:p>
       <w:pPr>
         <w:keepNext/>
-        <w:spacing w:after="80" w:before="240"/>
+        <w:spacing w:before="240" w:after="120"/>
         <w:jc w:val="center"/>
       </w:pPr>
       <w:r>
@@ -1368,15 +3972,20 @@
       </w:r>
     </w:p>
     <w:p>
-      <w:r>
-        <w:rPr/>
+      <w:pPr>
+        <w:keepNext/>
+      </w:pPr>
+      <w:r>
+        <w:rPr>
+          <w:b/>
+        </w:rPr>
         <w:t>Stessa domanda di prima: quante righe di casse preleva ciascun canale?</w:t>
       </w:r>
     </w:p>
     <w:p>
       <w:pPr>
         <w:keepNext/>
-        <w:spacing w:after="80" w:before="240"/>
+        <w:spacing w:before="240" w:after="120"/>
         <w:jc w:val="center"/>
       </w:pPr>
       <w:r>
@@ -1417,7 +4026,7 @@
     <w:p>
       <w:pPr>
         <w:keepNext/>
-        <w:spacing w:after="80" w:before="240"/>
+        <w:spacing w:before="240" w:after="120"/>
         <w:jc w:val="center"/>
       </w:pPr>
       <w:r>
@@ -1458,7 +4067,7 @@
     <w:p>
       <w:pPr>
         <w:keepNext/>
-        <w:spacing w:after="80" w:before="240"/>
+        <w:spacing w:before="240" w:after="120"/>
         <w:jc w:val="center"/>
       </w:pPr>
       <w:r>
@@ -1500,11 +4109,16 @@
       <w:pPr>
         <w:pStyle w:val="Titolo3"/>
       </w:pPr>
+      <w:bookmarkStart w:id="9012" w:name="_Toc013"/>
       <w:r>
         <w:t>3.2.6 Rotazione nella zona di prelievo</w:t>
       </w:r>
-    </w:p>
-    <w:p>
+      <w:bookmarkEnd w:id="9012"/>
+    </w:p>
+    <w:p>
+      <w:pPr>
+        <w:keepNext/>
+      </w:pPr>
       <w:r>
         <w:rPr/>
         <w:t>Un altro dato importante da impostare prima di avviare il software PalCompose è l’offset di rotazione della testa durante il prelievo delle casse riempite. È possibile scegliere tra 0°, 90°, 180° e 270°, come mostrato in figura 8.</w:t>
@@ -1513,7 +4127,7 @@
     <w:p>
       <w:pPr>
         <w:keepNext/>
-        <w:spacing w:after="80" w:before="240"/>
+        <w:spacing w:before="240" w:after="120"/>
         <w:jc w:val="center"/>
       </w:pPr>
       <w:r>
@@ -1581,14 +4195,16 @@
       <w:pPr>
         <w:pStyle w:val="Titolo3"/>
       </w:pPr>
+      <w:bookmarkStart w:id="9013" w:name="_Toc014"/>
       <w:r>
         <w:t>3.2.7 Approccio per il deposito</w:t>
       </w:r>
+      <w:bookmarkEnd w:id="9013"/>
     </w:p>
     <w:p>
       <w:pPr>
         <w:keepNext/>
-        <w:spacing w:after="80" w:before="240"/>
+        <w:spacing w:before="240" w:after="120"/>
         <w:jc w:val="center"/>
       </w:pPr>
       <w:r>
@@ -1641,6 +4257,9 @@
       </w:r>
     </w:p>
     <w:p>
+      <w:pPr>
+        <w:keepNext/>
+      </w:pPr>
       <w:r>
         <w:rPr/>
         <w:t>Come mostrato in figura 9, è possibile decidere quali saranno gli approcci per il deposito. Questi parametri rappresentano gli offset del punto precedente rispetto al punto di deposito.</w:t>
@@ -1649,7 +4268,7 @@
     <w:p>
       <w:pPr>
         <w:keepNext/>
-        <w:spacing w:after="80" w:before="240"/>
+        <w:spacing w:before="240" w:after="120"/>
         <w:jc w:val="center"/>
       </w:pPr>
       <w:r>
@@ -1690,7 +4309,7 @@
     <w:p>
       <w:pPr>
         <w:keepNext/>
-        <w:spacing w:after="80" w:before="240"/>
+        <w:spacing w:before="240" w:after="120"/>
         <w:jc w:val="center"/>
       </w:pPr>
       <w:r>
@@ -1743,20 +4362,25 @@
       </w:r>
     </w:p>
     <w:p>
+      <w:pPr>
+        <w:keepNext/>
+      </w:pPr>
+      <w:r>
+        <w:rPr/>
+        <w:t>Il punto P2 è la posizione precedente attraverso la quale il robot passa lungo il suo percorso.</w:t>
+      </w:r>
       <w:r>
         <w:br/>
       </w:r>
       <w:r>
         <w:rPr/>
-        <w:t>Il punto P2 è la posizione precedente attraverso la quale il robot passa lungo il suo percorso.</w:t>
-        <w:br/>
         <w:t>In figura 9 è possibile impostare l’offset di P2 rispetto a P1. In questo caso, P2 ha la stessa posizione di P1, ad eccezione degli offset in X, Y e Z.</w:t>
       </w:r>
     </w:p>
     <w:p>
       <w:pPr>
         <w:keepNext/>
-        <w:spacing w:after="80" w:before="240"/>
+        <w:spacing w:before="240" w:after="120"/>
         <w:jc w:val="center"/>
       </w:pPr>
       <w:r>
@@ -1798,9 +4422,11 @@
       <w:pPr>
         <w:pStyle w:val="Titolo2"/>
       </w:pPr>
+      <w:bookmarkStart w:id="9014" w:name="_Toc015"/>
       <w:r>
         <w:t>3.3 Configurazione Layer A</w:t>
       </w:r>
+      <w:bookmarkEnd w:id="9014"/>
     </w:p>
     <w:p>
       <w:r>
@@ -1812,14 +4438,16 @@
       <w:pPr>
         <w:pStyle w:val="Titolo3"/>
       </w:pPr>
+      <w:bookmarkStart w:id="9015" w:name="_Toc016"/>
       <w:r>
         <w:t>3.3.1 Configurazione Pallet Layer</w:t>
       </w:r>
+      <w:bookmarkEnd w:id="9015"/>
     </w:p>
     <w:p>
       <w:pPr>
         <w:keepNext/>
-        <w:spacing w:after="80" w:before="240"/>
+        <w:spacing w:before="240" w:after="120"/>
         <w:jc w:val="center"/>
       </w:pPr>
       <w:r>
@@ -1875,11 +4503,16 @@
       <w:pPr>
         <w:pStyle w:val="Titolo2"/>
       </w:pPr>
+      <w:bookmarkStart w:id="9016" w:name="_Toc017"/>
       <w:r>
         <w:t>3.4 Software PalCompose</w:t>
       </w:r>
-    </w:p>
-    <w:p>
+      <w:bookmarkEnd w:id="9016"/>
+    </w:p>
+    <w:p>
+      <w:pPr>
+        <w:keepNext/>
+      </w:pPr>
       <w:r>
         <w:rPr/>
         <w:t>Infine, si accede al software PalCompose. È possibile aprire il software interno facendo clic sul pulsante “PalCompose”.</w:t>
@@ -1888,13 +4521,13 @@
     <w:p>
       <w:pPr>
         <w:keepNext/>
-        <w:spacing w:after="80" w:before="240"/>
+        <w:spacing w:before="240" w:after="120"/>
         <w:jc w:val="center"/>
       </w:pPr>
       <w:r>
         <w:drawing>
           <wp:inline xmlns:a="http://schemas.openxmlformats.org/drawingml/2006/main" xmlns:pic="http://schemas.openxmlformats.org/drawingml/2006/picture">
-            <wp:extent cx="5940000" cy="3710177"/>
+            <wp:extent cx="5580000" cy="3485318"/>
             <wp:docPr id="24" name="Picture 24"/>
             <wp:cNvGraphicFramePr>
               <a:graphicFrameLocks noChangeAspect="1"/>
@@ -1915,7 +4548,7 @@
                   <pic:spPr>
                     <a:xfrm>
                       <a:off x="0" y="0"/>
-                      <a:ext cx="5940000" cy="3710177"/>
+                      <a:ext cx="5580000" cy="3485318"/>
                     </a:xfrm>
                     <a:prstGeom prst="rect"/>
                   </pic:spPr>
@@ -1950,20 +4583,22 @@
       <w:pPr>
         <w:pStyle w:val="Titolo3"/>
       </w:pPr>
+      <w:bookmarkStart w:id="9017" w:name="_Toc018"/>
       <w:r>
         <w:t>3.4.1 Composizione Pallet bottone “Settings”</w:t>
       </w:r>
+      <w:bookmarkEnd w:id="9017"/>
     </w:p>
     <w:p>
       <w:pPr>
         <w:keepNext/>
-        <w:spacing w:after="80" w:before="240"/>
+        <w:spacing w:before="240" w:after="120"/>
         <w:jc w:val="center"/>
       </w:pPr>
       <w:r>
         <w:drawing>
           <wp:inline xmlns:a="http://schemas.openxmlformats.org/drawingml/2006/main" xmlns:pic="http://schemas.openxmlformats.org/drawingml/2006/picture">
-            <wp:extent cx="5940000" cy="3197984"/>
+            <wp:extent cx="5580000" cy="3004167"/>
             <wp:docPr id="25" name="Picture 25"/>
             <wp:cNvGraphicFramePr>
               <a:graphicFrameLocks noChangeAspect="1"/>
@@ -1984,7 +4619,7 @@
                   <pic:spPr>
                     <a:xfrm>
                       <a:off x="0" y="0"/>
-                      <a:ext cx="5940000" cy="3197984"/>
+                      <a:ext cx="5580000" cy="3004167"/>
                     </a:xfrm>
                     <a:prstGeom prst="rect"/>
                   </pic:spPr>
@@ -2022,10 +4657,29 @@
           <w:ilvl w:val="0"/>
           <w:numId w:val="10"/>
         </w:numPr>
-      </w:pPr>
-      <w:r>
-        <w:rPr/>
-        <w:t>Pallet Size → Dimensioni del pallet.</w:t>
+        <w:spacing w:after="60"/>
+      </w:pPr>
+      <w:r>
+        <w:rPr>
+          <w:b/>
+          <w:color w:val="1F4E79"/>
+        </w:rPr>
+        <w:t>Pallet Size</w:t>
+      </w:r>
+      <w:r>
+        <w:rPr/>
+        <w:t xml:space="preserve"> </w:t>
+      </w:r>
+      <w:r>
+        <w:rPr>
+          <w:b/>
+          <w:color w:val="1F4E79"/>
+        </w:rPr>
+        <w:t>→</w:t>
+      </w:r>
+      <w:r>
+        <w:rPr/>
+        <w:t xml:space="preserve"> Dimensioni del pallet.</w:t>
       </w:r>
     </w:p>
     <w:p>
@@ -2035,10 +4689,29 @@
           <w:ilvl w:val="0"/>
           <w:numId w:val="10"/>
         </w:numPr>
-      </w:pPr>
-      <w:r>
-        <w:rPr/>
-        <w:t xml:space="preserve">Max Composition → In alcuni casi, le dimensioni dello strato completo possono essere maggiori rispetto alle dimensioni del pallet. Inoltre, è possibile impostare limiti di composizione superiori alle dimensioni del pallet. </w:t>
+        <w:spacing w:after="60"/>
+      </w:pPr>
+      <w:r>
+        <w:rPr>
+          <w:b/>
+          <w:color w:val="1F4E79"/>
+        </w:rPr>
+        <w:t>Max Composition</w:t>
+      </w:r>
+      <w:r>
+        <w:rPr/>
+        <w:t xml:space="preserve"> </w:t>
+      </w:r>
+      <w:r>
+        <w:rPr>
+          <w:b/>
+          <w:color w:val="1F4E79"/>
+        </w:rPr>
+        <w:t>→</w:t>
+      </w:r>
+      <w:r>
+        <w:rPr/>
+        <w:t xml:space="preserve"> In alcuni casi, le dimensioni dello strato completo possono essere maggiori rispetto alle dimensioni del pallet. Inoltre, è possibile impostare limiti di composizione superiori alle dimensioni del pallet.</w:t>
       </w:r>
     </w:p>
     <w:p>
@@ -2048,10 +4721,29 @@
           <w:ilvl w:val="0"/>
           <w:numId w:val="10"/>
         </w:numPr>
-      </w:pPr>
-      <w:r>
-        <w:rPr/>
-        <w:t>Case Size → Dimensioni della cassa.</w:t>
+        <w:spacing w:after="60"/>
+      </w:pPr>
+      <w:r>
+        <w:rPr>
+          <w:b/>
+          <w:color w:val="1F4E79"/>
+        </w:rPr>
+        <w:t>Case Size</w:t>
+      </w:r>
+      <w:r>
+        <w:rPr/>
+        <w:t xml:space="preserve"> </w:t>
+      </w:r>
+      <w:r>
+        <w:rPr>
+          <w:b/>
+          <w:color w:val="1F4E79"/>
+        </w:rPr>
+        <w:t>→</w:t>
+      </w:r>
+      <w:r>
+        <w:rPr/>
+        <w:t xml:space="preserve"> Dimensioni della cassa.</w:t>
       </w:r>
     </w:p>
     <w:p>
@@ -2061,10 +4753,29 @@
           <w:ilvl w:val="0"/>
           <w:numId w:val="10"/>
         </w:numPr>
-      </w:pPr>
-      <w:r>
-        <w:rPr/>
-        <w:t>Approach → Come descritto nel capitolo 3.2.7. È possibile modificare i valori anche all’interno del menu di configurazione Pal Compose.</w:t>
+        <w:spacing w:after="60"/>
+      </w:pPr>
+      <w:r>
+        <w:rPr>
+          <w:b/>
+          <w:color w:val="1F4E79"/>
+        </w:rPr>
+        <w:t>Approach</w:t>
+      </w:r>
+      <w:r>
+        <w:rPr/>
+        <w:t xml:space="preserve"> </w:t>
+      </w:r>
+      <w:r>
+        <w:rPr>
+          <w:b/>
+          <w:color w:val="1F4E79"/>
+        </w:rPr>
+        <w:t>→</w:t>
+      </w:r>
+      <w:r>
+        <w:rPr/>
+        <w:t xml:space="preserve"> Come descritto nel capitolo 3.2.7. È possibile modificare i valori anche all’interno del menu di configurazione Pal Compose.</w:t>
       </w:r>
     </w:p>
     <w:p>
@@ -2074,6 +4785,9 @@
       </w:r>
     </w:p>
     <w:p>
+      <w:pPr>
+        <w:keepNext/>
+      </w:pPr>
       <w:r>
         <w:rPr/>
         <w:t>È molto importante comprendere la differenza tra Max Composition e Pallet Size. La figura 12 mostra chiaramente la differenza:</w:t>
@@ -2086,10 +4800,29 @@
           <w:ilvl w:val="0"/>
           <w:numId w:val="2"/>
         </w:numPr>
-      </w:pPr>
-      <w:r>
-        <w:rPr/>
-        <w:t>Max Composition → linea tratteggiata</w:t>
+        <w:spacing w:after="60"/>
+      </w:pPr>
+      <w:r>
+        <w:rPr>
+          <w:b/>
+          <w:color w:val="1F4E79"/>
+        </w:rPr>
+        <w:t>Max Composition</w:t>
+      </w:r>
+      <w:r>
+        <w:rPr/>
+        <w:t xml:space="preserve"> </w:t>
+      </w:r>
+      <w:r>
+        <w:rPr>
+          <w:b/>
+          <w:color w:val="1F4E79"/>
+        </w:rPr>
+        <w:t>→</w:t>
+      </w:r>
+      <w:r>
+        <w:rPr/>
+        <w:t xml:space="preserve"> linea tratteggiata</w:t>
       </w:r>
     </w:p>
     <w:p>
@@ -2099,13 +4832,35 @@
           <w:ilvl w:val="0"/>
           <w:numId w:val="2"/>
         </w:numPr>
-      </w:pPr>
-      <w:r>
-        <w:rPr/>
-        <w:t>Pallet Size → rettangolo marrone</w:t>
-      </w:r>
-    </w:p>
-    <w:p>
+        <w:spacing w:after="60"/>
+      </w:pPr>
+      <w:r>
+        <w:rPr>
+          <w:b/>
+          <w:color w:val="1F4E79"/>
+        </w:rPr>
+        <w:t>Pallet Size</w:t>
+      </w:r>
+      <w:r>
+        <w:rPr/>
+        <w:t xml:space="preserve"> </w:t>
+      </w:r>
+      <w:r>
+        <w:rPr>
+          <w:b/>
+          <w:color w:val="1F4E79"/>
+        </w:rPr>
+        <w:t>→</w:t>
+      </w:r>
+      <w:r>
+        <w:rPr/>
+        <w:t xml:space="preserve"> rettangolo marrone</w:t>
+      </w:r>
+    </w:p>
+    <w:p>
+      <w:pPr>
+        <w:keepNext/>
+      </w:pPr>
       <w:r>
         <w:rPr/>
         <w:t>Una volta completate le impostazioni, premere semplicemente il pulsante di salvataggio.</w:t>
@@ -2114,7 +4869,7 @@
     <w:p>
       <w:pPr>
         <w:keepNext/>
-        <w:spacing w:after="80" w:before="240"/>
+        <w:spacing w:before="240" w:after="120"/>
         <w:jc w:val="center"/>
       </w:pPr>
       <w:r>
@@ -2156,11 +4911,16 @@
       <w:pPr>
         <w:pStyle w:val="Titolo3"/>
       </w:pPr>
+      <w:bookmarkStart w:id="9018" w:name="_Toc019"/>
       <w:r>
         <w:t>3.4.2 Bottone dei Depositi</w:t>
       </w:r>
-    </w:p>
-    <w:p>
+      <w:bookmarkEnd w:id="9018"/>
+    </w:p>
+    <w:p>
+      <w:pPr>
+        <w:keepNext/>
+      </w:pPr>
       <w:r>
         <w:rPr/>
         <w:t>Ora sei pronto per iniziare a posizionare le casse sul pallet. Ogni singolo dato menzionato in questo manuale (ad esempio gli offset di approccio spiegati in figura 9) è importante per costruire uno schema di pallettizzazione corretto.</w:t>
@@ -2169,7 +4929,7 @@
     <w:p>
       <w:pPr>
         <w:keepNext/>
-        <w:spacing w:after="80" w:before="240"/>
+        <w:spacing w:before="240" w:after="120"/>
         <w:jc w:val="center"/>
       </w:pPr>
       <w:r>
@@ -2222,6 +4982,9 @@
       </w:r>
     </w:p>
     <w:p>
+      <w:pPr>
+        <w:keepNext/>
+      </w:pPr>
       <w:r>
         <w:rPr/>
         <w:t>Premere sul deposito desiderato, ad esempio “A”. Automaticamente comparirà il deposito A che abbiamo impostato in precedenza. In questo formato, “A” corrisponde alla cassa A, quindi abbiamo una sola cassa sulla presa del canale A.</w:t>
@@ -2230,13 +4993,13 @@
     <w:p>
       <w:pPr>
         <w:keepNext/>
-        <w:spacing w:after="80" w:before="240"/>
+        <w:spacing w:before="240" w:after="120"/>
         <w:jc w:val="center"/>
       </w:pPr>
       <w:r>
         <w:drawing>
           <wp:inline xmlns:a="http://schemas.openxmlformats.org/drawingml/2006/main" xmlns:pic="http://schemas.openxmlformats.org/drawingml/2006/picture">
-            <wp:extent cx="5940000" cy="3058310"/>
+            <wp:extent cx="5580000" cy="2872958"/>
             <wp:docPr id="28" name="Picture 28"/>
             <wp:cNvGraphicFramePr>
               <a:graphicFrameLocks noChangeAspect="1"/>
@@ -2257,7 +5020,7 @@
                   <pic:spPr>
                     <a:xfrm>
                       <a:off x="0" y="0"/>
-                      <a:ext cx="5940000" cy="3058310"/>
+                      <a:ext cx="5580000" cy="2872958"/>
                     </a:xfrm>
                     <a:prstGeom prst="rect"/>
                   </pic:spPr>
@@ -2298,20 +5061,22 @@
       <w:pPr>
         <w:pStyle w:val="Titolo3"/>
       </w:pPr>
+      <w:bookmarkStart w:id="9019" w:name="_Toc020"/>
       <w:r>
         <w:t>3.4.3 Informazione Depositi</w:t>
       </w:r>
+      <w:bookmarkEnd w:id="9019"/>
     </w:p>
     <w:p>
       <w:pPr>
         <w:keepNext/>
-        <w:spacing w:after="80" w:before="240"/>
+        <w:spacing w:before="240" w:after="120"/>
         <w:jc w:val="center"/>
       </w:pPr>
       <w:r>
         <w:drawing>
           <wp:inline xmlns:a="http://schemas.openxmlformats.org/drawingml/2006/main" xmlns:pic="http://schemas.openxmlformats.org/drawingml/2006/picture">
-            <wp:extent cx="2377646" cy="2286198"/>
+            <wp:extent cx="2377646" cy="2286199"/>
             <wp:docPr id="29" name="Picture 29"/>
             <wp:cNvGraphicFramePr>
               <a:graphicFrameLocks noChangeAspect="1"/>
@@ -2320,7 +5085,7 @@
               <a:graphicData uri="http://schemas.openxmlformats.org/drawingml/2006/picture">
                 <pic:pic>
                   <pic:nvPicPr>
-                    <pic:cNvPr id="0" name="image27.png"/>
+                    <pic:cNvPr id="0" name="image27_etichette.png"/>
                     <pic:cNvPicPr/>
                   </pic:nvPicPr>
                   <pic:blipFill>
@@ -2332,7 +5097,7 @@
                   <pic:spPr>
                     <a:xfrm>
                       <a:off x="0" y="0"/>
-                      <a:ext cx="2377646" cy="2286198"/>
+                      <a:ext cx="2377646" cy="2286199"/>
                     </a:xfrm>
                     <a:prstGeom prst="rect"/>
                   </pic:spPr>
@@ -2379,11 +5144,16 @@
       <w:pPr>
         <w:pStyle w:val="Titolo3"/>
       </w:pPr>
+      <w:bookmarkStart w:id="9020" w:name="_Toc021"/>
       <w:r>
         <w:t>3.4.4 Come muovere un deposito</w:t>
       </w:r>
-    </w:p>
-    <w:p>
+      <w:bookmarkEnd w:id="9020"/>
+    </w:p>
+    <w:p>
+      <w:pPr>
+        <w:keepNext/>
+      </w:pPr>
       <w:r>
         <w:rPr/>
         <w:t>È necessario innanzitutto selezionare la cassa. Come mostrato in figura, la cassa selezionata viene evidenziata con un colore differente.</w:t>
@@ -2392,7 +5162,7 @@
     <w:p>
       <w:pPr>
         <w:keepNext/>
-        <w:spacing w:after="80" w:before="240"/>
+        <w:spacing w:before="240" w:after="120"/>
         <w:jc w:val="center"/>
       </w:pPr>
       <w:r>
@@ -2431,19 +5201,18 @@
       </w:r>
     </w:p>
     <w:p>
-      <w:r>
-        <w:br/>
-      </w:r>
-      <w:r>
-        <w:rPr/>
-        <w:br/>
+      <w:pPr>
+        <w:keepNext/>
+      </w:pPr>
+      <w:r>
+        <w:rPr/>
         <w:t>Successivamente, tramite i pulsanti di spostamento, è possibile muovere la cassa nella posizione desiderata. Per aumentare o diminuire la velocità di spostamento, è possibile regolare l’apposito slider di velocità.</w:t>
       </w:r>
     </w:p>
     <w:p>
       <w:pPr>
         <w:keepNext/>
-        <w:spacing w:after="80" w:before="240"/>
+        <w:spacing w:before="240" w:after="120"/>
         <w:jc w:val="center"/>
       </w:pPr>
       <w:r>
@@ -2485,11 +5254,16 @@
       <w:pPr>
         <w:pStyle w:val="Titolo3"/>
       </w:pPr>
+      <w:bookmarkStart w:id="9021" w:name="_Toc022"/>
       <w:r>
         <w:t>3.4.5 Come ruotare un deposito</w:t>
       </w:r>
-    </w:p>
-    <w:p>
+      <w:bookmarkEnd w:id="9021"/>
+    </w:p>
+    <w:p>
+      <w:pPr>
+        <w:keepNext/>
+      </w:pPr>
       <w:r>
         <w:rPr/>
         <w:t>Per costruire una composizione corretta, è possibile scegliere l’angolo di rotazione tramite i selettori in figura 16.</w:t>
@@ -2498,7 +5272,7 @@
     <w:p>
       <w:pPr>
         <w:keepNext/>
-        <w:spacing w:after="80" w:before="240"/>
+        <w:spacing w:before="240" w:after="120"/>
         <w:jc w:val="center"/>
       </w:pPr>
       <w:r>
@@ -2551,19 +5325,18 @@
       </w:r>
     </w:p>
     <w:p>
-      <w:r>
-        <w:br/>
-      </w:r>
-      <w:r>
-        <w:rPr/>
-        <w:br/>
+      <w:pPr>
+        <w:keepNext/>
+      </w:pPr>
+      <w:r>
+        <w:rPr/>
         <w:t>Successivamente, ogni singolo deposito può essere scelto dal programmatore, come mostrato in figura 17.</w:t>
       </w:r>
     </w:p>
     <w:p>
       <w:pPr>
         <w:keepNext/>
-        <w:spacing w:after="80" w:before="240"/>
+        <w:spacing w:before="240" w:after="120"/>
         <w:jc w:val="center"/>
       </w:pPr>
       <w:r>
@@ -2616,6 +5389,9 @@
       </w:r>
     </w:p>
     <w:p>
+      <w:pPr>
+        <w:keepNext/>
+      </w:pPr>
       <w:r>
         <w:rPr/>
         <w:t>È inoltre possibile rimuovere il deposito selezionato (evidenziato in azzurro) facendo clic sul pulsante mostrato in figura 18 oppure eliminare tutta la configurazione creata tramite il pulsante in figura 19. Dopo la cancellazione viene selezionato automaticamente il deposito con il numero più alto.</w:t>
@@ -2624,7 +5400,7 @@
     <w:p>
       <w:pPr>
         <w:keepNext/>
-        <w:spacing w:after="80" w:before="240"/>
+        <w:spacing w:before="240" w:after="120"/>
         <w:jc w:val="center"/>
       </w:pPr>
       <w:r>
@@ -2679,7 +5455,7 @@
     <w:p>
       <w:pPr>
         <w:keepNext/>
-        <w:spacing w:after="80" w:before="240"/>
+        <w:spacing w:before="240" w:after="120"/>
         <w:jc w:val="center"/>
       </w:pPr>
       <w:r>
@@ -2741,9 +5517,11 @@
       <w:pPr>
         <w:pStyle w:val="Titolo2"/>
       </w:pPr>
+      <w:bookmarkStart w:id="9022" w:name="_Toc023"/>
       <w:r>
         <w:t>3.5 Creazione della composizione sul pallet</w:t>
       </w:r>
+      <w:bookmarkEnd w:id="9022"/>
     </w:p>
     <w:p>
       <w:r>
@@ -2755,11 +5533,16 @@
       <w:pPr>
         <w:pStyle w:val="Titolo3"/>
       </w:pPr>
+      <w:bookmarkStart w:id="9023" w:name="_Toc024"/>
       <w:r>
         <w:t>3.5.1 Dati importanti da settare prima di iniziare</w:t>
       </w:r>
-    </w:p>
-    <w:p>
+      <w:bookmarkEnd w:id="9023"/>
+    </w:p>
+    <w:p>
+      <w:pPr>
+        <w:keepNext/>
+      </w:pPr>
       <w:r>
         <w:rPr/>
         <w:t>Per una corretta comprensione, elencheremo tutti i dati rilevanti di questo specifico schema di pallet.</w:t>
@@ -2768,7 +5551,7 @@
     <w:p>
       <w:pPr>
         <w:keepNext/>
-        <w:spacing w:after="80" w:before="240"/>
+        <w:spacing w:before="240" w:after="120"/>
         <w:jc w:val="center"/>
       </w:pPr>
       <w:r>
@@ -2809,7 +5592,7 @@
     <w:p>
       <w:pPr>
         <w:keepNext/>
-        <w:spacing w:after="80" w:before="240"/>
+        <w:spacing w:before="240" w:after="120"/>
         <w:jc w:val="center"/>
       </w:pPr>
       <w:r>
@@ -2850,7 +5633,7 @@
     <w:p>
       <w:pPr>
         <w:keepNext/>
-        <w:spacing w:after="80" w:before="240"/>
+        <w:spacing w:before="240" w:after="120"/>
         <w:jc w:val="center"/>
       </w:pPr>
       <w:r>
@@ -2891,7 +5674,7 @@
     <w:p>
       <w:pPr>
         <w:keepNext/>
-        <w:spacing w:after="80" w:before="240"/>
+        <w:spacing w:before="240" w:after="120"/>
         <w:jc w:val="center"/>
       </w:pPr>
       <w:r>
@@ -2953,14 +5736,16 @@
       <w:pPr>
         <w:pStyle w:val="Titolo3"/>
       </w:pPr>
+      <w:bookmarkStart w:id="9024" w:name="_Toc025"/>
       <w:r>
         <w:t>3.5.2 Composizione Pallet</w:t>
       </w:r>
+      <w:bookmarkEnd w:id="9024"/>
     </w:p>
     <w:p>
       <w:pPr>
         <w:keepNext/>
-        <w:spacing w:after="80" w:before="240"/>
+        <w:spacing w:before="240" w:after="120"/>
         <w:jc w:val="center"/>
       </w:pPr>
       <w:r>
@@ -3013,6 +5798,9 @@
       </w:r>
     </w:p>
     <w:p>
+      <w:pPr>
+        <w:keepNext/>
+      </w:pPr>
       <w:r>
         <w:rPr/>
         <w:t>La figura 23 rappresenta lo schema di pallet che dovremmo ottenere utilizzando il software PalCompose.</w:t>
@@ -3021,7 +5809,7 @@
     <w:p>
       <w:pPr>
         <w:keepNext/>
-        <w:spacing w:after="80" w:before="240"/>
+        <w:spacing w:before="240" w:after="120"/>
         <w:jc w:val="center"/>
       </w:pPr>
       <w:r>
@@ -3077,14 +5865,16 @@
       <w:pPr>
         <w:pStyle w:val="Titolo3"/>
       </w:pPr>
+      <w:bookmarkStart w:id="9025" w:name="_Toc026"/>
       <w:r>
         <w:t>3.5.3 Centratura composizione</w:t>
       </w:r>
+      <w:bookmarkEnd w:id="9025"/>
     </w:p>
     <w:p>
       <w:pPr>
         <w:keepNext/>
-        <w:spacing w:after="80" w:before="240"/>
+        <w:spacing w:before="240" w:after="120"/>
         <w:jc w:val="center"/>
       </w:pPr>
       <w:r>
@@ -3132,20 +5922,22 @@
       <w:pPr>
         <w:pStyle w:val="Titolo3"/>
       </w:pPr>
+      <w:bookmarkStart w:id="9026" w:name="_Toc027"/>
       <w:r>
         <w:t>3.5.4 Uscita dal programma PalCompose</w:t>
       </w:r>
+      <w:bookmarkEnd w:id="9026"/>
     </w:p>
     <w:p>
       <w:pPr>
         <w:keepNext/>
-        <w:spacing w:after="80" w:before="240"/>
+        <w:spacing w:before="240" w:after="120"/>
         <w:jc w:val="center"/>
       </w:pPr>
       <w:r>
         <w:drawing>
           <wp:inline xmlns:a="http://schemas.openxmlformats.org/drawingml/2006/main" xmlns:pic="http://schemas.openxmlformats.org/drawingml/2006/picture">
-            <wp:extent cx="5940000" cy="3531322"/>
+            <wp:extent cx="5580000" cy="3317303"/>
             <wp:docPr id="43" name="Picture 43"/>
             <wp:cNvGraphicFramePr>
               <a:graphicFrameLocks noChangeAspect="1"/>
@@ -3166,7 +5958,7 @@
                   <pic:spPr>
                     <a:xfrm>
                       <a:off x="0" y="0"/>
-                      <a:ext cx="5940000" cy="3531322"/>
+                      <a:ext cx="5580000" cy="3317303"/>
                     </a:xfrm>
                     <a:prstGeom prst="rect"/>
                   </pic:spPr>
@@ -3196,16 +5988,29 @@
           <w:ilvl w:val="0"/>
           <w:numId w:val="2"/>
         </w:numPr>
-      </w:pPr>
-      <w:r>
-        <w:rPr>
-          <w:b/>
+        <w:spacing w:after="60"/>
+      </w:pPr>
+      <w:r>
+        <w:rPr>
+          <w:b/>
+          <w:color w:val="1F4E79"/>
         </w:rPr>
         <w:t>Ottimizza Pick-Up Sequence</w:t>
       </w:r>
       <w:r>
         <w:rPr/>
-        <w:t xml:space="preserve"> → Permette, quando possibile, di creare un doppio deposito con una sola azione di prelievo.</w:t>
+        <w:t xml:space="preserve"> </w:t>
+      </w:r>
+      <w:r>
+        <w:rPr>
+          <w:b/>
+          <w:color w:val="1F4E79"/>
+        </w:rPr>
+        <w:t>→</w:t>
+      </w:r>
+      <w:r>
+        <w:rPr/>
+        <w:t xml:space="preserve"> Permette, quando possibile, di creare un doppio deposito con una sola azione di prelievo.</w:t>
       </w:r>
     </w:p>
     <w:p>
@@ -3215,19 +6020,35 @@
           <w:ilvl w:val="0"/>
           <w:numId w:val="2"/>
         </w:numPr>
-      </w:pPr>
-      <w:r>
-        <w:rPr>
-          <w:b/>
+        <w:spacing w:after="60"/>
+      </w:pPr>
+      <w:r>
+        <w:rPr>
+          <w:b/>
+          <w:color w:val="1F4E79"/>
         </w:rPr>
         <w:t>Mirrored layer B</w:t>
       </w:r>
       <w:r>
         <w:rPr/>
-        <w:t xml:space="preserve"> → Crea un layer specchiato per il layer B diagonalmente, orizzontalmente o verticalmente rispetto alla configurazione pallet appena generata e lo salva automaticamente. Se è già specchiato rispetto alla diagonale, non succede nulla.</w:t>
-      </w:r>
-    </w:p>
-    <w:p>
+        <w:t xml:space="preserve"> </w:t>
+      </w:r>
+      <w:r>
+        <w:rPr>
+          <w:b/>
+          <w:color w:val="1F4E79"/>
+        </w:rPr>
+        <w:t>→</w:t>
+      </w:r>
+      <w:r>
+        <w:rPr/>
+        <w:t xml:space="preserve"> Crea un layer specchiato per il layer B diagonalmente, orizzontalmente o verticalmente rispetto alla configurazione pallet appena generata e lo salva automaticamente. Se è già specchiato rispetto alla diagonale, non succede nulla.</w:t>
+      </w:r>
+    </w:p>
+    <w:p>
+      <w:pPr>
+        <w:keepNext/>
+      </w:pPr>
       <w:r>
         <w:rPr/>
         <w:t>Terminata la selezione della tipologia di salvataggio che può essere anche non configurata, necessita di conferma tramite i tre pulstati:</w:t>
@@ -3240,16 +6061,29 @@
           <w:ilvl w:val="0"/>
           <w:numId w:val="2"/>
         </w:numPr>
-      </w:pPr>
-      <w:r>
-        <w:rPr>
-          <w:b/>
+        <w:spacing w:after="60"/>
+      </w:pPr>
+      <w:r>
+        <w:rPr>
+          <w:b/>
+          <w:color w:val="1F4E79"/>
         </w:rPr>
         <w:t>Salva &amp; Esci</w:t>
       </w:r>
       <w:r>
         <w:rPr/>
-        <w:t xml:space="preserve"> → Salava la configurazione e mostra un Popup con i prossimi passaggi da eseguire.</w:t>
+        <w:t xml:space="preserve"> </w:t>
+      </w:r>
+      <w:r>
+        <w:rPr>
+          <w:b/>
+          <w:color w:val="1F4E79"/>
+        </w:rPr>
+        <w:t>→</w:t>
+      </w:r>
+      <w:r>
+        <w:rPr/>
+        <w:t xml:space="preserve"> Salava la configurazione e mostra un Popup con i prossimi passaggi da eseguire.</w:t>
       </w:r>
     </w:p>
     <w:p>
@@ -3259,16 +6093,29 @@
           <w:ilvl w:val="0"/>
           <w:numId w:val="2"/>
         </w:numPr>
-      </w:pPr>
-      <w:r>
-        <w:rPr>
-          <w:b/>
+        <w:spacing w:after="60"/>
+      </w:pPr>
+      <w:r>
+        <w:rPr>
+          <w:b/>
+          <w:color w:val="1F4E79"/>
         </w:rPr>
         <w:t>Annulla &amp; Esci</w:t>
       </w:r>
       <w:r>
         <w:rPr/>
-        <w:t xml:space="preserve"> → Esce dal programma e mostra un Popup con i prossimi passaggi da eseguire.</w:t>
+        <w:t xml:space="preserve"> </w:t>
+      </w:r>
+      <w:r>
+        <w:rPr>
+          <w:b/>
+          <w:color w:val="1F4E79"/>
+        </w:rPr>
+        <w:t>→</w:t>
+      </w:r>
+      <w:r>
+        <w:rPr/>
+        <w:t xml:space="preserve"> Esce dal programma e mostra un Popup con i prossimi passaggi da eseguire.</w:t>
       </w:r>
     </w:p>
     <w:p>
@@ -3278,16 +6125,29 @@
           <w:ilvl w:val="0"/>
           <w:numId w:val="2"/>
         </w:numPr>
-      </w:pPr>
-      <w:r>
-        <w:rPr>
-          <w:b/>
+        <w:spacing w:after="60"/>
+      </w:pPr>
+      <w:r>
+        <w:rPr>
+          <w:b/>
+          <w:color w:val="1F4E79"/>
         </w:rPr>
         <w:t>Annulla</w:t>
       </w:r>
       <w:r>
         <w:rPr/>
-        <w:t xml:space="preserve"> → Torna al programma PalCompose.</w:t>
+        <w:t xml:space="preserve"> </w:t>
+      </w:r>
+      <w:r>
+        <w:rPr>
+          <w:b/>
+          <w:color w:val="1F4E79"/>
+        </w:rPr>
+        <w:t>→</w:t>
+      </w:r>
+      <w:r>
+        <w:rPr/>
+        <w:t xml:space="preserve"> Torna al programma PalCompose.</w:t>
       </w:r>
     </w:p>
     <w:p>
@@ -3300,11 +6160,16 @@
       <w:pPr>
         <w:pStyle w:val="Titolo3"/>
       </w:pPr>
+      <w:bookmarkStart w:id="9027" w:name="_Toc028"/>
       <w:r>
         <w:t>3.5.5 Generazione automatica configurazione pallet</w:t>
       </w:r>
-    </w:p>
-    <w:p>
+      <w:bookmarkEnd w:id="9027"/>
+    </w:p>
+    <w:p>
+      <w:pPr>
+        <w:keepNext/>
+      </w:pPr>
       <w:r>
         <w:rPr/>
         <w:t>Tramite il pulsante mostrato in Figura 26 e impostando la distanza minima tra le casse in Figura 27 (Margin), è possibile generare una configurazione del pallet utilizzando un algoritmo che posiziona le casse rispettando il valore di margine specificato.</w:t>
@@ -3313,7 +6178,7 @@
     <w:p>
       <w:pPr>
         <w:keepNext/>
-        <w:spacing w:after="80" w:before="240"/>
+        <w:spacing w:before="240" w:after="120"/>
         <w:jc w:val="center"/>
       </w:pPr>
       <w:r>
@@ -3368,7 +6233,7 @@
     <w:p>
       <w:pPr>
         <w:keepNext/>
-        <w:spacing w:after="80" w:before="240"/>
+        <w:spacing w:before="240" w:after="120"/>
         <w:jc w:val="center"/>
       </w:pPr>
       <w:r>
@@ -3421,6 +6286,9 @@
       </w:r>
     </w:p>
     <w:p>
+      <w:pPr>
+        <w:keepNext/>
+      </w:pPr>
       <w:r>
         <w:rPr/>
         <w:t>Come mostrato nelle Figure 28 e 29, sono riportati esempi di composizioni realizzate con due valori di margine differenti: la Figura 28 mostra un margine di 10 mm, mentre la Figura 29 un margine di 0 mm.</w:t>
@@ -3429,7 +6297,7 @@
     <w:p>
       <w:pPr>
         <w:keepNext/>
-        <w:spacing w:after="80" w:before="240"/>
+        <w:spacing w:before="240" w:after="120"/>
         <w:jc w:val="center"/>
       </w:pPr>
       <w:r>
@@ -3484,7 +6352,7 @@
     <w:p>
       <w:pPr>
         <w:keepNext/>
-        <w:spacing w:after="80" w:before="240"/>
+        <w:spacing w:before="240" w:after="120"/>
         <w:jc w:val="center"/>
       </w:pPr>
       <w:r>
@@ -3537,17 +6405,15 @@
       </w:r>
     </w:p>
     <w:p>
-      <w:r>
-        <w:br w:type="page"/>
-      </w:r>
-    </w:p>
-    <w:p>
       <w:pPr>
         <w:pStyle w:val="Titolo1"/>
-      </w:pPr>
+        <w:pageBreakBefore/>
+      </w:pPr>
+      <w:bookmarkStart w:id="9028" w:name="_Toc029"/>
       <w:r>
         <w:t>4. Funzionalità della versione aggiornata</w:t>
       </w:r>
+      <w:bookmarkEnd w:id="9028"/>
     </w:p>
     <w:p>
       <w:r>
@@ -3559,9 +6425,11 @@
       <w:pPr>
         <w:pStyle w:val="Titolo2"/>
       </w:pPr>
+      <w:bookmarkStart w:id="9029" w:name="_Toc030"/>
       <w:r>
         <w:t>4.1 Riepilogo delle novità</w:t>
       </w:r>
+      <w:bookmarkEnd w:id="9029"/>
     </w:p>
     <w:p>
       <w:pPr>
@@ -3570,16 +6438,29 @@
           <w:ilvl w:val="0"/>
           <w:numId w:val="2"/>
         </w:numPr>
-      </w:pPr>
-      <w:r>
-        <w:rPr>
-          <w:b/>
+        <w:spacing w:after="60"/>
+      </w:pPr>
+      <w:r>
+        <w:rPr>
+          <w:b/>
+          <w:color w:val="1F4E79"/>
         </w:rPr>
         <w:t>Prestazioni</w:t>
       </w:r>
       <w:r>
         <w:rPr/>
-        <w:t xml:space="preserve"> → il posizionamento automatico dei depositi e la generazione automatica della configurazione sono immediati (prima potevano bloccare la pagina per alcuni secondi); il trascinamento e lo spostamento con le frecce sono fluidi.</w:t>
+        <w:t xml:space="preserve"> </w:t>
+      </w:r>
+      <w:r>
+        <w:rPr>
+          <w:b/>
+          <w:color w:val="1F4E79"/>
+        </w:rPr>
+        <w:t>→</w:t>
+      </w:r>
+      <w:r>
+        <w:rPr/>
+        <w:t xml:space="preserve"> il posizionamento automatico dei depositi e la generazione automatica della configurazione sono immediati (prima potevano bloccare la pagina per alcuni secondi); il trascinamento e lo spostamento con le frecce sono fluidi.</w:t>
       </w:r>
     </w:p>
     <w:p>
@@ -3589,16 +6470,29 @@
           <w:ilvl w:val="0"/>
           <w:numId w:val="2"/>
         </w:numPr>
-      </w:pPr>
-      <w:r>
-        <w:rPr>
-          <w:b/>
+        <w:spacing w:after="60"/>
+      </w:pPr>
+      <w:r>
+        <w:rPr>
+          <w:b/>
+          <w:color w:val="1F4E79"/>
         </w:rPr>
         <w:t>Grafica 2D</w:t>
       </w:r>
       <w:r>
         <w:rPr/>
-        <w:t xml:space="preserve"> → ogni deposito mostra le singole casse che lo compongono, l’etichetta della cassa e le informazioni del deposito in alto a sinistra.</w:t>
+        <w:t xml:space="preserve"> </w:t>
+      </w:r>
+      <w:r>
+        <w:rPr>
+          <w:b/>
+          <w:color w:val="1F4E79"/>
+        </w:rPr>
+        <w:t>→</w:t>
+      </w:r>
+      <w:r>
+        <w:rPr/>
+        <w:t xml:space="preserve"> ogni deposito mostra le singole casse che lo compongono, l’etichetta della cassa e le informazioni del deposito in alto a sinistra.</w:t>
       </w:r>
     </w:p>
     <w:p>
@@ -3608,16 +6502,29 @@
           <w:ilvl w:val="0"/>
           <w:numId w:val="2"/>
         </w:numPr>
-      </w:pPr>
-      <w:r>
-        <w:rPr>
-          <w:b/>
+        <w:spacing w:after="60"/>
+      </w:pPr>
+      <w:r>
+        <w:rPr>
+          <w:b/>
+          <w:color w:val="1F4E79"/>
         </w:rPr>
         <w:t>Etichette</w:t>
       </w:r>
       <w:r>
         <w:rPr/>
-        <w:t xml:space="preserve"> → la posizione dell’etichetta dipende dal tag PLC SizeWork.Outfeed.CornerLabelling (etichetta ad angolo o laterale).</w:t>
+        <w:t xml:space="preserve"> </w:t>
+      </w:r>
+      <w:r>
+        <w:rPr>
+          <w:b/>
+          <w:color w:val="1F4E79"/>
+        </w:rPr>
+        <w:t>→</w:t>
+      </w:r>
+      <w:r>
+        <w:rPr/>
+        <w:t xml:space="preserve"> la posizione dell’etichetta dipende dal tag PLC SizeWork.Outfeed.CornerLabelling (etichetta ad angolo o laterale).</w:t>
       </w:r>
     </w:p>
     <w:p>
@@ -3627,16 +6534,29 @@
           <w:ilvl w:val="0"/>
           <w:numId w:val="2"/>
         </w:numPr>
-      </w:pPr>
-      <w:r>
-        <w:rPr>
-          <w:b/>
+        <w:spacing w:after="60"/>
+      </w:pPr>
+      <w:r>
+        <w:rPr>
+          <w:b/>
+          <w:color w:val="1F4E79"/>
         </w:rPr>
         <w:t>Sidebar Settings</w:t>
       </w:r>
       <w:r>
         <w:rPr/>
-        <w:t xml:space="preserve"> → nuova grafica e elenco dei depositi posizionati.</w:t>
+        <w:t xml:space="preserve"> </w:t>
+      </w:r>
+      <w:r>
+        <w:rPr>
+          <w:b/>
+          <w:color w:val="1F4E79"/>
+        </w:rPr>
+        <w:t>→</w:t>
+      </w:r>
+      <w:r>
+        <w:rPr/>
+        <w:t xml:space="preserve"> nuova grafica e elenco dei depositi posizionati.</w:t>
       </w:r>
     </w:p>
     <w:p>
@@ -3646,16 +6566,29 @@
           <w:ilvl w:val="0"/>
           <w:numId w:val="2"/>
         </w:numPr>
-      </w:pPr>
-      <w:r>
-        <w:rPr>
-          <w:b/>
+        <w:spacing w:after="60"/>
+      </w:pPr>
+      <w:r>
+        <w:rPr>
+          <w:b/>
+          <w:color w:val="1F4E79"/>
         </w:rPr>
         <w:t>Vista 3D</w:t>
       </w:r>
       <w:r>
         <w:rPr/>
-        <w:t xml:space="preserve"> → funziona senza server e senza internet, con pallet e casse realistiche, etichette, vista dall’alto e simulazione del robot pallettizzatore.</w:t>
+        <w:t xml:space="preserve"> </w:t>
+      </w:r>
+      <w:r>
+        <w:rPr>
+          <w:b/>
+          <w:color w:val="1F4E79"/>
+        </w:rPr>
+        <w:t>→</w:t>
+      </w:r>
+      <w:r>
+        <w:rPr/>
+        <w:t xml:space="preserve"> funziona senza server e senza internet, con pallet e casse realistiche, etichette, vista dall’alto e simulazione del robot pallettizzatore.</w:t>
       </w:r>
     </w:p>
     <w:p>
@@ -3665,16 +6598,29 @@
           <w:ilvl w:val="0"/>
           <w:numId w:val="2"/>
         </w:numPr>
-      </w:pPr>
-      <w:r>
-        <w:rPr>
-          <w:b/>
+        <w:spacing w:after="60"/>
+      </w:pPr>
+      <w:r>
+        <w:rPr>
+          <w:b/>
+          <w:color w:val="1F4E79"/>
         </w:rPr>
         <w:t>Modalità tecnico (PLC data)</w:t>
       </w:r>
       <w:r>
         <w:rPr/>
-        <w:t xml:space="preserve"> → permette di modificare i dati che normalmente arrivano dal PLC, per provare la pagina in ufficio.</w:t>
+        <w:t xml:space="preserve"> </w:t>
+      </w:r>
+      <w:r>
+        <w:rPr>
+          <w:b/>
+          <w:color w:val="1F4E79"/>
+        </w:rPr>
+        <w:t>→</w:t>
+      </w:r>
+      <w:r>
+        <w:rPr/>
+        <w:t xml:space="preserve"> permette di modificare i dati che normalmente arrivano dal PLC, per provare la pagina in ufficio.</w:t>
       </w:r>
     </w:p>
     <w:p>
@@ -3684,16 +6630,29 @@
           <w:ilvl w:val="0"/>
           <w:numId w:val="2"/>
         </w:numPr>
-      </w:pPr>
-      <w:r>
-        <w:rPr>
-          <w:b/>
+        <w:spacing w:after="60"/>
+      </w:pPr>
+      <w:r>
+        <w:rPr>
+          <w:b/>
+          <w:color w:val="1F4E79"/>
         </w:rPr>
         <w:t>Controlli sui dati</w:t>
       </w:r>
       <w:r>
         <w:rPr/>
-        <w:t xml:space="preserve"> → avviso se si superano i 60 depositi per layer accettati dal PLC; messaggio se il PLC non ha inviato dati.</w:t>
+        <w:t xml:space="preserve"> </w:t>
+      </w:r>
+      <w:r>
+        <w:rPr>
+          <w:b/>
+          <w:color w:val="1F4E79"/>
+        </w:rPr>
+        <w:t>→</w:t>
+      </w:r>
+      <w:r>
+        <w:rPr/>
+        <w:t xml:space="preserve"> avviso se si superano i 60 depositi per layer accettati dal PLC; messaggio se il PLC non ha inviato dati.</w:t>
       </w:r>
     </w:p>
     <w:p>
@@ -3703,36 +6662,51 @@
           <w:ilvl w:val="0"/>
           <w:numId w:val="2"/>
         </w:numPr>
-      </w:pPr>
-      <w:r>
-        <w:rPr>
-          <w:b/>
+        <w:spacing w:after="60"/>
+      </w:pPr>
+      <w:r>
+        <w:rPr>
+          <w:b/>
+          <w:color w:val="1F4E79"/>
         </w:rPr>
         <w:t>Scambio dati con FactoryTalk</w:t>
       </w:r>
       <w:r>
         <w:rPr/>
-        <w:t xml:space="preserve"> → oltre al browser standard di FactoryTalk View è disponibile il controllo ActiveX PalCompose.Browser, che scambia i dati con il VBA senza passare dai file.</w:t>
+        <w:t xml:space="preserve"> </w:t>
+      </w:r>
+      <w:r>
+        <w:rPr>
+          <w:b/>
+          <w:color w:val="1F4E79"/>
+        </w:rPr>
+        <w:t>→</w:t>
+      </w:r>
+      <w:r>
+        <w:rPr/>
+        <w:t xml:space="preserve"> oltre al browser standard di FactoryTalk View è disponibile il controllo ActiveX PalCompose.Browser, che scambia i dati con il VBA senza passare dai file.</w:t>
       </w:r>
     </w:p>
     <w:p>
       <w:pPr>
         <w:pStyle w:val="Titolo2"/>
       </w:pPr>
+      <w:bookmarkStart w:id="9030" w:name="_Toc031"/>
       <w:r>
         <w:t>4.2 Schermata principale e pulsanti</w:t>
       </w:r>
+      <w:bookmarkEnd w:id="9030"/>
     </w:p>
     <w:p>
       <w:pPr>
         <w:keepNext/>
-        <w:spacing w:after="80" w:before="240"/>
+        <w:spacing w:before="240" w:after="120"/>
         <w:jc w:val="center"/>
       </w:pPr>
       <w:r>
         <w:drawing>
           <wp:inline xmlns:a="http://schemas.openxmlformats.org/drawingml/2006/main" xmlns:pic="http://schemas.openxmlformats.org/drawingml/2006/picture">
-            <wp:extent cx="5400000" cy="4039370"/>
+            <wp:extent cx="5053263" cy="3780000"/>
             <wp:docPr id="48" name="Picture 48"/>
             <wp:cNvGraphicFramePr>
               <a:graphicFrameLocks noChangeAspect="1"/>
@@ -3753,7 +6727,7 @@
                   <pic:spPr>
                     <a:xfrm>
                       <a:off x="0" y="0"/>
-                      <a:ext cx="5400000" cy="4039370"/>
+                      <a:ext cx="5053263" cy="3780000"/>
                     </a:xfrm>
                     <a:prstGeom prst="rect"/>
                   </pic:spPr>
@@ -3788,9 +6762,11 @@
       <w:pPr>
         <w:pStyle w:val="Titolo3"/>
       </w:pPr>
+      <w:bookmarkStart w:id="9031" w:name="_Toc032"/>
       <w:r>
         <w:t>4.2.1 Settings</w:t>
       </w:r>
+      <w:bookmarkEnd w:id="9031"/>
     </w:p>
     <w:p>
       <w:r>
@@ -3802,9 +6778,11 @@
       <w:pPr>
         <w:pStyle w:val="Titolo3"/>
       </w:pPr>
+      <w:bookmarkStart w:id="9032" w:name="_Toc033"/>
       <w:r>
         <w:t>4.2.2 Actions</w:t>
       </w:r>
+      <w:bookmarkEnd w:id="9032"/>
     </w:p>
     <w:p>
       <w:pPr>
@@ -3813,16 +6791,29 @@
           <w:ilvl w:val="0"/>
           <w:numId w:val="2"/>
         </w:numPr>
-      </w:pPr>
-      <w:r>
-        <w:rPr>
-          <w:b/>
+        <w:spacing w:after="60"/>
+      </w:pPr>
+      <w:r>
+        <w:rPr>
+          <w:b/>
+          <w:color w:val="1F4E79"/>
         </w:rPr>
         <w:t>A</w:t>
       </w:r>
       <w:r>
         <w:rPr/>
-        <w:t xml:space="preserve"> → aggiunge un deposito di tipo A (prelievo con il canale A). Disabilitato con tipo di prelievo 2 (solo AB).</w:t>
+        <w:t xml:space="preserve"> </w:t>
+      </w:r>
+      <w:r>
+        <w:rPr>
+          <w:b/>
+          <w:color w:val="1F4E79"/>
+        </w:rPr>
+        <w:t>→</w:t>
+      </w:r>
+      <w:r>
+        <w:rPr/>
+        <w:t xml:space="preserve"> aggiunge un deposito di tipo A (prelievo con il canale A). Disabilitato con tipo di prelievo 2 (solo AB).</w:t>
       </w:r>
     </w:p>
     <w:p>
@@ -3832,16 +6823,29 @@
           <w:ilvl w:val="0"/>
           <w:numId w:val="2"/>
         </w:numPr>
-      </w:pPr>
-      <w:r>
-        <w:rPr>
-          <w:b/>
+        <w:spacing w:after="60"/>
+      </w:pPr>
+      <w:r>
+        <w:rPr>
+          <w:b/>
+          <w:color w:val="1F4E79"/>
         </w:rPr>
         <w:t>B</w:t>
       </w:r>
       <w:r>
         <w:rPr/>
-        <w:t xml:space="preserve"> → aggiunge un deposito di tipo B (prelievo con il canale B). Abilitato solo con tipo di prelievo 1 o 3 (deposito diviso in A e B).</w:t>
+        <w:t xml:space="preserve"> </w:t>
+      </w:r>
+      <w:r>
+        <w:rPr>
+          <w:b/>
+          <w:color w:val="1F4E79"/>
+        </w:rPr>
+        <w:t>→</w:t>
+      </w:r>
+      <w:r>
+        <w:rPr/>
+        <w:t xml:space="preserve"> aggiunge un deposito di tipo B (prelievo con il canale B). Abilitato solo con tipo di prelievo 1 o 3 (deposito diviso in A e B).</w:t>
       </w:r>
     </w:p>
     <w:p>
@@ -3851,16 +6855,29 @@
           <w:ilvl w:val="0"/>
           <w:numId w:val="2"/>
         </w:numPr>
-      </w:pPr>
-      <w:r>
-        <w:rPr>
-          <w:b/>
+        <w:spacing w:after="60"/>
+      </w:pPr>
+      <w:r>
+        <w:rPr>
+          <w:b/>
+          <w:color w:val="1F4E79"/>
         </w:rPr>
         <w:t>AB</w:t>
       </w:r>
       <w:r>
         <w:rPr/>
-        <w:t xml:space="preserve"> → aggiunge un deposito completo AB (entrambi i canali). Abilitato con tipo di prelievo 1, 2 o 3.</w:t>
+        <w:t xml:space="preserve"> </w:t>
+      </w:r>
+      <w:r>
+        <w:rPr>
+          <w:b/>
+          <w:color w:val="1F4E79"/>
+        </w:rPr>
+        <w:t>→</w:t>
+      </w:r>
+      <w:r>
+        <w:rPr/>
+        <w:t xml:space="preserve"> aggiunge un deposito completo AB (entrambi i canali). Abilitato con tipo di prelievo 1, 2 o 3.</w:t>
       </w:r>
     </w:p>
     <w:p>
@@ -3870,16 +6887,36 @@
           <w:ilvl w:val="0"/>
           <w:numId w:val="2"/>
         </w:numPr>
-      </w:pPr>
-      <w:r>
-        <w:rPr>
-          <w:b/>
+        <w:spacing w:after="60"/>
+      </w:pPr>
+      <w:r>
+        <w:rPr>
+          <w:b/>
+          <w:color w:val="1F4E79"/>
         </w:rPr>
         <w:t>Scambia ordine</w:t>
       </w:r>
       <w:r>
-        <w:rPr/>
-        <w:t xml:space="preserve"> (frecce circolari) → quando è attivo (verde), toccare due depositi: i loro numeri d’ordine vengono scambiati. Premere di nuovo per uscire dalla modalità scambio.</w:t>
+        <w:rPr>
+          <w:b/>
+          <w:color w:val="1F4E79"/>
+        </w:rPr>
+        <w:t xml:space="preserve"> (frecce circolari)</w:t>
+      </w:r>
+      <w:r>
+        <w:rPr/>
+        <w:t xml:space="preserve"> </w:t>
+      </w:r>
+      <w:r>
+        <w:rPr>
+          <w:b/>
+          <w:color w:val="1F4E79"/>
+        </w:rPr>
+        <w:t>→</w:t>
+      </w:r>
+      <w:r>
+        <w:rPr/>
+        <w:t xml:space="preserve"> quando è attivo (verde), toccare due depositi: i loro numeri d’ordine vengono scambiati. Premere di nuovo per uscire dalla modalità scambio.</w:t>
       </w:r>
     </w:p>
     <w:p>
@@ -3889,16 +6926,29 @@
           <w:ilvl w:val="0"/>
           <w:numId w:val="2"/>
         </w:numPr>
-      </w:pPr>
-      <w:r>
-        <w:rPr>
-          <w:b/>
+        <w:spacing w:after="60"/>
+      </w:pPr>
+      <w:r>
+        <w:rPr>
+          <w:b/>
+          <w:color w:val="1F4E79"/>
         </w:rPr>
         <w:t>Cancella deposito</w:t>
       </w:r>
       <w:r>
         <w:rPr/>
-        <w:t xml:space="preserve"> → elimina il deposito selezionato.</w:t>
+        <w:t xml:space="preserve"> </w:t>
+      </w:r>
+      <w:r>
+        <w:rPr>
+          <w:b/>
+          <w:color w:val="1F4E79"/>
+        </w:rPr>
+        <w:t>→</w:t>
+      </w:r>
+      <w:r>
+        <w:rPr/>
+        <w:t xml:space="preserve"> elimina il deposito selezionato.</w:t>
       </w:r>
     </w:p>
     <w:p>
@@ -3908,16 +6958,29 @@
           <w:ilvl w:val="0"/>
           <w:numId w:val="2"/>
         </w:numPr>
-      </w:pPr>
-      <w:r>
-        <w:rPr>
-          <w:b/>
+        <w:spacing w:after="60"/>
+      </w:pPr>
+      <w:r>
+        <w:rPr>
+          <w:b/>
+          <w:color w:val="1F4E79"/>
         </w:rPr>
         <w:t>Cancella pallet</w:t>
       </w:r>
       <w:r>
         <w:rPr/>
-        <w:t xml:space="preserve"> → elimina subito tutti i depositi del layer e azzera Offset Dep. X/Y.</w:t>
+        <w:t xml:space="preserve"> </w:t>
+      </w:r>
+      <w:r>
+        <w:rPr>
+          <w:b/>
+          <w:color w:val="1F4E79"/>
+        </w:rPr>
+        <w:t>→</w:t>
+      </w:r>
+      <w:r>
+        <w:rPr/>
+        <w:t xml:space="preserve"> elimina subito tutti i depositi del layer e azzera Offset Dep. X/Y.</w:t>
       </w:r>
     </w:p>
     <w:p>
@@ -3927,16 +6990,29 @@
           <w:ilvl w:val="0"/>
           <w:numId w:val="2"/>
         </w:numPr>
-      </w:pPr>
-      <w:r>
-        <w:rPr>
-          <w:b/>
+        <w:spacing w:after="60"/>
+      </w:pPr>
+      <w:r>
+        <w:rPr>
+          <w:b/>
+          <w:color w:val="1F4E79"/>
         </w:rPr>
         <w:t>Generazione automatica</w:t>
       </w:r>
       <w:r>
         <w:rPr/>
-        <w:t xml:space="preserve"> → riempie il pallet con i depositi rispettando il margine impostato (vedere “Generazione automatica configurazione pallet”).</w:t>
+        <w:t xml:space="preserve"> </w:t>
+      </w:r>
+      <w:r>
+        <w:rPr>
+          <w:b/>
+          <w:color w:val="1F4E79"/>
+        </w:rPr>
+        <w:t>→</w:t>
+      </w:r>
+      <w:r>
+        <w:rPr/>
+        <w:t xml:space="preserve"> riempie il pallet con i depositi rispettando il margine impostato (vedere “Generazione automatica configurazione pallet”).</w:t>
       </w:r>
     </w:p>
     <w:p>
@@ -3946,16 +7022,29 @@
           <w:ilvl w:val="0"/>
           <w:numId w:val="2"/>
         </w:numPr>
-      </w:pPr>
-      <w:r>
-        <w:rPr>
-          <w:b/>
+        <w:spacing w:after="60"/>
+      </w:pPr>
+      <w:r>
+        <w:rPr>
+          <w:b/>
+          <w:color w:val="1F4E79"/>
         </w:rPr>
         <w:t>3D</w:t>
       </w:r>
       <w:r>
         <w:rPr/>
-        <w:t xml:space="preserve"> → apre la vista 3D della composizione. Durante il caricamento compare una rotellina; il ritorno al 2D mantiene la composizione corrente.</w:t>
+        <w:t xml:space="preserve"> </w:t>
+      </w:r>
+      <w:r>
+        <w:rPr>
+          <w:b/>
+          <w:color w:val="1F4E79"/>
+        </w:rPr>
+        <w:t>→</w:t>
+      </w:r>
+      <w:r>
+        <w:rPr/>
+        <w:t xml:space="preserve"> apre la vista 3D della composizione. Durante il caricamento compare una rotellina; il ritorno al 2D mantiene la composizione corrente.</w:t>
       </w:r>
     </w:p>
     <w:p>
@@ -3968,9 +7057,11 @@
       <w:pPr>
         <w:pStyle w:val="Titolo3"/>
       </w:pPr>
+      <w:bookmarkStart w:id="9033" w:name="_Toc034"/>
       <w:r>
         <w:t>4.2.3 Position</w:t>
       </w:r>
+      <w:bookmarkEnd w:id="9033"/>
     </w:p>
     <w:p>
       <w:r>
@@ -3982,9 +7073,11 @@
       <w:pPr>
         <w:pStyle w:val="Titolo3"/>
       </w:pPr>
+      <w:bookmarkStart w:id="9034" w:name="_Toc035"/>
       <w:r>
         <w:t>4.2.4 Case rotation</w:t>
       </w:r>
+      <w:bookmarkEnd w:id="9034"/>
     </w:p>
     <w:p>
       <w:r>
@@ -3996,9 +7089,11 @@
       <w:pPr>
         <w:pStyle w:val="Titolo3"/>
       </w:pPr>
+      <w:bookmarkStart w:id="9035" w:name="_Toc036"/>
       <w:r>
         <w:t>4.2.5 Move case</w:t>
       </w:r>
+      <w:bookmarkEnd w:id="9035"/>
     </w:p>
     <w:p>
       <w:r>
@@ -4020,9 +7115,11 @@
       <w:pPr>
         <w:pStyle w:val="Titolo3"/>
       </w:pPr>
+      <w:bookmarkStart w:id="9036" w:name="_Toc037"/>
       <w:r>
         <w:t>4.2.6 Uscita</w:t>
       </w:r>
+      <w:bookmarkEnd w:id="9036"/>
     </w:p>
     <w:p>
       <w:r>
@@ -4034,11 +7131,16 @@
       <w:pPr>
         <w:pStyle w:val="Titolo2"/>
       </w:pPr>
+      <w:bookmarkStart w:id="9037" w:name="_Toc038"/>
       <w:r>
         <w:t>4.3 Informazioni sui depositi ed etichette</w:t>
       </w:r>
-    </w:p>
-    <w:p>
+      <w:bookmarkEnd w:id="9037"/>
+    </w:p>
+    <w:p>
+      <w:pPr>
+        <w:keepNext/>
+      </w:pPr>
       <w:r>
         <w:rPr/>
         <w:t>Su ogni deposito, nell’angolo in alto a sinistra (che segue la rotazione del deposito), sono riportati:</w:t>
@@ -4051,16 +7153,29 @@
           <w:ilvl w:val="0"/>
           <w:numId w:val="2"/>
         </w:numPr>
-      </w:pPr>
-      <w:r>
-        <w:rPr>
-          <w:b/>
+        <w:spacing w:after="60"/>
+      </w:pPr>
+      <w:r>
+        <w:rPr>
+          <w:b/>
+          <w:color w:val="1F4E79"/>
         </w:rPr>
         <w:t>Numero e tipo</w:t>
       </w:r>
       <w:r>
         <w:rPr/>
-        <w:t xml:space="preserve"> → numero d’ordine di deposito e tipo (A, B o AB).</w:t>
+        <w:t xml:space="preserve"> </w:t>
+      </w:r>
+      <w:r>
+        <w:rPr>
+          <w:b/>
+          <w:color w:val="1F4E79"/>
+        </w:rPr>
+        <w:t>→</w:t>
+      </w:r>
+      <w:r>
+        <w:rPr/>
+        <w:t xml:space="preserve"> numero d’ordine di deposito e tipo (A, B o AB).</w:t>
       </w:r>
     </w:p>
     <w:p>
@@ -4070,16 +7185,29 @@
           <w:ilvl w:val="0"/>
           <w:numId w:val="2"/>
         </w:numPr>
-      </w:pPr>
-      <w:r>
-        <w:rPr>
-          <w:b/>
+        <w:spacing w:after="60"/>
+      </w:pPr>
+      <w:r>
+        <w:rPr>
+          <w:b/>
+          <w:color w:val="1F4E79"/>
         </w:rPr>
         <w:t>Freccia</w:t>
       </w:r>
       <w:r>
         <w:rPr/>
-        <w:t xml:space="preserve"> → direzione del fronte della testa del robot.</w:t>
+        <w:t xml:space="preserve"> </w:t>
+      </w:r>
+      <w:r>
+        <w:rPr>
+          <w:b/>
+          <w:color w:val="1F4E79"/>
+        </w:rPr>
+        <w:t>→</w:t>
+      </w:r>
+      <w:r>
+        <w:rPr/>
+        <w:t xml:space="preserve"> direzione del fronte della testa del robot.</w:t>
       </w:r>
     </w:p>
     <w:p>
@@ -4089,16 +7217,29 @@
           <w:ilvl w:val="0"/>
           <w:numId w:val="2"/>
         </w:numPr>
-      </w:pPr>
-      <w:r>
-        <w:rPr>
-          <w:b/>
+        <w:spacing w:after="60"/>
+      </w:pPr>
+      <w:r>
+        <w:rPr>
+          <w:b/>
+          <w:color w:val="1F4E79"/>
         </w:rPr>
         <w:t>X / Y</w:t>
       </w:r>
       <w:r>
         <w:rPr/>
-        <w:t xml:space="preserve"> → coordinate del centro del deposito (punto P1) rispetto allo zero del pallet, in mm.</w:t>
+        <w:t xml:space="preserve"> </w:t>
+      </w:r>
+      <w:r>
+        <w:rPr>
+          <w:b/>
+          <w:color w:val="1F4E79"/>
+        </w:rPr>
+        <w:t>→</w:t>
+      </w:r>
+      <w:r>
+        <w:rPr/>
+        <w:t xml:space="preserve"> coordinate del centro del deposito (punto P1) rispetto allo zero del pallet, in mm.</w:t>
       </w:r>
     </w:p>
     <w:p>
@@ -4108,19 +7249,35 @@
           <w:ilvl w:val="0"/>
           <w:numId w:val="2"/>
         </w:numPr>
-      </w:pPr>
-      <w:r>
-        <w:rPr>
-          <w:b/>
+        <w:spacing w:after="60"/>
+      </w:pPr>
+      <w:r>
+        <w:rPr>
+          <w:b/>
+          <w:color w:val="1F4E79"/>
         </w:rPr>
         <w:t>Rot</w:t>
       </w:r>
       <w:r>
         <w:rPr/>
-        <w:t xml:space="preserve"> → rotazione del deposito.</w:t>
-      </w:r>
-    </w:p>
-    <w:p>
+        <w:t xml:space="preserve"> </w:t>
+      </w:r>
+      <w:r>
+        <w:rPr>
+          <w:b/>
+          <w:color w:val="1F4E79"/>
+        </w:rPr>
+        <w:t>→</w:t>
+      </w:r>
+      <w:r>
+        <w:rPr/>
+        <w:t xml:space="preserve"> rotazione del deposito.</w:t>
+      </w:r>
+    </w:p>
+    <w:p>
+      <w:pPr>
+        <w:keepNext/>
+      </w:pPr>
       <w:r>
         <w:rPr/>
         <w:t xml:space="preserve">Il deposito è diviso nelle singole casse che lo compongono (Numero casse in X e Y). Su ogni cassa è disegnata l’etichetta, un rettangolo bianco la cui posizione dipende dal tag PLC </w:t>
@@ -4143,16 +7300,29 @@
           <w:ilvl w:val="0"/>
           <w:numId w:val="2"/>
         </w:numPr>
-      </w:pPr>
-      <w:r>
-        <w:rPr>
-          <w:b/>
+        <w:spacing w:after="60"/>
+      </w:pPr>
+      <w:r>
+        <w:rPr>
+          <w:b/>
+          <w:color w:val="1F4E79"/>
         </w:rPr>
         <w:t>CornerLabelling = 1</w:t>
       </w:r>
       <w:r>
         <w:rPr/>
-        <w:t xml:space="preserve"> → etichetta ad angolo, sullo spigolo in basso a destra della cassa a 0°.</w:t>
+        <w:t xml:space="preserve"> </w:t>
+      </w:r>
+      <w:r>
+        <w:rPr>
+          <w:b/>
+          <w:color w:val="1F4E79"/>
+        </w:rPr>
+        <w:t>→</w:t>
+      </w:r>
+      <w:r>
+        <w:rPr/>
+        <w:t xml:space="preserve"> etichetta ad angolo, sullo spigolo in basso a destra della cassa a 0°.</w:t>
       </w:r>
     </w:p>
     <w:p>
@@ -4162,16 +7332,29 @@
           <w:ilvl w:val="0"/>
           <w:numId w:val="2"/>
         </w:numPr>
-      </w:pPr>
-      <w:r>
-        <w:rPr>
-          <w:b/>
+        <w:spacing w:after="60"/>
+      </w:pPr>
+      <w:r>
+        <w:rPr>
+          <w:b/>
+          <w:color w:val="1F4E79"/>
         </w:rPr>
         <w:t>CornerLabelling = 0</w:t>
       </w:r>
       <w:r>
         <w:rPr/>
-        <w:t xml:space="preserve"> → etichetta laterale, al centro del lato destro della cassa a 0°.</w:t>
+        <w:t xml:space="preserve"> </w:t>
+      </w:r>
+      <w:r>
+        <w:rPr>
+          <w:b/>
+          <w:color w:val="1F4E79"/>
+        </w:rPr>
+        <w:t>→</w:t>
+      </w:r>
+      <w:r>
+        <w:rPr/>
+        <w:t xml:space="preserve"> etichetta laterale, al centro del lato destro della cassa a 0°.</w:t>
       </w:r>
     </w:p>
     <w:p>
@@ -4184,20 +7367,22 @@
       <w:pPr>
         <w:pStyle w:val="Titolo2"/>
       </w:pPr>
+      <w:bookmarkStart w:id="9038" w:name="_Toc039"/>
       <w:r>
         <w:t>4.4 Sidebar Settings</w:t>
       </w:r>
+      <w:bookmarkEnd w:id="9038"/>
     </w:p>
     <w:p>
       <w:pPr>
         <w:keepNext/>
-        <w:spacing w:after="80" w:before="240"/>
+        <w:spacing w:before="240" w:after="120"/>
         <w:jc w:val="center"/>
       </w:pPr>
       <w:r>
         <w:drawing>
           <wp:inline xmlns:a="http://schemas.openxmlformats.org/drawingml/2006/main" xmlns:pic="http://schemas.openxmlformats.org/drawingml/2006/picture">
-            <wp:extent cx="5400000" cy="4039370"/>
+            <wp:extent cx="5053263" cy="3780000"/>
             <wp:docPr id="49" name="Picture 49"/>
             <wp:cNvGraphicFramePr>
               <a:graphicFrameLocks noChangeAspect="1"/>
@@ -4218,7 +7403,7 @@
                   <pic:spPr>
                     <a:xfrm>
                       <a:off x="0" y="0"/>
-                      <a:ext cx="5400000" cy="4039370"/>
+                      <a:ext cx="5053263" cy="3780000"/>
                     </a:xfrm>
                     <a:prstGeom prst="rect"/>
                   </pic:spPr>
@@ -4244,6 +7429,9 @@
       </w:r>
     </w:p>
     <w:p>
+      <w:pPr>
+        <w:keepNext/>
+      </w:pPr>
       <w:r>
         <w:rPr/>
         <w:t>Oltre ai campi già descritti (Pallet Size, Max Composition, Case Size con Margin e Approach), la sidebar mostra:</w:t>
@@ -4256,16 +7444,29 @@
           <w:ilvl w:val="0"/>
           <w:numId w:val="2"/>
         </w:numPr>
-      </w:pPr>
-      <w:r>
-        <w:rPr>
-          <w:b/>
+        <w:spacing w:after="60"/>
+      </w:pPr>
+      <w:r>
+        <w:rPr>
+          <w:b/>
+          <w:color w:val="1F4E79"/>
         </w:rPr>
         <w:t>Offset Dep. X / Y</w:t>
       </w:r>
       <w:r>
         <w:rPr/>
-        <w:t xml:space="preserve"> → spostamento dell’intera composizione rispetto allo zero del pallet.</w:t>
+        <w:t xml:space="preserve"> </w:t>
+      </w:r>
+      <w:r>
+        <w:rPr>
+          <w:b/>
+          <w:color w:val="1F4E79"/>
+        </w:rPr>
+        <w:t>→</w:t>
+      </w:r>
+      <w:r>
+        <w:rPr/>
+        <w:t xml:space="preserve"> spostamento dell’intera composizione rispetto allo zero del pallet.</w:t>
       </w:r>
     </w:p>
     <w:p>
@@ -4275,16 +7476,29 @@
           <w:ilvl w:val="0"/>
           <w:numId w:val="2"/>
         </w:numPr>
-      </w:pPr>
-      <w:r>
-        <w:rPr>
-          <w:b/>
+        <w:spacing w:after="60"/>
+      </w:pPr>
+      <w:r>
+        <w:rPr>
+          <w:b/>
+          <w:color w:val="1F4E79"/>
         </w:rPr>
         <w:t>Placed cases</w:t>
       </w:r>
       <w:r>
         <w:rPr/>
-        <w:t xml:space="preserve"> → elenco dei depositi posizionati, nell’ordine di deposito, con tipo (A, B, AB), coordinate X/Y e rotazione. Se il layer è vuoto compare la scritta “No boxes placed yet”.</w:t>
+        <w:t xml:space="preserve"> </w:t>
+      </w:r>
+      <w:r>
+        <w:rPr>
+          <w:b/>
+          <w:color w:val="1F4E79"/>
+        </w:rPr>
+        <w:t>→</w:t>
+      </w:r>
+      <w:r>
+        <w:rPr/>
+        <w:t xml:space="preserve"> elenco dei depositi posizionati, nell’ordine di deposito, con tipo (A, B, AB), coordinate X/Y e rotazione. Se il layer è vuoto compare la scritta “No boxes placed yet”.</w:t>
       </w:r>
     </w:p>
     <w:p>
@@ -4297,9 +7511,11 @@
       <w:pPr>
         <w:pStyle w:val="Titolo2"/>
       </w:pPr>
+      <w:bookmarkStart w:id="9039" w:name="_Toc040"/>
       <w:r>
         <w:t>4.5 Vista 3D</w:t>
       </w:r>
+      <w:bookmarkEnd w:id="9039"/>
     </w:p>
     <w:p>
       <w:r>
@@ -4320,16 +7536,29 @@
           <w:ilvl w:val="0"/>
           <w:numId w:val="2"/>
         </w:numPr>
-      </w:pPr>
-      <w:r>
-        <w:rPr>
-          <w:b/>
+        <w:spacing w:after="60"/>
+      </w:pPr>
+      <w:r>
+        <w:rPr>
+          <w:b/>
+          <w:color w:val="1F4E79"/>
         </w:rPr>
         <w:t>2D</w:t>
       </w:r>
       <w:r>
         <w:rPr/>
-        <w:t xml:space="preserve"> → torna alla composizione 2D.</w:t>
+        <w:t xml:space="preserve"> </w:t>
+      </w:r>
+      <w:r>
+        <w:rPr>
+          <w:b/>
+          <w:color w:val="1F4E79"/>
+        </w:rPr>
+        <w:t>→</w:t>
+      </w:r>
+      <w:r>
+        <w:rPr/>
+        <w:t xml:space="preserve"> torna alla composizione 2D.</w:t>
       </w:r>
     </w:p>
     <w:p>
@@ -4339,16 +7568,29 @@
           <w:ilvl w:val="0"/>
           <w:numId w:val="2"/>
         </w:numPr>
-      </w:pPr>
-      <w:r>
-        <w:rPr>
-          <w:b/>
+        <w:spacing w:after="60"/>
+      </w:pPr>
+      <w:r>
+        <w:rPr>
+          <w:b/>
+          <w:color w:val="1F4E79"/>
         </w:rPr>
         <w:t>Top view</w:t>
       </w:r>
       <w:r>
         <w:rPr/>
-        <w:t xml:space="preserve"> → vista dall’alto; premere di nuovo per tornare alla vista prospettica.</w:t>
+        <w:t xml:space="preserve"> </w:t>
+      </w:r>
+      <w:r>
+        <w:rPr>
+          <w:b/>
+          <w:color w:val="1F4E79"/>
+        </w:rPr>
+        <w:t>→</w:t>
+      </w:r>
+      <w:r>
+        <w:rPr/>
+        <w:t xml:space="preserve"> vista dall’alto; premere di nuovo per tornare alla vista prospettica.</w:t>
       </w:r>
     </w:p>
     <w:p>
@@ -4358,16 +7600,29 @@
           <w:ilvl w:val="0"/>
           <w:numId w:val="2"/>
         </w:numPr>
-      </w:pPr>
-      <w:r>
-        <w:rPr>
-          <w:b/>
+        <w:spacing w:after="60"/>
+      </w:pPr>
+      <w:r>
+        <w:rPr>
+          <w:b/>
+          <w:color w:val="1F4E79"/>
         </w:rPr>
         <w:t>Labels</w:t>
       </w:r>
       <w:r>
         <w:rPr/>
-        <w:t xml:space="preserve"> → mostra o nasconde i cartellini colorati con numero e tipo di ogni deposito.</w:t>
+        <w:t xml:space="preserve"> </w:t>
+      </w:r>
+      <w:r>
+        <w:rPr>
+          <w:b/>
+          <w:color w:val="1F4E79"/>
+        </w:rPr>
+        <w:t>→</w:t>
+      </w:r>
+      <w:r>
+        <w:rPr/>
+        <w:t xml:space="preserve"> mostra o nasconde i cartellini colorati con numero e tipo di ogni deposito.</w:t>
       </w:r>
     </w:p>
     <w:p>
@@ -4377,36 +7632,51 @@
           <w:ilvl w:val="0"/>
           <w:numId w:val="2"/>
         </w:numPr>
-      </w:pPr>
-      <w:r>
-        <w:rPr>
-          <w:b/>
+        <w:spacing w:after="60"/>
+      </w:pPr>
+      <w:r>
+        <w:rPr>
+          <w:b/>
+          <w:color w:val="1F4E79"/>
         </w:rPr>
         <w:t>Robot</w:t>
       </w:r>
       <w:r>
         <w:rPr/>
-        <w:t xml:space="preserve"> → mostra la cella con robot pallettizzatore e nastro a rulli e attiva la barra di simulazione.</w:t>
+        <w:t xml:space="preserve"> </w:t>
+      </w:r>
+      <w:r>
+        <w:rPr>
+          <w:b/>
+          <w:color w:val="1F4E79"/>
+        </w:rPr>
+        <w:t>→</w:t>
+      </w:r>
+      <w:r>
+        <w:rPr/>
+        <w:t xml:space="preserve"> mostra la cella con robot pallettizzatore e nastro a rulli e attiva la barra di simulazione.</w:t>
       </w:r>
     </w:p>
     <w:p>
       <w:pPr>
         <w:pStyle w:val="Titolo3"/>
       </w:pPr>
+      <w:bookmarkStart w:id="9040" w:name="_Toc041"/>
       <w:r>
         <w:t>4.5.1 Simulazione del robot</w:t>
       </w:r>
+      <w:bookmarkEnd w:id="9040"/>
     </w:p>
     <w:p>
       <w:pPr>
         <w:keepNext/>
-        <w:spacing w:after="80" w:before="240"/>
+        <w:spacing w:before="240" w:after="120"/>
         <w:jc w:val="center"/>
       </w:pPr>
       <w:r>
         <w:drawing>
           <wp:inline xmlns:a="http://schemas.openxmlformats.org/drawingml/2006/main" xmlns:pic="http://schemas.openxmlformats.org/drawingml/2006/picture">
-            <wp:extent cx="5400000" cy="4039370"/>
+            <wp:extent cx="5053263" cy="3780000"/>
             <wp:docPr id="50" name="Picture 50"/>
             <wp:cNvGraphicFramePr>
               <a:graphicFrameLocks noChangeAspect="1"/>
@@ -4427,7 +7697,7 @@
                   <pic:spPr>
                     <a:xfrm>
                       <a:off x="0" y="0"/>
-                      <a:ext cx="5400000" cy="4039370"/>
+                      <a:ext cx="5053263" cy="3780000"/>
                     </a:xfrm>
                     <a:prstGeom prst="rect"/>
                   </pic:spPr>
@@ -4453,6 +7723,9 @@
       </w:r>
     </w:p>
     <w:p>
+      <w:pPr>
+        <w:keepNext/>
+      </w:pPr>
       <w:r>
         <w:rPr/>
         <w:t>Il robot è posizionato nell’angolo in alto a sinistra del pallet (riferito alla vista 2D) con il nastro di alimentazione alla sua sinistra. La testa di presa è bianca con ventose nere e si adatta alla dimensione di ogni deposito. Per ogni deposito, nell’ordine dei numeri, il robot:</w:t>
@@ -4465,6 +7738,7 @@
           <w:ilvl w:val="0"/>
           <w:numId w:val="2"/>
         </w:numPr>
+        <w:spacing w:after="60"/>
       </w:pPr>
       <w:r>
         <w:rPr/>
@@ -4478,6 +7752,7 @@
           <w:ilvl w:val="0"/>
           <w:numId w:val="2"/>
         </w:numPr>
+        <w:spacing w:after="60"/>
       </w:pPr>
       <w:r>
         <w:rPr/>
@@ -4491,6 +7766,7 @@
           <w:ilvl w:val="0"/>
           <w:numId w:val="2"/>
         </w:numPr>
+        <w:spacing w:after="60"/>
       </w:pPr>
       <w:r>
         <w:rPr/>
@@ -4504,6 +7780,7 @@
           <w:ilvl w:val="0"/>
           <w:numId w:val="2"/>
         </w:numPr>
+        <w:spacing w:after="60"/>
       </w:pPr>
       <w:r>
         <w:rPr/>
@@ -4511,6 +7788,9 @@
       </w:r>
     </w:p>
     <w:p>
+      <w:pPr>
+        <w:keepNext/>
+      </w:pPr>
       <w:r>
         <w:rPr/>
         <w:t>Comandi della barra di simulazione:</w:t>
@@ -4523,16 +7803,29 @@
           <w:ilvl w:val="0"/>
           <w:numId w:val="2"/>
         </w:numPr>
-      </w:pPr>
-      <w:r>
-        <w:rPr>
-          <w:b/>
+        <w:spacing w:after="60"/>
+      </w:pPr>
+      <w:r>
+        <w:rPr>
+          <w:b/>
+          <w:color w:val="1F4E79"/>
         </w:rPr>
         <w:t>Inizio (|◄)</w:t>
       </w:r>
       <w:r>
         <w:rPr/>
-        <w:t xml:space="preserve"> → torna all’inizio (pallet vuoto).</w:t>
+        <w:t xml:space="preserve"> </w:t>
+      </w:r>
+      <w:r>
+        <w:rPr>
+          <w:b/>
+          <w:color w:val="1F4E79"/>
+        </w:rPr>
+        <w:t>→</w:t>
+      </w:r>
+      <w:r>
+        <w:rPr/>
+        <w:t xml:space="preserve"> torna all’inizio (pallet vuoto).</w:t>
       </w:r>
     </w:p>
     <w:p>
@@ -4542,16 +7835,29 @@
           <w:ilvl w:val="0"/>
           <w:numId w:val="2"/>
         </w:numPr>
-      </w:pPr>
-      <w:r>
-        <w:rPr>
-          <w:b/>
+        <w:spacing w:after="60"/>
+      </w:pPr>
+      <w:r>
+        <w:rPr>
+          <w:b/>
+          <w:color w:val="1F4E79"/>
         </w:rPr>
         <w:t>Indietro (◄◄)</w:t>
       </w:r>
       <w:r>
         <w:rPr/>
-        <w:t xml:space="preserve"> → torna all’inizio del deposito corrente o al deposito precedente.</w:t>
+        <w:t xml:space="preserve"> </w:t>
+      </w:r>
+      <w:r>
+        <w:rPr>
+          <w:b/>
+          <w:color w:val="1F4E79"/>
+        </w:rPr>
+        <w:t>→</w:t>
+      </w:r>
+      <w:r>
+        <w:rPr/>
+        <w:t xml:space="preserve"> torna all’inizio del deposito corrente o al deposito precedente.</w:t>
       </w:r>
     </w:p>
     <w:p>
@@ -4561,16 +7867,29 @@
           <w:ilvl w:val="0"/>
           <w:numId w:val="2"/>
         </w:numPr>
-      </w:pPr>
-      <w:r>
-        <w:rPr>
-          <w:b/>
+        <w:spacing w:after="60"/>
+      </w:pPr>
+      <w:r>
+        <w:rPr>
+          <w:b/>
+          <w:color w:val="1F4E79"/>
         </w:rPr>
         <w:t>Play / Pausa (► / ❚❚)</w:t>
       </w:r>
       <w:r>
         <w:rPr/>
-        <w:t xml:space="preserve"> → avvia o mette in pausa la simulazione.</w:t>
+        <w:t xml:space="preserve"> </w:t>
+      </w:r>
+      <w:r>
+        <w:rPr>
+          <w:b/>
+          <w:color w:val="1F4E79"/>
+        </w:rPr>
+        <w:t>→</w:t>
+      </w:r>
+      <w:r>
+        <w:rPr/>
+        <w:t xml:space="preserve"> avvia o mette in pausa la simulazione.</w:t>
       </w:r>
     </w:p>
     <w:p>
@@ -4580,16 +7899,29 @@
           <w:ilvl w:val="0"/>
           <w:numId w:val="2"/>
         </w:numPr>
-      </w:pPr>
-      <w:r>
-        <w:rPr>
-          <w:b/>
+        <w:spacing w:after="60"/>
+      </w:pPr>
+      <w:r>
+        <w:rPr>
+          <w:b/>
+          <w:color w:val="1F4E79"/>
         </w:rPr>
         <w:t>Avanti (►►)</w:t>
       </w:r>
       <w:r>
         <w:rPr/>
-        <w:t xml:space="preserve"> → passa al deposito successivo.</w:t>
+        <w:t xml:space="preserve"> </w:t>
+      </w:r>
+      <w:r>
+        <w:rPr>
+          <w:b/>
+          <w:color w:val="1F4E79"/>
+        </w:rPr>
+        <w:t>→</w:t>
+      </w:r>
+      <w:r>
+        <w:rPr/>
+        <w:t xml:space="preserve"> passa al deposito successivo.</w:t>
       </w:r>
     </w:p>
     <w:p>
@@ -4599,16 +7931,29 @@
           <w:ilvl w:val="0"/>
           <w:numId w:val="2"/>
         </w:numPr>
-      </w:pPr>
-      <w:r>
-        <w:rPr>
-          <w:b/>
+        <w:spacing w:after="60"/>
+      </w:pPr>
+      <w:r>
+        <w:rPr>
+          <w:b/>
+          <w:color w:val="1F4E79"/>
         </w:rPr>
         <w:t>Fine (►|)</w:t>
       </w:r>
       <w:r>
         <w:rPr/>
-        <w:t xml:space="preserve"> → va alla fine (layer completato).</w:t>
+        <w:t xml:space="preserve"> </w:t>
+      </w:r>
+      <w:r>
+        <w:rPr>
+          <w:b/>
+          <w:color w:val="1F4E79"/>
+        </w:rPr>
+        <w:t>→</w:t>
+      </w:r>
+      <w:r>
+        <w:rPr/>
+        <w:t xml:space="preserve"> va alla fine (layer completato).</w:t>
       </w:r>
     </w:p>
     <w:p>
@@ -4618,16 +7963,29 @@
           <w:ilvl w:val="0"/>
           <w:numId w:val="2"/>
         </w:numPr>
-      </w:pPr>
-      <w:r>
-        <w:rPr>
-          <w:b/>
+        <w:spacing w:after="60"/>
+      </w:pPr>
+      <w:r>
+        <w:rPr>
+          <w:b/>
+          <w:color w:val="1F4E79"/>
         </w:rPr>
         <w:t>Cursore</w:t>
       </w:r>
       <w:r>
         <w:rPr/>
-        <w:t xml:space="preserve"> → permette di andare avanti e indietro in qualsiasi istante del ciclo.</w:t>
+        <w:t xml:space="preserve"> </w:t>
+      </w:r>
+      <w:r>
+        <w:rPr>
+          <w:b/>
+          <w:color w:val="1F4E79"/>
+        </w:rPr>
+        <w:t>→</w:t>
+      </w:r>
+      <w:r>
+        <w:rPr/>
+        <w:t xml:space="preserve"> permette di andare avanti e indietro in qualsiasi istante del ciclo.</w:t>
       </w:r>
     </w:p>
     <w:p>
@@ -4637,16 +7995,29 @@
           <w:ilvl w:val="0"/>
           <w:numId w:val="2"/>
         </w:numPr>
-      </w:pPr>
-      <w:r>
-        <w:rPr>
-          <w:b/>
+        <w:spacing w:after="60"/>
+      </w:pPr>
+      <w:r>
+        <w:rPr>
+          <w:b/>
+          <w:color w:val="1F4E79"/>
         </w:rPr>
         <w:t>Velocità</w:t>
       </w:r>
       <w:r>
         <w:rPr/>
-        <w:t xml:space="preserve"> → 0.5x, 1x, 2x o 4x.</w:t>
+        <w:t xml:space="preserve"> </w:t>
+      </w:r>
+      <w:r>
+        <w:rPr>
+          <w:b/>
+          <w:color w:val="1F4E79"/>
+        </w:rPr>
+        <w:t>→</w:t>
+      </w:r>
+      <w:r>
+        <w:rPr/>
+        <w:t xml:space="preserve"> 0.5x, 1x, 2x o 4x.</w:t>
       </w:r>
     </w:p>
     <w:p>
@@ -4659,20 +8030,22 @@
       <w:pPr>
         <w:pStyle w:val="Titolo2"/>
       </w:pPr>
+      <w:bookmarkStart w:id="9041" w:name="_Toc042"/>
       <w:r>
         <w:t>4.6 Modalità tecnico (PLC data)</w:t>
       </w:r>
+      <w:bookmarkEnd w:id="9041"/>
     </w:p>
     <w:p>
       <w:pPr>
         <w:keepNext/>
-        <w:spacing w:after="80" w:before="240"/>
+        <w:spacing w:before="240" w:after="120"/>
         <w:jc w:val="center"/>
       </w:pPr>
       <w:r>
         <w:drawing>
           <wp:inline xmlns:a="http://schemas.openxmlformats.org/drawingml/2006/main" xmlns:pic="http://schemas.openxmlformats.org/drawingml/2006/picture">
-            <wp:extent cx="5400000" cy="4039370"/>
+            <wp:extent cx="5053263" cy="3780000"/>
             <wp:docPr id="51" name="Picture 51"/>
             <wp:cNvGraphicFramePr>
               <a:graphicFrameLocks noChangeAspect="1"/>
@@ -4693,7 +8066,7 @@
                   <pic:spPr>
                     <a:xfrm>
                       <a:off x="0" y="0"/>
-                      <a:ext cx="5400000" cy="4039370"/>
+                      <a:ext cx="5053263" cy="3780000"/>
                     </a:xfrm>
                     <a:prstGeom prst="rect"/>
                   </pic:spPr>
@@ -4741,6 +8114,9 @@
       </w:r>
     </w:p>
     <w:p>
+      <w:pPr>
+        <w:keepNext/>
+      </w:pPr>
       <w:r>
         <w:rPr/>
         <w:t>Campi della finestra PLC data:</w:t>
@@ -4753,16 +8129,29 @@
           <w:ilvl w:val="0"/>
           <w:numId w:val="2"/>
         </w:numPr>
-      </w:pPr>
-      <w:r>
-        <w:rPr>
-          <w:b/>
+        <w:spacing w:after="60"/>
+      </w:pPr>
+      <w:r>
+        <w:rPr>
+          <w:b/>
+          <w:color w:val="1F4E79"/>
         </w:rPr>
         <w:t>Layer</w:t>
       </w:r>
       <w:r>
         <w:rPr/>
-        <w:t xml:space="preserve"> → layer in modifica (A o B). Al salvataggio può essere specchiato sull’altro layer.</w:t>
+        <w:t xml:space="preserve"> </w:t>
+      </w:r>
+      <w:r>
+        <w:rPr>
+          <w:b/>
+          <w:color w:val="1F4E79"/>
+        </w:rPr>
+        <w:t>→</w:t>
+      </w:r>
+      <w:r>
+        <w:rPr/>
+        <w:t xml:space="preserve"> layer in modifica (A o B). Al salvataggio può essere specchiato sull’altro layer.</w:t>
       </w:r>
     </w:p>
     <w:p>
@@ -4772,16 +8161,29 @@
           <w:ilvl w:val="0"/>
           <w:numId w:val="2"/>
         </w:numPr>
-      </w:pPr>
-      <w:r>
-        <w:rPr>
-          <w:b/>
+        <w:spacing w:after="60"/>
+      </w:pPr>
+      <w:r>
+        <w:rPr>
+          <w:b/>
+          <w:color w:val="1F4E79"/>
         </w:rPr>
         <w:t>Corner label</w:t>
       </w:r>
       <w:r>
         <w:rPr/>
-        <w:t xml:space="preserve"> → corrisponde al tag CornerLabelling: attivo = etichetta ad angolo, disattivo = etichetta laterale.</w:t>
+        <w:t xml:space="preserve"> </w:t>
+      </w:r>
+      <w:r>
+        <w:rPr>
+          <w:b/>
+          <w:color w:val="1F4E79"/>
+        </w:rPr>
+        <w:t>→</w:t>
+      </w:r>
+      <w:r>
+        <w:rPr/>
+        <w:t xml:space="preserve"> corrisponde al tag CornerLabelling: attivo = etichetta ad angolo, disattivo = etichetta laterale.</w:t>
       </w:r>
     </w:p>
     <w:p>
@@ -4791,16 +8193,29 @@
           <w:ilvl w:val="0"/>
           <w:numId w:val="2"/>
         </w:numPr>
-      </w:pPr>
-      <w:r>
-        <w:rPr>
-          <w:b/>
+        <w:spacing w:after="60"/>
+      </w:pPr>
+      <w:r>
+        <w:rPr>
+          <w:b/>
+          <w:color w:val="1F4E79"/>
         </w:rPr>
         <w:t>Pallet X / Y</w:t>
       </w:r>
       <w:r>
         <w:rPr/>
-        <w:t xml:space="preserve"> → dimensioni del pallet in mm.</w:t>
+        <w:t xml:space="preserve"> </w:t>
+      </w:r>
+      <w:r>
+        <w:rPr>
+          <w:b/>
+          <w:color w:val="1F4E79"/>
+        </w:rPr>
+        <w:t>→</w:t>
+      </w:r>
+      <w:r>
+        <w:rPr/>
+        <w:t xml:space="preserve"> dimensioni del pallet in mm.</w:t>
       </w:r>
     </w:p>
     <w:p>
@@ -4810,16 +8225,29 @@
           <w:ilvl w:val="0"/>
           <w:numId w:val="2"/>
         </w:numPr>
-      </w:pPr>
-      <w:r>
-        <w:rPr>
-          <w:b/>
+        <w:spacing w:after="60"/>
+      </w:pPr>
+      <w:r>
+        <w:rPr>
+          <w:b/>
+          <w:color w:val="1F4E79"/>
         </w:rPr>
         <w:t>Case X / Y</w:t>
       </w:r>
       <w:r>
         <w:rPr/>
-        <w:t xml:space="preserve"> → dimensioni della singola cassa in mm (cassa a 0°).</w:t>
+        <w:t xml:space="preserve"> </w:t>
+      </w:r>
+      <w:r>
+        <w:rPr>
+          <w:b/>
+          <w:color w:val="1F4E79"/>
+        </w:rPr>
+        <w:t>→</w:t>
+      </w:r>
+      <w:r>
+        <w:rPr/>
+        <w:t xml:space="preserve"> dimensioni della singola cassa in mm (cassa a 0°).</w:t>
       </w:r>
     </w:p>
     <w:p>
@@ -4829,16 +8257,29 @@
           <w:ilvl w:val="0"/>
           <w:numId w:val="2"/>
         </w:numPr>
-      </w:pPr>
-      <w:r>
-        <w:rPr>
-          <w:b/>
+        <w:spacing w:after="60"/>
+      </w:pPr>
+      <w:r>
+        <w:rPr>
+          <w:b/>
+          <w:color w:val="1F4E79"/>
         </w:rPr>
         <w:t>Cases per deposit X / Y</w:t>
       </w:r>
       <w:r>
         <w:rPr/>
-        <w:t xml:space="preserve"> → numero di casse prelevate e depositate insieme, in X e in Y (vedere “Numero di casse in X e Y”).</w:t>
+        <w:t xml:space="preserve"> </w:t>
+      </w:r>
+      <w:r>
+        <w:rPr>
+          <w:b/>
+          <w:color w:val="1F4E79"/>
+        </w:rPr>
+        <w:t>→</w:t>
+      </w:r>
+      <w:r>
+        <w:rPr/>
+        <w:t xml:space="preserve"> numero di casse prelevate e depositate insieme, in X e in Y (vedere “Numero di casse in X e Y”).</w:t>
       </w:r>
     </w:p>
     <w:p>
@@ -4848,16 +8289,29 @@
           <w:ilvl w:val="0"/>
           <w:numId w:val="2"/>
         </w:numPr>
-      </w:pPr>
-      <w:r>
-        <w:rPr>
-          <w:b/>
+        <w:spacing w:after="60"/>
+      </w:pPr>
+      <w:r>
+        <w:rPr>
+          <w:b/>
+          <w:color w:val="1F4E79"/>
         </w:rPr>
         <w:t>Pick type</w:t>
       </w:r>
       <w:r>
         <w:rPr/>
-        <w:t xml:space="preserve"> → tipo di prelievo: 0 = solo A; 1 = A + B diviso lungo X; 2 = solo AB; 3 = A + B diviso lungo Y. Con 0 e 2 il deposito viene preso in un’unica presa; con 1 e 3 viene diviso in una parte A e una parte B (vedere “Tipologie di canali di aspirazione”).</w:t>
+        <w:t xml:space="preserve"> </w:t>
+      </w:r>
+      <w:r>
+        <w:rPr>
+          <w:b/>
+          <w:color w:val="1F4E79"/>
+        </w:rPr>
+        <w:t>→</w:t>
+      </w:r>
+      <w:r>
+        <w:rPr/>
+        <w:t xml:space="preserve"> tipo di prelievo: 0 = solo A; 1 = A + B diviso lungo X; 2 = solo AB; 3 = A + B diviso lungo Y. Con 0 e 2 il deposito viene preso in un’unica presa; con 1 e 3 viene diviso in una parte A e una parte B (vedere “Tipologie di canali di aspirazione”).</w:t>
       </w:r>
     </w:p>
     <w:p>
@@ -4867,16 +8321,29 @@
           <w:ilvl w:val="0"/>
           <w:numId w:val="2"/>
         </w:numPr>
-      </w:pPr>
-      <w:r>
-        <w:rPr>
-          <w:b/>
+        <w:spacing w:after="60"/>
+      </w:pPr>
+      <w:r>
+        <w:rPr>
+          <w:b/>
+          <w:color w:val="1F4E79"/>
         </w:rPr>
         <w:t>Picking wheel rotated</w:t>
       </w:r>
       <w:r>
         <w:rPr/>
-        <w:t xml:space="preserve"> → le casse arrivano ruotate di 90° nella zona di prelievo: X e Y del deposito vengono scambiate.</w:t>
+        <w:t xml:space="preserve"> </w:t>
+      </w:r>
+      <w:r>
+        <w:rPr>
+          <w:b/>
+          <w:color w:val="1F4E79"/>
+        </w:rPr>
+        <w:t>→</w:t>
+      </w:r>
+      <w:r>
+        <w:rPr/>
+        <w:t xml:space="preserve"> le casse arrivano ruotate di 90° nella zona di prelievo: X e Y del deposito vengono scambiate.</w:t>
       </w:r>
     </w:p>
     <w:p>
@@ -4886,16 +8353,29 @@
           <w:ilvl w:val="0"/>
           <w:numId w:val="2"/>
         </w:numPr>
-      </w:pPr>
-      <w:r>
-        <w:rPr>
-          <w:b/>
+        <w:spacing w:after="60"/>
+      </w:pPr>
+      <w:r>
+        <w:rPr>
+          <w:b/>
+          <w:color w:val="1F4E79"/>
         </w:rPr>
         <w:t>Cases in A (split)</w:t>
       </w:r>
       <w:r>
         <w:rPr/>
-        <w:t xml:space="preserve"> → solo con tipo di prelievo 1 o 3: numero di casse (righe) del deposito prese dal canale A.</w:t>
+        <w:t xml:space="preserve"> </w:t>
+      </w:r>
+      <w:r>
+        <w:rPr>
+          <w:b/>
+          <w:color w:val="1F4E79"/>
+        </w:rPr>
+        <w:t>→</w:t>
+      </w:r>
+      <w:r>
+        <w:rPr/>
+        <w:t xml:space="preserve"> solo con tipo di prelievo 1 o 3: numero di casse (righe) del deposito prese dal canale A.</w:t>
       </w:r>
     </w:p>
     <w:p>
@@ -4905,16 +8385,29 @@
           <w:ilvl w:val="0"/>
           <w:numId w:val="2"/>
         </w:numPr>
-      </w:pPr>
-      <w:r>
-        <w:rPr>
-          <w:b/>
+        <w:spacing w:after="60"/>
+      </w:pPr>
+      <w:r>
+        <w:rPr>
+          <w:b/>
+          <w:color w:val="1F4E79"/>
         </w:rPr>
         <w:t>Cases in B (split)</w:t>
       </w:r>
       <w:r>
         <w:rPr/>
-        <w:t xml:space="preserve"> → calcolato automaticamente: casse rimanenti, prese dal canale B. Con tipo di prelievo 0 o 2 i due campi sono disattivati e B vale 0, perché il deposito non viene diviso.</w:t>
+        <w:t xml:space="preserve"> </w:t>
+      </w:r>
+      <w:r>
+        <w:rPr>
+          <w:b/>
+          <w:color w:val="1F4E79"/>
+        </w:rPr>
+        <w:t>→</w:t>
+      </w:r>
+      <w:r>
+        <w:rPr/>
+        <w:t xml:space="preserve"> calcolato automaticamente: casse rimanenti, prese dal canale B. Con tipo di prelievo 0 o 2 i due campi sono disattivati e B vale 0, perché il deposito non viene diviso.</w:t>
       </w:r>
     </w:p>
     <w:p>
@@ -4924,16 +8417,29 @@
           <w:ilvl w:val="0"/>
           <w:numId w:val="2"/>
         </w:numPr>
-      </w:pPr>
-      <w:r>
-        <w:rPr>
-          <w:b/>
+        <w:spacing w:after="60"/>
+      </w:pPr>
+      <w:r>
+        <w:rPr>
+          <w:b/>
+          <w:color w:val="1F4E79"/>
         </w:rPr>
         <w:t>Deposit offset X / Y</w:t>
       </w:r>
       <w:r>
         <w:rPr/>
-        <w:t xml:space="preserve"> → spostamento dell’intera composizione sul pallet.</w:t>
+        <w:t xml:space="preserve"> </w:t>
+      </w:r>
+      <w:r>
+        <w:rPr>
+          <w:b/>
+          <w:color w:val="1F4E79"/>
+        </w:rPr>
+        <w:t>→</w:t>
+      </w:r>
+      <w:r>
+        <w:rPr/>
+        <w:t xml:space="preserve"> spostamento dell’intera composizione sul pallet.</w:t>
       </w:r>
     </w:p>
     <w:p>
@@ -4943,19 +8449,35 @@
           <w:ilvl w:val="0"/>
           <w:numId w:val="2"/>
         </w:numPr>
-      </w:pPr>
-      <w:r>
-        <w:rPr>
-          <w:b/>
+        <w:spacing w:after="60"/>
+      </w:pPr>
+      <w:r>
+        <w:rPr>
+          <w:b/>
+          <w:color w:val="1F4E79"/>
         </w:rPr>
         <w:t>Approach X / Y</w:t>
       </w:r>
       <w:r>
         <w:rPr/>
-        <w:t xml:space="preserve"> → offset da cui la testa arriva prima di depositare (vedere “Approccio per il deposito”).</w:t>
-      </w:r>
-    </w:p>
-    <w:p>
+        <w:t xml:space="preserve"> </w:t>
+      </w:r>
+      <w:r>
+        <w:rPr>
+          <w:b/>
+          <w:color w:val="1F4E79"/>
+        </w:rPr>
+        <w:t>→</w:t>
+      </w:r>
+      <w:r>
+        <w:rPr/>
+        <w:t xml:space="preserve"> offset da cui la testa arriva prima di depositare (vedere “Approccio per il deposito”).</w:t>
+      </w:r>
+    </w:p>
+    <w:p>
+      <w:pPr>
+        <w:keepNext/>
+      </w:pPr>
       <w:r>
         <w:rPr/>
         <w:t>Pulsanti:</w:t>
@@ -4968,16 +8490,29 @@
           <w:ilvl w:val="0"/>
           <w:numId w:val="2"/>
         </w:numPr>
-      </w:pPr>
-      <w:r>
-        <w:rPr>
-          <w:b/>
+        <w:spacing w:after="60"/>
+      </w:pPr>
+      <w:r>
+        <w:rPr>
+          <w:b/>
+          <w:color w:val="1F4E79"/>
         </w:rPr>
         <w:t>Apply</w:t>
       </w:r>
       <w:r>
         <w:rPr/>
-        <w:t xml:space="preserve"> → applica i dati mantenendo i depositi già posizionati. I depositi che con i nuovi dati non stanno più nel pallet o si sovrappongono vengono rimossi e viene indicato quanti sono (“deposit(s) no longer fit with the new data and were removed”).</w:t>
+        <w:t xml:space="preserve"> </w:t>
+      </w:r>
+      <w:r>
+        <w:rPr>
+          <w:b/>
+          <w:color w:val="1F4E79"/>
+        </w:rPr>
+        <w:t>→</w:t>
+      </w:r>
+      <w:r>
+        <w:rPr/>
+        <w:t xml:space="preserve"> applica i dati mantenendo i depositi già posizionati. I depositi che con i nuovi dati non stanno più nel pallet o si sovrappongono vengono rimossi e viene indicato quanti sono (“deposit(s) no longer fit with the new data and were removed”).</w:t>
       </w:r>
     </w:p>
     <w:p>
@@ -4987,16 +8522,29 @@
           <w:ilvl w:val="0"/>
           <w:numId w:val="2"/>
         </w:numPr>
-      </w:pPr>
-      <w:r>
-        <w:rPr>
-          <w:b/>
+        <w:spacing w:after="60"/>
+      </w:pPr>
+      <w:r>
+        <w:rPr>
+          <w:b/>
+          <w:color w:val="1F4E79"/>
         </w:rPr>
         <w:t>Apply &amp; clear</w:t>
       </w:r>
       <w:r>
         <w:rPr/>
-        <w:t xml:space="preserve"> → applica i dati e svuota il pallet.</w:t>
+        <w:t xml:space="preserve"> </w:t>
+      </w:r>
+      <w:r>
+        <w:rPr>
+          <w:b/>
+          <w:color w:val="1F4E79"/>
+        </w:rPr>
+        <w:t>→</w:t>
+      </w:r>
+      <w:r>
+        <w:rPr/>
+        <w:t xml:space="preserve"> applica i dati e svuota il pallet.</w:t>
       </w:r>
     </w:p>
     <w:p>
@@ -5006,16 +8554,29 @@
           <w:ilvl w:val="0"/>
           <w:numId w:val="2"/>
         </w:numPr>
-      </w:pPr>
-      <w:r>
-        <w:rPr>
-          <w:b/>
+        <w:spacing w:after="60"/>
+      </w:pPr>
+      <w:r>
+        <w:rPr>
+          <w:b/>
+          <w:color w:val="1F4E79"/>
         </w:rPr>
         <w:t>Cancel</w:t>
       </w:r>
       <w:r>
         <w:rPr/>
-        <w:t xml:space="preserve"> → chiude la finestra senza modifiche.</w:t>
+        <w:t xml:space="preserve"> </w:t>
+      </w:r>
+      <w:r>
+        <w:rPr>
+          <w:b/>
+          <w:color w:val="1F4E79"/>
+        </w:rPr>
+        <w:t>→</w:t>
+      </w:r>
+      <w:r>
+        <w:rPr/>
+        <w:t xml:space="preserve"> chiude la finestra senza modifiche.</w:t>
       </w:r>
     </w:p>
     <w:p>
@@ -5028,11 +8589,16 @@
       <w:pPr>
         <w:pStyle w:val="Titolo2"/>
       </w:pPr>
+      <w:bookmarkStart w:id="9042" w:name="_Toc043"/>
       <w:r>
         <w:t>4.7 Browser FactoryTalk e controllo ActiveX</w:t>
       </w:r>
-    </w:p>
-    <w:p>
+      <w:bookmarkEnd w:id="9042"/>
+    </w:p>
+    <w:p>
+      <w:pPr>
+        <w:keepNext/>
+      </w:pPr>
       <w:r>
         <w:rPr/>
         <w:t>PalCompose può essere visualizzato nel display “777 - PalCompose” in due modi; la pagina e le funzioni sono identiche:</w:t>
@@ -5045,16 +8611,29 @@
           <w:ilvl w:val="0"/>
           <w:numId w:val="2"/>
         </w:numPr>
-      </w:pPr>
-      <w:r>
-        <w:rPr>
-          <w:b/>
+        <w:spacing w:after="60"/>
+      </w:pPr>
+      <w:r>
+        <w:rPr>
+          <w:b/>
+          <w:color w:val="1F4E79"/>
         </w:rPr>
         <w:t>Browser standard di FactoryTalk View (SEWebBrowser)</w:t>
       </w:r>
       <w:r>
         <w:rPr/>
-        <w:t xml:space="preserve"> → il VBA scrive i dati del PLC nel file RuntimeLayerData.js e legge il risultato dal file RuntimeData.csv scaricato nella cartella Download. Non richiede installazioni.</w:t>
+        <w:t xml:space="preserve"> </w:t>
+      </w:r>
+      <w:r>
+        <w:rPr>
+          <w:b/>
+          <w:color w:val="1F4E79"/>
+        </w:rPr>
+        <w:t>→</w:t>
+      </w:r>
+      <w:r>
+        <w:rPr/>
+        <w:t xml:space="preserve"> il VBA scrive i dati del PLC nel file RuntimeLayerData.js e legge il risultato dal file RuntimeData.csv scaricato nella cartella Download. Non richiede installazioni.</w:t>
       </w:r>
     </w:p>
     <w:p>
@@ -5064,16 +8643,29 @@
           <w:ilvl w:val="0"/>
           <w:numId w:val="2"/>
         </w:numPr>
-      </w:pPr>
-      <w:r>
-        <w:rPr>
-          <w:b/>
+        <w:spacing w:after="60"/>
+      </w:pPr>
+      <w:r>
+        <w:rPr>
+          <w:b/>
+          <w:color w:val="1F4E79"/>
         </w:rPr>
         <w:t>Controllo ActiveX PalCompose.Browser</w:t>
       </w:r>
       <w:r>
         <w:rPr/>
-        <w:t xml:space="preserve"> → i dati vengono passati direttamente tra VBA e pagina (proprietà PageData ed evento MessageReceived), senza file e senza cartella Download. Va installato su ogni PC HMI con ActiveX\install.bat (come amministratore) e, dopo ogni aggiornamento del controllo, va riavviato il Client FactoryTalk View.</w:t>
+        <w:t xml:space="preserve"> </w:t>
+      </w:r>
+      <w:r>
+        <w:rPr>
+          <w:b/>
+          <w:color w:val="1F4E79"/>
+        </w:rPr>
+        <w:t>→</w:t>
+      </w:r>
+      <w:r>
+        <w:rPr/>
+        <w:t xml:space="preserve"> i dati vengono passati direttamente tra VBA e pagina (proprietà PageData ed evento MessageReceived), senza file e senza cartella Download. Va installato su ogni PC HMI con ActiveX\install.bat (come amministratore) e, dopo ogni aggiornamento del controllo, va riavviato il Client FactoryTalk View.</w:t>
       </w:r>
     </w:p>
     <w:p>
@@ -5086,9 +8678,11 @@
       <w:pPr>
         <w:pStyle w:val="Titolo2"/>
       </w:pPr>
+      <w:bookmarkStart w:id="9043" w:name="_Toc044"/>
       <w:r>
         <w:t>4.8 Caricamento e messaggi</w:t>
       </w:r>
+      <w:bookmarkEnd w:id="9043"/>
     </w:p>
     <w:p>
       <w:pPr>
@@ -5097,16 +8691,29 @@
           <w:ilvl w:val="0"/>
           <w:numId w:val="2"/>
         </w:numPr>
-      </w:pPr>
-      <w:r>
-        <w:rPr>
-          <w:b/>
+        <w:spacing w:after="60"/>
+      </w:pPr>
+      <w:r>
+        <w:rPr>
+          <w:b/>
+          <w:color w:val="1F4E79"/>
         </w:rPr>
         <w:t>Rotellina di caricamento</w:t>
       </w:r>
       <w:r>
         <w:rPr/>
-        <w:t xml:space="preserve"> → compare durante l’apertura della vista 3D e il ritorno al 2D.</w:t>
+        <w:t xml:space="preserve"> </w:t>
+      </w:r>
+      <w:r>
+        <w:rPr>
+          <w:b/>
+          <w:color w:val="1F4E79"/>
+        </w:rPr>
+        <w:t>→</w:t>
+      </w:r>
+      <w:r>
+        <w:rPr/>
+        <w:t xml:space="preserve"> compare durante l’apertura della vista 3D e il ritorno al 2D.</w:t>
       </w:r>
     </w:p>
     <w:p>
@@ -5116,16 +8723,29 @@
           <w:ilvl w:val="0"/>
           <w:numId w:val="2"/>
         </w:numPr>
-      </w:pPr>
-      <w:r>
-        <w:rPr>
-          <w:b/>
+        <w:spacing w:after="60"/>
+      </w:pPr>
+      <w:r>
+        <w:rPr>
+          <w:b/>
+          <w:color w:val="1F4E79"/>
         </w:rPr>
         <w:t>No data received from the PLC</w:t>
       </w:r>
       <w:r>
         <w:rPr/>
-        <w:t xml:space="preserve"> → la pagina è stata aperta senza dati dal PLC (vedere Troubleshooting).</w:t>
+        <w:t xml:space="preserve"> </w:t>
+      </w:r>
+      <w:r>
+        <w:rPr>
+          <w:b/>
+          <w:color w:val="1F4E79"/>
+        </w:rPr>
+        <w:t>→</w:t>
+      </w:r>
+      <w:r>
+        <w:rPr/>
+        <w:t xml:space="preserve"> la pagina è stata aperta senza dati dal PLC (vedere Troubleshooting).</w:t>
       </w:r>
     </w:p>
     <w:p>
@@ -5135,16 +8755,29 @@
           <w:ilvl w:val="0"/>
           <w:numId w:val="2"/>
         </w:numPr>
-      </w:pPr>
-      <w:r>
-        <w:rPr>
-          <w:b/>
+        <w:spacing w:after="60"/>
+      </w:pPr>
+      <w:r>
+        <w:rPr>
+          <w:b/>
+          <w:color w:val="1F4E79"/>
         </w:rPr>
         <w:t>The PLC accepts at most 60 deposits per layer</w:t>
       </w:r>
       <w:r>
         <w:rPr/>
-        <w:t xml:space="preserve"> → la composizione supera il numero massimo di depositi gestiti dal PLC.</w:t>
+        <w:t xml:space="preserve"> </w:t>
+      </w:r>
+      <w:r>
+        <w:rPr>
+          <w:b/>
+          <w:color w:val="1F4E79"/>
+        </w:rPr>
+        <w:t>→</w:t>
+      </w:r>
+      <w:r>
+        <w:rPr/>
+        <w:t xml:space="preserve"> la composizione supera il numero massimo di depositi gestiti dal PLC.</w:t>
       </w:r>
     </w:p>
     <w:p>
@@ -5154,16 +8787,29 @@
           <w:ilvl w:val="0"/>
           <w:numId w:val="2"/>
         </w:numPr>
-      </w:pPr>
-      <w:r>
-        <w:rPr>
-          <w:b/>
+        <w:spacing w:after="60"/>
+      </w:pPr>
+      <w:r>
+        <w:rPr>
+          <w:b/>
+          <w:color w:val="1F4E79"/>
         </w:rPr>
         <w:t>Mirror not possible: boxes out of pallet or colliding</w:t>
       </w:r>
       <w:r>
         <w:rPr/>
-        <w:t xml:space="preserve"> → il layer specchiato richiesto al salvataggio avrebbe depositi fuori pallet o sovrapposti.</w:t>
+        <w:t xml:space="preserve"> </w:t>
+      </w:r>
+      <w:r>
+        <w:rPr>
+          <w:b/>
+          <w:color w:val="1F4E79"/>
+        </w:rPr>
+        <w:t>→</w:t>
+      </w:r>
+      <w:r>
+        <w:rPr/>
+        <w:t xml:space="preserve"> il layer specchiato richiesto al salvataggio avrebbe depositi fuori pallet o sovrapposti.</w:t>
       </w:r>
     </w:p>
     <w:p>
@@ -5173,44 +8819,59 @@
           <w:ilvl w:val="0"/>
           <w:numId w:val="2"/>
         </w:numPr>
-      </w:pPr>
-      <w:r>
-        <w:rPr>
-          <w:b/>
+        <w:spacing w:after="60"/>
+      </w:pPr>
+      <w:r>
+        <w:rPr>
+          <w:b/>
+          <w:color w:val="1F4E79"/>
         </w:rPr>
         <w:t>3D view error / File not found</w:t>
       </w:r>
       <w:r>
         <w:rPr/>
-        <w:t xml:space="preserve"> → la vista 3D non può essere caricata; il messaggio indica il file o l’errore.</w:t>
-      </w:r>
-    </w:p>
-    <w:p>
-      <w:r>
-        <w:br w:type="page"/>
+        <w:t xml:space="preserve"> </w:t>
+      </w:r>
+      <w:r>
+        <w:rPr>
+          <w:b/>
+          <w:color w:val="1F4E79"/>
+        </w:rPr>
+        <w:t>→</w:t>
+      </w:r>
+      <w:r>
+        <w:rPr/>
+        <w:t xml:space="preserve"> la vista 3D non può essere caricata; il messaggio indica il file o l’errore.</w:t>
       </w:r>
     </w:p>
     <w:p>
       <w:pPr>
         <w:pStyle w:val="Titolo1"/>
-      </w:pPr>
+        <w:pageBreakBefore/>
+      </w:pPr>
+      <w:bookmarkStart w:id="9044" w:name="_Toc045"/>
       <w:r>
         <w:t>5. Troubleshooting</w:t>
       </w:r>
-    </w:p>
-    <w:p>
+      <w:bookmarkEnd w:id="9044"/>
+    </w:p>
+    <w:p>
+      <w:r>
+        <w:rPr/>
+        <w:t>A volte i dati scritti nel formato non sono corretti; quindi, durante l’importazione dei dati potrebbero comparire degli errori. La finestra pop-up relativa agli errori di PalCompose è mostrata in Figura 30.</w:t>
+      </w:r>
       <w:r>
         <w:br/>
       </w:r>
       <w:r>
+        <w:rPr/>
+        <w:t>Se si preme Esci, si tornerà alla pagina precedente da cui è stato avviato il programma PalCompose.</w:t>
+      </w:r>
+      <w:r>
         <w:br/>
       </w:r>
       <w:r>
         <w:rPr/>
-        <w:t>A volte i dati scritti nel formato non sono corretti; quindi, durante l’importazione dei dati potrebbero comparire degli errori. La finestra pop-up relativa agli errori di PalCompose è mostrata in Figura 30.</w:t>
-        <w:br/>
-        <w:t>Se si preme Esci, si tornerà alla pagina precedente da cui è stato avviato il programma PalCompose.</w:t>
-        <w:br/>
         <w:t>Se si preme Continua, si accederà al software PalCompose, ma lo scenario visualizzato potrebbe non corrispondere a quello previsto.</w:t>
       </w:r>
     </w:p>
@@ -5218,12 +8879,24 @@
       <w:r>
         <w:rPr>
           <w:b/>
+          <w:color w:val="1F4E79"/>
         </w:rPr>
         <w:t>Codice Errore</w:t>
       </w:r>
       <w:r>
         <w:rPr/>
-        <w:t xml:space="preserve"> → cc - nn</w:t>
+        <w:t xml:space="preserve"> </w:t>
+      </w:r>
+      <w:r>
+        <w:rPr>
+          <w:b/>
+          <w:color w:val="1F4E79"/>
+        </w:rPr>
+        <w:t>→</w:t>
+      </w:r>
+      <w:r>
+        <w:rPr/>
+        <w:t xml:space="preserve"> cc - nn</w:t>
       </w:r>
     </w:p>
     <w:p>
@@ -5233,6 +8906,7 @@
           <w:ilvl w:val="0"/>
           <w:numId w:val="2"/>
         </w:numPr>
+        <w:spacing w:after="60"/>
       </w:pPr>
       <w:r>
         <w:rPr>
@@ -5248,10 +8922,12 @@
     <w:p>
       <w:pPr>
         <w:pStyle w:val="Paragrafoelenco"/>
+        <w:keepNext/>
         <w:numPr>
           <w:ilvl w:val="0"/>
           <w:numId w:val="2"/>
         </w:numPr>
+        <w:spacing w:after="60"/>
       </w:pPr>
       <w:r>
         <w:rPr>
@@ -5267,7 +8943,7 @@
     <w:p>
       <w:pPr>
         <w:keepNext/>
-        <w:spacing w:after="80" w:before="240"/>
+        <w:spacing w:before="240" w:after="120"/>
         <w:jc w:val="center"/>
       </w:pPr>
       <w:r>
@@ -5323,17 +8999,28 @@
       <w:pPr>
         <w:pStyle w:val="Titolo2"/>
       </w:pPr>
+      <w:bookmarkStart w:id="9045" w:name="_Toc046"/>
       <w:r>
         <w:t>5.1 CODICE ERRORE 1-00 / 2-00 / 3-00 / 4-00</w:t>
       </w:r>
-    </w:p>
-    <w:p>
-      <w:r>
-        <w:rPr/>
+      <w:bookmarkEnd w:id="9045"/>
+    </w:p>
+    <w:p>
+      <w:pPr>
+        <w:keepNext/>
+      </w:pPr>
+      <w:r>
+        <w:rPr>
+          <w:b/>
+        </w:rPr>
         <w:t>Testo:</w:t>
       </w:r>
     </w:p>
     <w:p>
+      <w:pPr>
+        <w:shd w:val="clear" w:color="auto" w:fill="F2F2F2"/>
+        <w:ind w:left="283"/>
+      </w:pPr>
       <w:r>
         <w:rPr>
           <w:i/>
@@ -5342,18 +9029,42 @@
       </w:r>
     </w:p>
     <w:p>
+      <w:pPr>
+        <w:pStyle w:val="Paragrafoelenco"/>
+        <w:numPr>
+          <w:ilvl w:val="0"/>
+          <w:numId w:val="2"/>
+        </w:numPr>
+        <w:spacing w:after="60"/>
+      </w:pPr>
       <w:r>
         <w:rPr/>
         <w:t>i = Numero righe sul Canale di Aspirazione A (fig.7)</w:t>
       </w:r>
     </w:p>
     <w:p>
+      <w:pPr>
+        <w:pStyle w:val="Paragrafoelenco"/>
+        <w:numPr>
+          <w:ilvl w:val="0"/>
+          <w:numId w:val="2"/>
+        </w:numPr>
+        <w:spacing w:after="60"/>
+      </w:pPr>
       <w:r>
         <w:rPr/>
         <w:t>j = Numero righe sul Canale di Aspirazione B (fig.7)</w:t>
       </w:r>
     </w:p>
     <w:p>
+      <w:pPr>
+        <w:pStyle w:val="Paragrafoelenco"/>
+        <w:numPr>
+          <w:ilvl w:val="0"/>
+          <w:numId w:val="2"/>
+        </w:numPr>
+        <w:spacing w:after="60"/>
+      </w:pPr>
       <w:r>
         <w:rPr/>
         <w:t>k = Numero casse in X – Numero casse in Y (fig.4)</w:t>
@@ -5367,8 +9078,14 @@
         <w:t>Causa</w:t>
       </w:r>
       <w:r>
-        <w:rPr/>
-        <w:t>: Il numero di righe del Canale A più il numero di righe del Canale B non corrisponde al numero di casse definito nella ricetta.</w:t>
+        <w:rPr>
+          <w:b/>
+        </w:rPr>
+        <w:t>:</w:t>
+      </w:r>
+      <w:r>
+        <w:rPr/>
+        <w:t xml:space="preserve"> Il numero di righe del Canale A più il numero di righe del Canale B non corrisponde al numero di casse definito nella ricetta.</w:t>
       </w:r>
     </w:p>
     <w:p>
@@ -5379,25 +9096,42 @@
         <w:t>Soluzione</w:t>
       </w:r>
       <w:r>
-        <w:rPr/>
-        <w:t>: Premere il pulsante Esci e correggere i dati delle dimensioni.</w:t>
+        <w:rPr>
+          <w:b/>
+        </w:rPr>
+        <w:t>:</w:t>
+      </w:r>
+      <w:r>
+        <w:rPr/>
+        <w:t xml:space="preserve"> Premere il pulsante Esci e correggere i dati delle dimensioni.</w:t>
       </w:r>
     </w:p>
     <w:p>
       <w:pPr>
         <w:pStyle w:val="Titolo2"/>
       </w:pPr>
+      <w:bookmarkStart w:id="9046" w:name="_Toc047"/>
       <w:r>
         <w:t>5.2 CODICE ERRORE 11-00</w:t>
       </w:r>
-    </w:p>
-    <w:p>
-      <w:r>
-        <w:rPr/>
+      <w:bookmarkEnd w:id="9046"/>
+    </w:p>
+    <w:p>
+      <w:pPr>
+        <w:keepNext/>
+      </w:pPr>
+      <w:r>
+        <w:rPr>
+          <w:b/>
+        </w:rPr>
         <w:t>Testo:</w:t>
       </w:r>
     </w:p>
     <w:p>
+      <w:pPr>
+        <w:shd w:val="clear" w:color="auto" w:fill="F2F2F2"/>
+        <w:ind w:left="283"/>
+      </w:pPr>
       <w:r>
         <w:rPr>
           <w:i/>
@@ -5413,8 +9147,14 @@
         <w:t>Causa</w:t>
       </w:r>
       <w:r>
-        <w:rPr/>
-        <w:t>: La coordinata X del deposito A è inferiore al valore minimo consentito.</w:t>
+        <w:rPr>
+          <w:b/>
+        </w:rPr>
+        <w:t>:</w:t>
+      </w:r>
+      <w:r>
+        <w:rPr/>
+        <w:t xml:space="preserve"> La coordinata X del deposito A è inferiore al valore minimo consentito.</w:t>
       </w:r>
     </w:p>
     <w:p>
@@ -5425,25 +9165,42 @@
         <w:t>Soluzione</w:t>
       </w:r>
       <w:r>
-        <w:rPr/>
-        <w:t>: Premere il pulsante Esci e modificare la coordinata X &gt; 60.</w:t>
+        <w:rPr>
+          <w:b/>
+        </w:rPr>
+        <w:t>:</w:t>
+      </w:r>
+      <w:r>
+        <w:rPr/>
+        <w:t xml:space="preserve"> Premere il pulsante Esci e modificare la coordinata X &gt; 60.</w:t>
       </w:r>
     </w:p>
     <w:p>
       <w:pPr>
         <w:pStyle w:val="Titolo2"/>
       </w:pPr>
+      <w:bookmarkStart w:id="9047" w:name="_Toc048"/>
       <w:r>
         <w:t>5.3 CODICE ERRORE 12-00</w:t>
       </w:r>
-    </w:p>
-    <w:p>
-      <w:r>
-        <w:rPr/>
+      <w:bookmarkEnd w:id="9047"/>
+    </w:p>
+    <w:p>
+      <w:pPr>
+        <w:keepNext/>
+      </w:pPr>
+      <w:r>
+        <w:rPr>
+          <w:b/>
+        </w:rPr>
         <w:t>Testo:</w:t>
       </w:r>
     </w:p>
     <w:p>
+      <w:pPr>
+        <w:shd w:val="clear" w:color="auto" w:fill="F2F2F2"/>
+        <w:ind w:left="283"/>
+      </w:pPr>
       <w:r>
         <w:rPr>
           <w:i/>
@@ -5459,8 +9216,14 @@
         <w:t>Causa</w:t>
       </w:r>
       <w:r>
-        <w:rPr/>
-        <w:t>: La coordinata Y del deposito A è inferiore al valore minimo consentito.</w:t>
+        <w:rPr>
+          <w:b/>
+        </w:rPr>
+        <w:t>:</w:t>
+      </w:r>
+      <w:r>
+        <w:rPr/>
+        <w:t xml:space="preserve"> La coordinata Y del deposito A è inferiore al valore minimo consentito.</w:t>
       </w:r>
     </w:p>
     <w:p>
@@ -5471,25 +9234,42 @@
         <w:t>Soluzione</w:t>
       </w:r>
       <w:r>
-        <w:rPr/>
-        <w:t>: Premere il pulsante Esci e modificare la coordinata Y &gt; 60.</w:t>
+        <w:rPr>
+          <w:b/>
+        </w:rPr>
+        <w:t>:</w:t>
+      </w:r>
+      <w:r>
+        <w:rPr/>
+        <w:t xml:space="preserve"> Premere il pulsante Esci e modificare la coordinata Y &gt; 60.</w:t>
       </w:r>
     </w:p>
     <w:p>
       <w:pPr>
         <w:pStyle w:val="Titolo2"/>
       </w:pPr>
+      <w:bookmarkStart w:id="9048" w:name="_Toc049"/>
       <w:r>
         <w:t>5.4 CODICE ERRORE 13-00</w:t>
       </w:r>
-    </w:p>
-    <w:p>
-      <w:r>
-        <w:rPr/>
+      <w:bookmarkEnd w:id="9048"/>
+    </w:p>
+    <w:p>
+      <w:pPr>
+        <w:keepNext/>
+      </w:pPr>
+      <w:r>
+        <w:rPr>
+          <w:b/>
+        </w:rPr>
         <w:t>Testo:</w:t>
       </w:r>
     </w:p>
     <w:p>
+      <w:pPr>
+        <w:shd w:val="clear" w:color="auto" w:fill="F2F2F2"/>
+        <w:ind w:left="283"/>
+      </w:pPr>
       <w:r>
         <w:rPr>
           <w:i/>
@@ -5505,8 +9285,14 @@
         <w:t>Causa</w:t>
       </w:r>
       <w:r>
-        <w:rPr/>
-        <w:t>: La coordinata X del deposito B è inferiore al valore minimo consentito.</w:t>
+        <w:rPr>
+          <w:b/>
+        </w:rPr>
+        <w:t>:</w:t>
+      </w:r>
+      <w:r>
+        <w:rPr/>
+        <w:t xml:space="preserve"> La coordinata X del deposito B è inferiore al valore minimo consentito.</w:t>
       </w:r>
     </w:p>
     <w:p>
@@ -5517,25 +9303,42 @@
         <w:t>Soluzione</w:t>
       </w:r>
       <w:r>
-        <w:rPr/>
-        <w:t>: Premere il pulsante Esci e modificare la coordinata X &gt; 60.</w:t>
+        <w:rPr>
+          <w:b/>
+        </w:rPr>
+        <w:t>:</w:t>
+      </w:r>
+      <w:r>
+        <w:rPr/>
+        <w:t xml:space="preserve"> Premere il pulsante Esci e modificare la coordinata X &gt; 60.</w:t>
       </w:r>
     </w:p>
     <w:p>
       <w:pPr>
         <w:pStyle w:val="Titolo2"/>
       </w:pPr>
+      <w:bookmarkStart w:id="9049" w:name="_Toc050"/>
       <w:r>
         <w:t>5.5 CODICE ERRORE 14-00</w:t>
       </w:r>
-    </w:p>
-    <w:p>
-      <w:r>
-        <w:rPr/>
+      <w:bookmarkEnd w:id="9049"/>
+    </w:p>
+    <w:p>
+      <w:pPr>
+        <w:keepNext/>
+      </w:pPr>
+      <w:r>
+        <w:rPr>
+          <w:b/>
+        </w:rPr>
         <w:t>Testo:</w:t>
       </w:r>
     </w:p>
     <w:p>
+      <w:pPr>
+        <w:shd w:val="clear" w:color="auto" w:fill="F2F2F2"/>
+        <w:ind w:left="283"/>
+      </w:pPr>
       <w:r>
         <w:rPr>
           <w:i/>
@@ -5581,17 +9384,28 @@
       <w:pPr>
         <w:pStyle w:val="Titolo2"/>
       </w:pPr>
+      <w:bookmarkStart w:id="9050" w:name="_Toc051"/>
       <w:r>
         <w:t>5.6 CODICE ERRORE 15-00</w:t>
       </w:r>
-    </w:p>
-    <w:p>
-      <w:r>
-        <w:rPr/>
+      <w:bookmarkEnd w:id="9050"/>
+    </w:p>
+    <w:p>
+      <w:pPr>
+        <w:keepNext/>
+      </w:pPr>
+      <w:r>
+        <w:rPr>
+          <w:b/>
+        </w:rPr>
         <w:t>Testo:</w:t>
       </w:r>
     </w:p>
     <w:p>
+      <w:pPr>
+        <w:shd w:val="clear" w:color="auto" w:fill="F2F2F2"/>
+        <w:ind w:left="283"/>
+      </w:pPr>
       <w:r>
         <w:rPr>
           <w:i/>
@@ -5637,17 +9451,28 @@
       <w:pPr>
         <w:pStyle w:val="Titolo2"/>
       </w:pPr>
+      <w:bookmarkStart w:id="9051" w:name="_Toc052"/>
       <w:r>
         <w:t>5.7 CODICE ERRORE 16-00</w:t>
       </w:r>
-    </w:p>
-    <w:p>
-      <w:r>
-        <w:rPr/>
+      <w:bookmarkEnd w:id="9051"/>
+    </w:p>
+    <w:p>
+      <w:pPr>
+        <w:keepNext/>
+      </w:pPr>
+      <w:r>
+        <w:rPr>
+          <w:b/>
+        </w:rPr>
         <w:t>Testo:</w:t>
       </w:r>
     </w:p>
     <w:p>
+      <w:pPr>
+        <w:shd w:val="clear" w:color="auto" w:fill="F2F2F2"/>
+        <w:ind w:left="283"/>
+      </w:pPr>
       <w:r>
         <w:rPr>
           <w:i/>
@@ -5693,17 +9518,28 @@
       <w:pPr>
         <w:pStyle w:val="Titolo2"/>
       </w:pPr>
+      <w:bookmarkStart w:id="9052" w:name="_Toc053"/>
       <w:r>
         <w:t>5.8 CODICE ERRORE 21-nn (nn = numero del deposito 1…63)</w:t>
       </w:r>
-    </w:p>
-    <w:p>
-      <w:r>
-        <w:rPr/>
+      <w:bookmarkEnd w:id="9052"/>
+    </w:p>
+    <w:p>
+      <w:pPr>
+        <w:keepNext/>
+      </w:pPr>
+      <w:r>
+        <w:rPr>
+          <w:b/>
+        </w:rPr>
         <w:t>Testo:</w:t>
       </w:r>
     </w:p>
     <w:p>
+      <w:pPr>
+        <w:shd w:val="clear" w:color="auto" w:fill="F2F2F2"/>
+        <w:ind w:left="283"/>
+      </w:pPr>
       <w:r>
         <w:rPr>
           <w:i/>
@@ -5759,17 +9595,28 @@
       <w:pPr>
         <w:pStyle w:val="Titolo2"/>
       </w:pPr>
+      <w:bookmarkStart w:id="9053" w:name="_Toc054"/>
       <w:r>
         <w:t>5.9 CODICE ERRORE 22-nn (nn = numero del deposito 1…63)</w:t>
       </w:r>
-    </w:p>
-    <w:p>
-      <w:r>
-        <w:rPr/>
+      <w:bookmarkEnd w:id="9053"/>
+    </w:p>
+    <w:p>
+      <w:pPr>
+        <w:keepNext/>
+      </w:pPr>
+      <w:r>
+        <w:rPr>
+          <w:b/>
+        </w:rPr>
         <w:t>Testo:</w:t>
       </w:r>
     </w:p>
     <w:p>
+      <w:pPr>
+        <w:shd w:val="clear" w:color="auto" w:fill="F2F2F2"/>
+        <w:ind w:left="283"/>
+      </w:pPr>
       <w:r>
         <w:rPr>
           <w:i/>
@@ -5782,7 +9629,13 @@
         <w:rPr>
           <w:b/>
         </w:rPr>
-        <w:t xml:space="preserve">Causa: </w:t>
+        <w:t>Causa:</w:t>
+      </w:r>
+      <w:r>
+        <w:rPr>
+          <w:b/>
+        </w:rPr>
+        <w:t xml:space="preserve"> </w:t>
       </w:r>
       <w:r>
         <w:rPr/>
@@ -5794,7 +9647,13 @@
         <w:rPr>
           <w:b/>
         </w:rPr>
-        <w:t xml:space="preserve">Soluzione: </w:t>
+        <w:t>Soluzione:</w:t>
+      </w:r>
+      <w:r>
+        <w:rPr>
+          <w:b/>
+        </w:rPr>
+        <w:t xml:space="preserve"> </w:t>
       </w:r>
       <w:r>
         <w:rPr/>
@@ -5805,17 +9664,28 @@
       <w:pPr>
         <w:pStyle w:val="Titolo2"/>
       </w:pPr>
+      <w:bookmarkStart w:id="9054" w:name="_Toc055"/>
       <w:r>
         <w:t>5.10 CODICE ERRORE 23-nn (nn = numero del deposito 1…63)</w:t>
       </w:r>
-    </w:p>
-    <w:p>
-      <w:r>
-        <w:rPr/>
+      <w:bookmarkEnd w:id="9054"/>
+    </w:p>
+    <w:p>
+      <w:pPr>
+        <w:keepNext/>
+      </w:pPr>
+      <w:r>
+        <w:rPr>
+          <w:b/>
+        </w:rPr>
         <w:t>Testo:</w:t>
       </w:r>
     </w:p>
     <w:p>
+      <w:pPr>
+        <w:shd w:val="clear" w:color="auto" w:fill="F2F2F2"/>
+        <w:ind w:left="283"/>
+      </w:pPr>
       <w:r>
         <w:rPr>
           <w:i/>
@@ -5851,17 +9721,28 @@
       <w:pPr>
         <w:pStyle w:val="Titolo2"/>
       </w:pPr>
+      <w:bookmarkStart w:id="9055" w:name="_Toc056"/>
       <w:r>
         <w:t>5.11 CODICE ERRORE 24-nn (nn = numero del deposito 1…63)</w:t>
       </w:r>
-    </w:p>
-    <w:p>
-      <w:r>
-        <w:rPr/>
+      <w:bookmarkEnd w:id="9055"/>
+    </w:p>
+    <w:p>
+      <w:pPr>
+        <w:keepNext/>
+      </w:pPr>
+      <w:r>
+        <w:rPr>
+          <w:b/>
+        </w:rPr>
         <w:t>Testo:</w:t>
       </w:r>
     </w:p>
     <w:p>
+      <w:pPr>
+        <w:shd w:val="clear" w:color="auto" w:fill="F2F2F2"/>
+        <w:ind w:left="283"/>
+      </w:pPr>
       <w:r>
         <w:rPr>
           <w:i/>
@@ -5907,17 +9788,28 @@
       <w:pPr>
         <w:pStyle w:val="Titolo2"/>
       </w:pPr>
+      <w:bookmarkStart w:id="9056" w:name="_Toc057"/>
       <w:r>
         <w:t>5.12 CODICE ERRORE 25-nn (nn = numero del deposito 1…63)</w:t>
       </w:r>
-    </w:p>
-    <w:p>
-      <w:r>
-        <w:rPr/>
+      <w:bookmarkEnd w:id="9056"/>
+    </w:p>
+    <w:p>
+      <w:pPr>
+        <w:keepNext/>
+      </w:pPr>
+      <w:r>
+        <w:rPr>
+          <w:b/>
+        </w:rPr>
         <w:t>Testo:</w:t>
       </w:r>
     </w:p>
     <w:p>
+      <w:pPr>
+        <w:shd w:val="clear" w:color="auto" w:fill="F2F2F2"/>
+        <w:ind w:left="283"/>
+      </w:pPr>
       <w:r>
         <w:rPr>
           <w:i/>
@@ -5963,17 +9855,28 @@
       <w:pPr>
         <w:pStyle w:val="Titolo2"/>
       </w:pPr>
+      <w:bookmarkStart w:id="9057" w:name="_Toc058"/>
       <w:r>
         <w:t>5.13 CODICE ERRORE 26-nn (nn = numero del deposito 1…63)</w:t>
       </w:r>
-    </w:p>
-    <w:p>
-      <w:r>
-        <w:rPr/>
+      <w:bookmarkEnd w:id="9057"/>
+    </w:p>
+    <w:p>
+      <w:pPr>
+        <w:keepNext/>
+      </w:pPr>
+      <w:r>
+        <w:rPr>
+          <w:b/>
+        </w:rPr>
         <w:t>Testo:</w:t>
       </w:r>
     </w:p>
     <w:p>
+      <w:pPr>
+        <w:shd w:val="clear" w:color="auto" w:fill="F2F2F2"/>
+        <w:ind w:left="283"/>
+      </w:pPr>
       <w:r>
         <w:rPr>
           <w:i/>
@@ -6019,13 +9922,28 @@
       <w:pPr>
         <w:pStyle w:val="Titolo2"/>
       </w:pPr>
+      <w:bookmarkStart w:id="9058" w:name="_Toc059"/>
       <w:r>
         <w:t>5.14 CODICE ERRORE 27-nn (nn = numero del deposito 1…63)</w:t>
-        <w:br/>
+      </w:r>
+      <w:bookmarkEnd w:id="9058"/>
+    </w:p>
+    <w:p>
+      <w:pPr>
+        <w:keepNext/>
+      </w:pPr>
+      <w:r>
+        <w:rPr>
+          <w:b/>
+        </w:rPr>
         <w:t>Testo:</w:t>
       </w:r>
     </w:p>
     <w:p>
+      <w:pPr>
+        <w:shd w:val="clear" w:color="auto" w:fill="F2F2F2"/>
+        <w:ind w:left="283"/>
+      </w:pPr>
       <w:r>
         <w:rPr>
           <w:i/>
@@ -6071,9 +9989,11 @@
       <w:pPr>
         <w:pStyle w:val="Titolo2"/>
       </w:pPr>
+      <w:bookmarkStart w:id="9059" w:name="_Toc060"/>
       <w:r>
         <w:t>5.15 NESSUN DATO DAL PLC (codice errore 0)</w:t>
       </w:r>
+      <w:bookmarkEnd w:id="9059"/>
     </w:p>
     <w:p>
       <w:r>
@@ -6115,9 +10035,11 @@
       <w:pPr>
         <w:pStyle w:val="Titolo2"/>
       </w:pPr>
+      <w:bookmarkStart w:id="9060" w:name="_Toc061"/>
       <w:r>
         <w:t>5.16 PIÙ DI 60 DEPOSITI</w:t>
       </w:r>
+      <w:bookmarkEnd w:id="9060"/>
     </w:p>
     <w:p>
       <w:r>
@@ -6159,9 +10081,11 @@
       <w:pPr>
         <w:pStyle w:val="Titolo2"/>
       </w:pPr>
+      <w:bookmarkStart w:id="9061" w:name="_Toc062"/>
       <w:r>
         <w:t>5.17 DEPOSITI RIMOSSI DOPO APPLY (modalità tecnico)</w:t>
       </w:r>
+      <w:bookmarkEnd w:id="9061"/>
     </w:p>
     <w:p>
       <w:r>
@@ -6203,9 +10127,11 @@
       <w:pPr>
         <w:pStyle w:val="Titolo2"/>
       </w:pPr>
+      <w:bookmarkStart w:id="9062" w:name="_Toc063"/>
       <w:r>
         <w:t>5.18 ERRORI DELLA VISTA 3D</w:t>
       </w:r>
+      <w:bookmarkEnd w:id="9062"/>
     </w:p>
     <w:p>
       <w:r>
